--- a/5 - Blazor (razor) .docx
+++ b/5 - Blazor (razor) .docx
@@ -1,6 +1,6 @@
 
 <file path=word/document.xml><?xml version="1.0" encoding="utf-8"?>
-<w:document xmlns:wpc="http://schemas.microsoft.com/office/word/2010/wordprocessingCanvas" xmlns:cx="http://schemas.microsoft.com/office/drawing/2014/chartex" xmlns:cx1="http://schemas.microsoft.com/office/drawing/2015/9/8/chartex" xmlns:cx2="http://schemas.microsoft.com/office/drawing/2015/10/21/chartex" xmlns:cx3="http://schemas.microsoft.com/office/drawing/2016/5/9/chartex" xmlns:cx4="http://schemas.microsoft.com/office/drawing/2016/5/10/chartex" xmlns:cx5="http://schemas.microsoft.com/office/drawing/2016/5/11/chartex" xmlns:cx6="http://schemas.microsoft.com/office/drawing/2016/5/12/chartex" xmlns:cx7="http://schemas.microsoft.com/office/drawing/2016/5/13/chartex" xmlns:cx8="http://schemas.microsoft.com/office/drawing/2016/5/14/chartex" xmlns:mc="http://schemas.openxmlformats.org/markup-compatibility/2006" xmlns:aink="http://schemas.microsoft.com/office/drawing/2016/ink" xmlns:am3d="http://schemas.microsoft.com/office/drawing/2017/model3d" xmlns:o="urn:schemas-microsoft-com:office:office" xmlns:oel="http://schemas.microsoft.com/office/2019/extlst" xmlns:r="http://schemas.openxmlformats.org/officeDocument/2006/relationships" xmlns:m="http://schemas.openxmlformats.org/officeDocument/2006/math" xmlns:v="urn:schemas-microsoft-com:vml" xmlns:wp14="http://schemas.microsoft.com/office/word/2010/wordprocessingDrawing" xmlns:wp="http://schemas.openxmlformats.org/drawingml/2006/wordprocessingDrawing" xmlns:w10="urn:schemas-microsoft-com:office:word" xmlns:w="http://schemas.openxmlformats.org/wordprocessingml/2006/main" xmlns:w14="http://schemas.microsoft.com/office/word/2010/wordml" xmlns:w15="http://schemas.microsoft.com/office/word/2012/wordml" xmlns:w16cex="http://schemas.microsoft.com/office/word/2018/wordml/cex" xmlns:w16cid="http://schemas.microsoft.com/office/word/2016/wordml/cid" xmlns:w16="http://schemas.microsoft.com/office/word/2018/wordml" xmlns:w16du="http://schemas.microsoft.com/office/word/2023/wordml/word16du" xmlns:w16sdtdh="http://schemas.microsoft.com/office/word/2020/wordml/sdtdatahash" xmlns:w16sdtfl="http://schemas.microsoft.com/office/word/2024/wordml/sdtformatlock" xmlns:w16se="http://schemas.microsoft.com/office/word/2015/wordml/symex" xmlns:wpg="http://schemas.microsoft.com/office/word/2010/wordprocessingGroup" xmlns:wpi="http://schemas.microsoft.com/office/word/2010/wordprocessingInk" xmlns:wne="http://schemas.microsoft.com/office/word/2006/wordml" xmlns:wps="http://schemas.microsoft.com/office/word/2010/wordprocessingShape" mc:Ignorable="w14 w15 w16se w16cid w16 w16cex w16sdtdh w16sdtfl w16du wp14">
+<w:document xmlns:wpc="http://schemas.microsoft.com/office/word/2010/wordprocessingCanvas" xmlns:cx="http://schemas.microsoft.com/office/drawing/2014/chartex" xmlns:cx1="http://schemas.microsoft.com/office/drawing/2015/9/8/chartex" xmlns:cx2="http://schemas.microsoft.com/office/drawing/2015/10/21/chartex" xmlns:cx3="http://schemas.microsoft.com/office/drawing/2016/5/9/chartex" xmlns:cx4="http://schemas.microsoft.com/office/drawing/2016/5/10/chartex" xmlns:cx5="http://schemas.microsoft.com/office/drawing/2016/5/11/chartex" xmlns:cx6="http://schemas.microsoft.com/office/drawing/2016/5/12/chartex" xmlns:cx7="http://schemas.microsoft.com/office/drawing/2016/5/13/chartex" xmlns:cx8="http://schemas.microsoft.com/office/drawing/2016/5/14/chartex" xmlns:mc="http://schemas.openxmlformats.org/markup-compatibility/2006" xmlns:aink="http://schemas.microsoft.com/office/drawing/2016/ink" xmlns:am3d="http://schemas.microsoft.com/office/drawing/2017/model3d" xmlns:o="urn:schemas-microsoft-com:office:office" xmlns:oel="http://schemas.microsoft.com/office/2019/extlst" xmlns:r="http://schemas.openxmlformats.org/officeDocument/2006/relationships" xmlns:m="http://schemas.openxmlformats.org/officeDocument/2006/math" xmlns:v="urn:schemas-microsoft-com:vml" xmlns:wp14="http://schemas.microsoft.com/office/word/2010/wordprocessingDrawing" xmlns:wp="http://schemas.openxmlformats.org/drawingml/2006/wordprocessingDrawing" xmlns:w10="urn:schemas-microsoft-com:office:word" xmlns:w="http://schemas.openxmlformats.org/wordprocessingml/2006/main" xmlns:w14="http://schemas.microsoft.com/office/word/2010/wordml" xmlns:w15="http://schemas.microsoft.com/office/word/2012/wordml" xmlns:w16cei="http://schemas.microsoft.com/office/word/2026/wordml/cei" xmlns:w16cex="http://schemas.microsoft.com/office/word/2018/wordml/cex" xmlns:w16cid="http://schemas.microsoft.com/office/word/2016/wordml/cid" xmlns:w16="http://schemas.microsoft.com/office/word/2018/wordml" xmlns:w16du="http://schemas.microsoft.com/office/word/2023/wordml/word16du" xmlns:w16sdtdh="http://schemas.microsoft.com/office/word/2020/wordml/sdtdatahash" xmlns:w16sdtfl="http://schemas.microsoft.com/office/word/2024/wordml/sdtformatlock" xmlns:w16se="http://schemas.microsoft.com/office/word/2015/wordml/symex" xmlns:wpg="http://schemas.microsoft.com/office/word/2010/wordprocessingGroup" xmlns:wpi="http://schemas.microsoft.com/office/word/2010/wordprocessingInk" xmlns:wne="http://schemas.microsoft.com/office/word/2006/wordml" xmlns:wps="http://schemas.microsoft.com/office/word/2010/wordprocessingShape" mc:Ignorable="w14 w15 w16se w16cid w16 w16cex w16sdtdh w16sdtfl w16du wp14">
   <w:body>
     <w:p>
       <w:pPr>
@@ -326,13 +326,7 @@
     </w:p>
     <w:p>
       <w:r>
-        <w:t>Can we show it?</w:t>
-      </w:r>
-      <w:r>
-        <w:t xml:space="preserve"> </w:t>
-      </w:r>
-      <w:r>
-        <w:t>Yes.</w:t>
+        <w:t>Can we show it? Yes.</w:t>
       </w:r>
     </w:p>
     <w:p>
@@ -609,31 +603,7 @@
         <w:t>u</w:t>
       </w:r>
       <w:r>
-        <w:t>pdates</w:t>
-      </w:r>
-      <w:r>
-        <w:t xml:space="preserve"> </w:t>
-      </w:r>
-      <w:r>
-        <w:t>name</w:t>
-      </w:r>
-      <w:r>
-        <w:t xml:space="preserve"> a</w:t>
-      </w:r>
-      <w:r>
-        <w:t>utomatically.</w:t>
-      </w:r>
-      <w:r>
-        <w:t xml:space="preserve"> </w:t>
-      </w:r>
-      <w:r>
-        <w:t>No event listeners.</w:t>
-      </w:r>
-      <w:r>
-        <w:t xml:space="preserve"> </w:t>
-      </w:r>
-      <w:r>
-        <w:t>Nothing.</w:t>
+        <w:t>pdates name automatically. No event listeners. Nothing.</w:t>
       </w:r>
     </w:p>
     <w:p>
@@ -754,7 +724,19 @@
       </w:r>
     </w:p>
     <w:p>
-      <w:r>
+      <w:pPr>
+        <w:rPr>
+          <w:b/>
+          <w:bCs/>
+          <w:color w:val="EE0000"/>
+        </w:rPr>
+      </w:pPr>
+      <w:r>
+        <w:rPr>
+          <w:b/>
+          <w:bCs/>
+          <w:color w:val="EE0000"/>
+        </w:rPr>
         <w:t>This is where HTTP usually happens.</w:t>
       </w:r>
     </w:p>
@@ -2545,29 +2527,7 @@
           <w:szCs w:val="28"/>
           <w:u w:val="single"/>
         </w:rPr>
-        <w:t xml:space="preserve">So, </w:t>
-      </w:r>
-      <w:r>
-        <w:rPr>
-          <w:b/>
-          <w:bCs/>
-          <w:color w:val="EE0000"/>
-          <w:sz w:val="28"/>
-          <w:szCs w:val="28"/>
-          <w:u w:val="single"/>
-        </w:rPr>
-        <w:t>Blazor is event-based (</w:t>
-      </w:r>
-      <w:r>
-        <w:rPr>
-          <w:b/>
-          <w:bCs/>
-          <w:color w:val="EE0000"/>
-          <w:sz w:val="28"/>
-          <w:szCs w:val="28"/>
-          <w:u w:val="single"/>
-        </w:rPr>
-        <w:t xml:space="preserve">even </w:t>
+        <w:t xml:space="preserve">So, Blazor is event-based (even </w:t>
       </w:r>
       <w:r>
         <w:rPr>
@@ -2664,7 +2624,7 @@
 </file>
 
 <file path=word/numbering.xml><?xml version="1.0" encoding="utf-8"?>
-<w:numbering xmlns:wpc="http://schemas.microsoft.com/office/word/2010/wordprocessingCanvas" xmlns:cx="http://schemas.microsoft.com/office/drawing/2014/chartex" xmlns:cx1="http://schemas.microsoft.com/office/drawing/2015/9/8/chartex" xmlns:cx2="http://schemas.microsoft.com/office/drawing/2015/10/21/chartex" xmlns:cx3="http://schemas.microsoft.com/office/drawing/2016/5/9/chartex" xmlns:cx4="http://schemas.microsoft.com/office/drawing/2016/5/10/chartex" xmlns:cx5="http://schemas.microsoft.com/office/drawing/2016/5/11/chartex" xmlns:cx6="http://schemas.microsoft.com/office/drawing/2016/5/12/chartex" xmlns:cx7="http://schemas.microsoft.com/office/drawing/2016/5/13/chartex" xmlns:cx8="http://schemas.microsoft.com/office/drawing/2016/5/14/chartex" xmlns:mc="http://schemas.openxmlformats.org/markup-compatibility/2006" xmlns:aink="http://schemas.microsoft.com/office/drawing/2016/ink" xmlns:am3d="http://schemas.microsoft.com/office/drawing/2017/model3d" xmlns:o="urn:schemas-microsoft-com:office:office" xmlns:oel="http://schemas.microsoft.com/office/2019/extlst" xmlns:r="http://schemas.openxmlformats.org/officeDocument/2006/relationships" xmlns:m="http://schemas.openxmlformats.org/officeDocument/2006/math" xmlns:v="urn:schemas-microsoft-com:vml" xmlns:wp14="http://schemas.microsoft.com/office/word/2010/wordprocessingDrawing" xmlns:wp="http://schemas.openxmlformats.org/drawingml/2006/wordprocessingDrawing" xmlns:w10="urn:schemas-microsoft-com:office:word" xmlns:w="http://schemas.openxmlformats.org/wordprocessingml/2006/main" xmlns:w14="http://schemas.microsoft.com/office/word/2010/wordml" xmlns:w15="http://schemas.microsoft.com/office/word/2012/wordml" xmlns:w16cex="http://schemas.microsoft.com/office/word/2018/wordml/cex" xmlns:w16cid="http://schemas.microsoft.com/office/word/2016/wordml/cid" xmlns:w16="http://schemas.microsoft.com/office/word/2018/wordml" xmlns:w16du="http://schemas.microsoft.com/office/word/2023/wordml/word16du" xmlns:w16sdtdh="http://schemas.microsoft.com/office/word/2020/wordml/sdtdatahash" xmlns:w16sdtfl="http://schemas.microsoft.com/office/word/2024/wordml/sdtformatlock" xmlns:w16se="http://schemas.microsoft.com/office/word/2015/wordml/symex" xmlns:wpg="http://schemas.microsoft.com/office/word/2010/wordprocessingGroup" xmlns:wpi="http://schemas.microsoft.com/office/word/2010/wordprocessingInk" xmlns:wne="http://schemas.microsoft.com/office/word/2006/wordml" xmlns:wps="http://schemas.microsoft.com/office/word/2010/wordprocessingShape" mc:Ignorable="w14 w15 w16se w16cid w16 w16cex w16sdtdh w16sdtfl w16du wp14">
+<w:numbering xmlns:wpc="http://schemas.microsoft.com/office/word/2010/wordprocessingCanvas" xmlns:cx="http://schemas.microsoft.com/office/drawing/2014/chartex" xmlns:cx1="http://schemas.microsoft.com/office/drawing/2015/9/8/chartex" xmlns:cx2="http://schemas.microsoft.com/office/drawing/2015/10/21/chartex" xmlns:cx3="http://schemas.microsoft.com/office/drawing/2016/5/9/chartex" xmlns:cx4="http://schemas.microsoft.com/office/drawing/2016/5/10/chartex" xmlns:cx5="http://schemas.microsoft.com/office/drawing/2016/5/11/chartex" xmlns:cx6="http://schemas.microsoft.com/office/drawing/2016/5/12/chartex" xmlns:cx7="http://schemas.microsoft.com/office/drawing/2016/5/13/chartex" xmlns:cx8="http://schemas.microsoft.com/office/drawing/2016/5/14/chartex" xmlns:mc="http://schemas.openxmlformats.org/markup-compatibility/2006" xmlns:aink="http://schemas.microsoft.com/office/drawing/2016/ink" xmlns:am3d="http://schemas.microsoft.com/office/drawing/2017/model3d" xmlns:o="urn:schemas-microsoft-com:office:office" xmlns:oel="http://schemas.microsoft.com/office/2019/extlst" xmlns:r="http://schemas.openxmlformats.org/officeDocument/2006/relationships" xmlns:m="http://schemas.openxmlformats.org/officeDocument/2006/math" xmlns:v="urn:schemas-microsoft-com:vml" xmlns:wp14="http://schemas.microsoft.com/office/word/2010/wordprocessingDrawing" xmlns:wp="http://schemas.openxmlformats.org/drawingml/2006/wordprocessingDrawing" xmlns:w10="urn:schemas-microsoft-com:office:word" xmlns:w="http://schemas.openxmlformats.org/wordprocessingml/2006/main" xmlns:w14="http://schemas.microsoft.com/office/word/2010/wordml" xmlns:w15="http://schemas.microsoft.com/office/word/2012/wordml" xmlns:w16cei="http://schemas.microsoft.com/office/word/2026/wordml/cei" xmlns:w16cex="http://schemas.microsoft.com/office/word/2018/wordml/cex" xmlns:w16cid="http://schemas.microsoft.com/office/word/2016/wordml/cid" xmlns:w16="http://schemas.microsoft.com/office/word/2018/wordml" xmlns:w16du="http://schemas.microsoft.com/office/word/2023/wordml/word16du" xmlns:w16sdtdh="http://schemas.microsoft.com/office/word/2020/wordml/sdtdatahash" xmlns:w16sdtfl="http://schemas.microsoft.com/office/word/2024/wordml/sdtformatlock" xmlns:w16se="http://schemas.microsoft.com/office/word/2015/wordml/symex" xmlns:wpg="http://schemas.microsoft.com/office/word/2010/wordprocessingGroup" xmlns:wpi="http://schemas.microsoft.com/office/word/2010/wordprocessingInk" xmlns:wne="http://schemas.microsoft.com/office/word/2006/wordml" xmlns:wps="http://schemas.microsoft.com/office/word/2010/wordprocessingShape" mc:Ignorable="w14 w15 w16se w16cid w16 w16cex w16sdtdh w16sdtfl w16du wp14">
   <w:abstractNum w:abstractNumId="0" w15:restartNumberingAfterBreak="0">
     <w:nsid w:val="067441BC"/>
     <w:multiLevelType w:val="multilevel"/>
@@ -3429,6 +3389,7 @@
   <w:style w:type="character" w:default="1" w:styleId="DefaultParagraphFont">
     <w:name w:val="Default Paragraph Font"/>
     <w:uiPriority w:val="1"/>
+    <w:semiHidden/>
     <w:unhideWhenUsed/>
   </w:style>
   <w:style w:type="table" w:default="1" w:styleId="TableNormal">
@@ -4158,7 +4119,7 @@
   </inkml:definitions>
   <inkml:trace contextRef="#ctx0" brushRef="#br0">0 289 24575,'0'2'0,"0"6"0,1 9 0,1 3 0,-1 1 0,0 1 0,2 2 0,2 2 0,2 1 0,0-2 0,0 1 0,-1-1 0,0 0 0,-1-4-8191</inkml:trace>
   <inkml:trace contextRef="#ctx0" brushRef="#br0" timeOffset="351.15">206 432 24575,'0'2'0,"2"6"0,3 4 0,0 2 0,-1-1 0,0 2 0,-1 0 0,0 1 0,1 1 0,0-1-8191</inkml:trace>
-  <inkml:trace contextRef="#ctx0" brushRef="#br0" timeOffset="599.81">170 347 24575,'0'0'-8191</inkml:trace>
+  <inkml:trace contextRef="#ctx0" brushRef="#br0" timeOffset="599.8">170 347 24575,'0'0'-8191</inkml:trace>
   <inkml:trace contextRef="#ctx0" brushRef="#br0" timeOffset="1561.11">393 347 24575,'8'-2'0,"-1"-1"0,0 0 0,0-1 0,10-6 0,27-13 0,-42 22 0,1 1 0,-1-1 0,1 0 0,-1 1 0,1-1 0,0 1 0,-1 0 0,1 0 0,0 0 0,-1 0 0,1 1 0,0-1 0,-1 1 0,1 0 0,3 0 0,-5 0 0,0 0 0,0 0 0,0 0 0,0 0 0,0 1 0,0-1 0,0 0 0,0 0 0,0 1 0,0-1 0,-1 0 0,1 1 0,0-1 0,-1 1 0,1-1 0,-1 1 0,0-1 0,0 1 0,1-1 0,-1 1 0,0-1 0,0 1 0,0-1 0,0 1 0,-1 2 0,-7 43 0,6-41 0,-6 23 0,-24 55 0,-4 15 0,35-99 0,1 1 0,0-1 0,-1 1 0,1 0 0,0-1 0,0 1 0,0-1 0,-1 1 0,1 0 0,0-1 0,0 1 0,0-1 0,0 1 0,0 0 0,0-1 0,0 1 0,0-1 0,0 1 0,0 0 0,0-1 0,0 1 0,1-1 0,-1 1 0,0 0 0,0-1 0,1 1 0,-1-1 0,0 1 0,1-1 0,0 2 0,16-8 0,2-2 0,24 0-20,-27 6-316,0-1 0,0 0-1,24-10 1,-27 7-6490</inkml:trace>
   <inkml:trace contextRef="#ctx0" brushRef="#br0" timeOffset="2570.31">876 288 24575,'-1'-1'0,"0"1"0,-1-1 0,1 0 0,-1 1 0,1-1 0,-1 1 0,1-1 0,-1 1 0,1 0 0,-1 0 0,1-1 0,-1 1 0,1 0 0,-1 1 0,1-1 0,-1 0 0,0 0 0,1 1 0,-1-1 0,1 0 0,0 1 0,-1 0 0,1-1 0,-1 1 0,1 0 0,0 0 0,-2 1 0,-34 26 0,29-21 0,1 2 0,0-1 0,1 1 0,0 0 0,0 0 0,1 0 0,0 1 0,0 0 0,1 0 0,-4 18 0,6-22 0,1 0 0,0-1 0,1 1 0,-1 0 0,1 0 0,0 0 0,1 0 0,-1 0 0,1 0 0,0-1 0,1 1 0,-1 0 0,1 0 0,0-1 0,1 0 0,-1 1 0,1-1 0,0 0 0,1 0 0,-1 0 0,6 5 0,-8-9 0,0 0 0,0 1 0,0-1 0,0 0 0,0 0 0,0-1 0,0 1 0,0 0 0,1 0 0,-1 0 0,0-1 0,1 1 0,-1-1 0,0 1 0,1-1 0,-1 0 0,1 1 0,-1-1 0,1 0 0,-1 0 0,0 0 0,1 0 0,-1 0 0,1 0 0,1-1 0,0 0 0,-1 0 0,0-1 0,0 1 0,1-1 0,-1 1 0,0-1 0,0 0 0,-1 0 0,1 0 0,0 0 0,-1 0 0,1 0 0,1-3 0,4-8 0,0-1 0,-1-1 0,6-24 0,-11 37 0,3-13 0,-1 1 0,0-1 0,-2 0 0,1 0 0,-3-26 0,27 122 0,-23-71 0,17 51 0,-19-57 0,1-1 0,-1 0 0,1 1 0,0-1 0,0 0 0,0 0 0,0 0 0,1-1 0,-1 1 0,1 0 0,0-1 0,0 0 0,0 1 0,5 2 0,-6-5-52,-1 1-1,1-1 1,0 0-1,-1 0 1,1 0-1,0 0 1,-1 0-1,1 0 1,0-1-1,-1 1 1,1 0-1,0-1 1,-1 1-1,1-1 1,-1 0-1,1 1 1,-1-1-1,1 0 1,-1 0-1,0 0 1,1 0-1,-1 0 0,0 0 1,0-1-1,2-1 1,10-12-6774</inkml:trace>
   <inkml:trace contextRef="#ctx0" brushRef="#br0" timeOffset="2857.55">1111 206 24575,'0'2'0,"0"6"0,0 6 0,0 5 0,0 4 0,0 2 0,0 1 0,0 1 0,0-4 0,0-3 0,1-1 0,1-2 0,0-4 0,1-3 0,3-5 0,0-7 0,0-4-8191</inkml:trace>
@@ -4194,7 +4155,7 @@
   </inkml:definitions>
   <inkml:trace contextRef="#ctx0" brushRef="#br0">279 550 24575,'4'5'0,"2"8"0,3 7 0,4 5 0,2 4 0,-3 0 0,-3-1 0,-2-1 0,-1 2 0,0-2 0,-1-4 0,-2-2 0,-1-4 0,-1-4-8191</inkml:trace>
   <inkml:trace contextRef="#ctx0" brushRef="#br0" timeOffset="661.11">1 548 24575,'3'0'0,"6"0"0,7 0 0,5 0 0,7 0 0,9-3 0,3-1 0,4-4 0,-3 1 0,-4 0 0,5-1 0,0-1 0,-4 1 0,-6 2 0,-10 1-8191</inkml:trace>
-  <inkml:trace contextRef="#ctx0" brushRef="#br0" timeOffset="1807.68">483 338 24575,'2'27'0,"1"0"0,1 0 0,2 0 0,0-1 0,15 37 0,12 46 0,-32-104 0,8 39 0,2 0 0,29 72 0,-39-115 0,-1 0 0,0 0 0,1-1 0,-1 1 0,0 0 0,1 0 0,-1 0 0,1 0 0,-1 0 0,1-1 0,0 1 0,-1 0 0,1-1 0,0 1 0,-1 0 0,1-1 0,0 1 0,1 0 0,-1-1 0,-1 0 0,1-1 0,-1 1 0,1 0 0,-1-1 0,0 1 0,1-1 0,-1 1 0,0 0 0,1-1 0,-1 1 0,0-1 0,0 1 0,1-1 0,-1 1 0,0-1 0,0 1 0,0-1 0,0 0 0,0 1 0,0-1 0,0 1 0,0-1 0,2-47 0,-2 43 0,0-21 0,3-84 0,-1 96 0,0 1 0,0 0 0,1 1 0,1-1 0,0 0 0,7-14 0,-10 25 0,-1 1 0,1 0 0,-1 0 0,1 0 0,-1 0 0,1 0 0,0 0 0,-1 0 0,1 0 0,0 0 0,0 1 0,0-1 0,-1 0 0,1 0 0,0 1 0,0-1 0,0 0 0,0 1 0,1-1 0,0 0 0,-1 2 0,0-1 0,0 0 0,0 0 0,-1 0 0,1 0 0,0 1 0,0-1 0,0 0 0,-1 1 0,1-1 0,0 1 0,-1-1 0,1 1 0,0-1 0,-1 1 0,1 0 0,0-1 0,-1 1 0,1 0 0,-1-1 0,1 2 0,4 6 0,-1 0 0,0 1 0,5 17 0,-7-20 0,11 33 0,-10-24 0,2 0 0,0 0 0,0-1 0,1 0 0,1 0 0,1 0 0,13 18 0,-20-31 0,0 1 0,0-1 0,0 0 0,0 0 0,0 0 0,0 0 0,0 0 0,0 0 0,0 0 0,0 0 0,1-1 0,-1 1 0,0 0 0,1-1 0,-1 1 0,0-1 0,1 1 0,-1-1 0,1 0 0,-1 0 0,1 1 0,-1-1 0,1 0 0,-1 0 0,1-1 0,-1 1 0,1 0 0,-1 0 0,0-1 0,1 1 0,-1-1 0,1 1 0,-1-1 0,0 1 0,1-1 0,-1 0 0,0 0 0,0 0 0,0 0 0,0 0 0,0 0 0,0 0 0,2-2 0,0-1 0,1-1 0,-1 0 0,0 0 0,-1 0 0,1-1 0,-1 1 0,0-1 0,0 1 0,2-12 0,-2-5 0,0-1 0,-1 1 0,-4-34 0,4 55 0,-1 0 0,0 0 0,0 0 0,-1 0 0,1 0 0,0 0 0,0 0 0,0 0 0,-1 0 0,1 0 0,0 0 0,-1 0 0,1 0 0,-1 0 0,1 1 0,-1-1 0,-1-1 0,2 2 0,0 0 0,-1 0 0,1 0 0,-1 0 0,1 0 0,0 0 0,-1 0 0,1 0 0,-1 0 0,1 1 0,0-1 0,-1 0 0,1 0 0,0 0 0,-1 1 0,1-1 0,0 0 0,-1 0 0,1 1 0,0-1 0,0 0 0,-1 1 0,1-1 0,0 0 0,0 1 0,0-1 0,-1 1 0,-1 3 0,0 0 0,0 0 0,0 0 0,0 1 0,1-1 0,-1 6 0,1 0 0,0 0 0,1-1 0,1 1 0,-1 0 0,2-1 0,-1 1 0,1-1 0,1 0 0,0 1 0,0-1 0,1 0 0,0-1 0,0 1 0,8 10 0,-9-15 0,-1-1 0,1 1 0,0-1 0,0 0 0,0 0 0,0 0 0,0 0 0,1-1 0,-1 1 0,1-1 0,-1 0 0,1 0 0,0 0 0,0-1 0,0 1 0,0-1 0,0 0 0,1 0 0,-1 0 0,0-1 0,0 0 0,1 0 0,-1 0 0,0 0 0,0 0 0,1-1 0,-1 0 0,0 0 0,0 0 0,0 0 0,0-1 0,0 1 0,0-1 0,5-3 0,5-5-170,1 0-1,-2-1 0,0-1 1,0 1-1,-1-2 0,-1 0 1,11-15-1,14-19-6655</inkml:trace>
+  <inkml:trace contextRef="#ctx0" brushRef="#br0" timeOffset="1807.67">483 338 24575,'2'27'0,"1"0"0,1 0 0,2 0 0,0-1 0,15 37 0,12 46 0,-32-104 0,8 39 0,2 0 0,29 72 0,-39-115 0,-1 0 0,0 0 0,1-1 0,-1 1 0,0 0 0,1 0 0,-1 0 0,1 0 0,-1 0 0,1-1 0,0 1 0,-1 0 0,1-1 0,0 1 0,-1 0 0,1-1 0,0 1 0,1 0 0,-1-1 0,-1 0 0,1-1 0,-1 1 0,1 0 0,-1-1 0,0 1 0,1-1 0,-1 1 0,0 0 0,1-1 0,-1 1 0,0-1 0,0 1 0,1-1 0,-1 1 0,0-1 0,0 1 0,0-1 0,0 0 0,0 1 0,0-1 0,0 1 0,0-1 0,2-47 0,-2 43 0,0-21 0,3-84 0,-1 96 0,0 1 0,0 0 0,1 1 0,1-1 0,0 0 0,7-14 0,-10 25 0,-1 1 0,1 0 0,-1 0 0,1 0 0,-1 0 0,1 0 0,0 0 0,-1 0 0,1 0 0,0 0 0,0 1 0,0-1 0,-1 0 0,1 0 0,0 1 0,0-1 0,0 0 0,0 1 0,1-1 0,0 0 0,-1 2 0,0-1 0,0 0 0,0 0 0,-1 0 0,1 0 0,0 1 0,0-1 0,0 0 0,-1 1 0,1-1 0,0 1 0,-1-1 0,1 1 0,0-1 0,-1 1 0,1 0 0,0-1 0,-1 1 0,1 0 0,-1-1 0,1 2 0,4 6 0,-1 0 0,0 1 0,5 17 0,-7-20 0,11 33 0,-10-24 0,2 0 0,0 0 0,0-1 0,1 0 0,1 0 0,1 0 0,13 18 0,-20-31 0,0 1 0,0-1 0,0 0 0,0 0 0,0 0 0,0 0 0,0 0 0,0 0 0,0 0 0,0 0 0,1-1 0,-1 1 0,0 0 0,1-1 0,-1 1 0,0-1 0,1 1 0,-1-1 0,1 0 0,-1 0 0,1 1 0,-1-1 0,1 0 0,-1 0 0,1-1 0,-1 1 0,1 0 0,-1 0 0,0-1 0,1 1 0,-1-1 0,1 1 0,-1-1 0,0 1 0,1-1 0,-1 0 0,0 0 0,0 0 0,0 0 0,0 0 0,0 0 0,0 0 0,2-2 0,0-1 0,1-1 0,-1 0 0,0 0 0,-1 0 0,1-1 0,-1 1 0,0-1 0,0 1 0,2-12 0,-2-5 0,0-1 0,-1 1 0,-4-34 0,4 55 0,-1 0 0,0 0 0,0 0 0,-1 0 0,1 0 0,0 0 0,0 0 0,0 0 0,-1 0 0,1 0 0,0 0 0,-1 0 0,1 0 0,-1 0 0,1 1 0,-1-1 0,-1-1 0,2 2 0,0 0 0,-1 0 0,1 0 0,-1 0 0,1 0 0,0 0 0,-1 0 0,1 0 0,-1 0 0,1 1 0,0-1 0,-1 0 0,1 0 0,0 0 0,-1 1 0,1-1 0,0 0 0,-1 0 0,1 1 0,0-1 0,0 0 0,-1 1 0,1-1 0,0 0 0,0 1 0,0-1 0,-1 1 0,-1 3 0,0 0 0,0 0 0,0 0 0,0 1 0,1-1 0,-1 6 0,1 0 0,0 0 0,1-1 0,1 1 0,-1 0 0,2-1 0,-1 1 0,1-1 0,1 0 0,0 1 0,0-1 0,1 0 0,0-1 0,0 1 0,8 10 0,-9-15 0,-1-1 0,1 1 0,0-1 0,0 0 0,0 0 0,0 0 0,0 0 0,1-1 0,-1 1 0,1-1 0,-1 0 0,1 0 0,0 0 0,0-1 0,0 1 0,0-1 0,0 0 0,1 0 0,-1 0 0,0-1 0,0 0 0,1 0 0,-1 0 0,0 0 0,0 0 0,1-1 0,-1 0 0,0 0 0,0 0 0,0 0 0,0-1 0,0 1 0,0-1 0,5-3 0,5-5-170,1 0-1,-2-1 0,0-1 1,0 1-1,-1-2 0,-1 0 1,11-15-1,14-19-6655</inkml:trace>
   <inkml:trace contextRef="#ctx0" brushRef="#br0" timeOffset="2855.57">1531 664 24575,'0'-18'0,"1"0"0,1 0 0,1 1 0,0-1 0,1 1 0,1-1 0,0 1 0,1 1 0,1-1 0,1 1 0,1 0 0,0 1 0,0 0 0,2 0 0,0 1 0,18-18 0,-25 28 0,-1 1 0,1 0 0,0 0 0,0 0 0,0 1 0,0-1 0,1 1 0,-1 0 0,1 0 0,-1 1 0,1-1 0,0 1 0,-1 0 0,1 1 0,0-1 0,0 1 0,0-1 0,-1 2 0,1-1 0,0 0 0,0 1 0,0 0 0,-1 0 0,1 0 0,0 1 0,-1 0 0,1-1 0,5 5 0,-4-2 0,0-1 0,0 1 0,-1 1 0,0-1 0,0 1 0,0 0 0,0 0 0,-1 0 0,0 1 0,0 0 0,0 0 0,-1 0 0,1 0 0,-2 0 0,1 1 0,-1-1 0,0 1 0,0-1 0,1 12 0,-2-7 0,0 1 0,-1-1 0,0 0 0,-1 1 0,0-1 0,-1 1 0,0-1 0,-1 0 0,0 0 0,-1 0 0,-5 10 0,6-15 0,0-2 0,0 1 0,0 0 0,0-1 0,-1 1 0,0-1 0,0 0 0,0 0 0,0 0 0,-1-1 0,0 0 0,1 0 0,-1 0 0,0 0 0,-1-1 0,1 0 0,0 0 0,-1 0 0,1 0 0,-1-1 0,1 0 0,-1-1 0,-11 1 0,9 0-151,1-1-1,-1-1 0,0 1 0,0-1 1,0 0-1,0-1 0,1 0 1,-12-5-1,6 1-6674</inkml:trace>
   <inkml:trace contextRef="#ctx0" brushRef="#br0" timeOffset="3629.69">2041 356 24575,'2'80'0,"-3"57"0,4-151 0,0 1 0,1-1 0,1 1 0,0 0 0,0 0 0,2 1 0,-1-1 0,2 2 0,0-1 0,0 1 0,1 0 0,0 0 0,1 1 0,18-14 0,-27 22 0,1 1 0,-1 0 0,0 0 0,1 0 0,-1 0 0,0 0 0,1 1 0,0-1 0,-1 0 0,1 1 0,-1-1 0,1 1 0,0-1 0,-1 1 0,1 0 0,0 0 0,-1 0 0,1 0 0,0 0 0,-1 0 0,1 0 0,0 0 0,2 1 0,-2 1 0,-1-1 0,1 0 0,0 1 0,-1-1 0,0 1 0,1-1 0,-1 1 0,0-1 0,0 1 0,0 0 0,0 0 0,0 0 0,0 0 0,-1-1 0,1 1 0,0 3 0,2 9 0,-1 0 0,0 1 0,-1-1 0,-2 17 0,0-10 0,0-15 0,0-1 0,1 1 0,-1-1 0,1 0 0,1 1 0,-1-1 0,1 1 0,0-1 0,0 0 0,0 1 0,3 5 0,-4-11-23,1 0 0,-1 0-1,1 1 1,-1-1 0,0 0-1,1 0 1,-1 1 0,1-1-1,-1 0 1,1 0 0,-1 0 0,1 0-1,-1 0 1,1 0 0,-1 0-1,1 0 1,-1 0 0,1 0-1,-1 0 1,1 0 0,-1 0-1,1 0 1,-1-1 0,0 1 0,1 0-1,-1 0 1,1 0 0,-1-1-1,1 1 1,-1 0 0,0-1-1,1 1 1,-1 0 0,1-1-1,0 0-525,12-8-6277</inkml:trace>
   <inkml:trace contextRef="#ctx0" brushRef="#br0" timeOffset="3970.62">2483 231 24575,'0'3'0,"2"10"0,0 5 0,0 5 0,-1 3 0,4 3 0,3-1 0,1-4 0,0 0 0,-1-2 0,-2-2 0,-2-5-8191</inkml:trace>
@@ -4236,8 +4197,8 @@
     </inkml:brush>
   </inkml:definitions>
   <inkml:trace contextRef="#ctx0" brushRef="#br0">91 257 24575,'-1'12'0,"9"-14"0,12-17 0,-9 3 0,-1-1 0,-1 0 0,-1 0 0,9-24 0,-15 35 0,0 1 0,-1-1 0,1 0 0,-1 1 0,0-1 0,-1 0 0,1 0 0,-1 0 0,-1 0 0,1 0 0,-1 1 0,0-1 0,0 0 0,0 0 0,-1 1 0,0-1 0,0 1 0,-5-8 0,7 11 0,-1 1 0,-1-1 0,1 0 0,0 1 0,0 0 0,0-1 0,-1 1 0,1 0 0,-1-1 0,1 1 0,-1 0 0,0 0 0,1 0 0,-1 0 0,0 1 0,1-1 0,-1 0 0,0 1 0,0-1 0,0 1 0,-3-1 0,2 1 0,0 1 0,0-1 0,0 1 0,0 0 0,0 0 0,0 0 0,0 0 0,0 0 0,1 0 0,-1 1 0,1 0 0,-5 2 0,-1 3 0,1 0 0,0 0 0,0 0 0,0 1 0,1 0 0,0 0 0,-5 11 0,6-9 0,1 0 0,0 0 0,0 0 0,1 0 0,1 0 0,-1 0 0,2 1 0,0-1 0,0 1 0,0 0 0,2-1 0,-1 1 0,1-1 0,1 1 0,4 17 0,5 2 0,1 1 0,1-1 0,30 48 0,-27-51 0,-1 1 0,-1 0 0,19 59 0,-31-76-1365,0-2-5461</inkml:trace>
-  <inkml:trace contextRef="#ctx0" brushRef="#br0" timeOffset="288.98">214 419 24575,'-3'0'0,"-4"0"0,-6 1 0,-5 1 0,-2 3 0,-1 4 0,-1 1 0,0 2 0,3 0 0,3-2 0,4-2-8191</inkml:trace>
-  <inkml:trace contextRef="#ctx0" brushRef="#br0" timeOffset="1018.36">320 389 24575,'0'28'0,"-1"-14"0,0-1 0,2 0 0,-1 0 0,1 1 0,1-1 0,1 0 0,0 0 0,7 19 0,-10-31 0,1 0 0,-1 0 0,1 1 0,-1-1 0,1 0 0,-1 0 0,1 0 0,0 0 0,0 0 0,0-1 0,-1 1 0,1 0 0,0 0 0,0 0 0,0-1 0,0 1 0,0-1 0,0 1 0,1 0 0,-1-1 0,0 0 0,0 1 0,0-1 0,0 0 0,3 1 0,-2-2 0,-1 1 0,1-1 0,0 1 0,0-1 0,0 0 0,0 1 0,0-1 0,-1 0 0,1 0 0,0-1 0,-1 1 0,1 0 0,-1 0 0,2-2 0,4-5 0,0 0 0,-1 0 0,0-1 0,9-16 0,-10 14 0,-1 0 0,0 0 0,0 0 0,-1 0 0,-1-1 0,0 1 0,0-1 0,-1-23 0,-2 54 0,-2 29 0,2-45 0,1-1 0,0 0 0,1 1 0,-1-1 0,0 1 0,1-1 0,-1 0 0,1 1 0,0-1 0,0 0 0,0 1 0,0-1 0,0 0 0,1 0 0,1 3 0,-2-4 5,0-1-1,0 1 1,0-1 0,0 1-1,0-1 1,0 0-1,0 1 1,-1-1 0,1 0-1,0 0 1,0 0 0,0 0-1,0 1 1,0-1-1,0-1 1,0 1 0,0 0-1,0 0 1,0 0-1,0 0 1,0-1 0,0 1-1,0 0 1,0-1-1,1 0 1,20-15-1490,-14 7-5341</inkml:trace>
+  <inkml:trace contextRef="#ctx0" brushRef="#br0" timeOffset="288.97">214 419 24575,'-3'0'0,"-4"0"0,-6 1 0,-5 1 0,-2 3 0,-1 4 0,-1 1 0,0 2 0,3 0 0,3-2 0,4-2-8191</inkml:trace>
+  <inkml:trace contextRef="#ctx0" brushRef="#br0" timeOffset="1018.35">320 389 24575,'0'28'0,"-1"-14"0,0-1 0,2 0 0,-1 0 0,1 1 0,1-1 0,1 0 0,0 0 0,7 19 0,-10-31 0,1 0 0,-1 0 0,1 1 0,-1-1 0,1 0 0,-1 0 0,1 0 0,0 0 0,0 0 0,0-1 0,-1 1 0,1 0 0,0 0 0,0 0 0,0-1 0,0 1 0,0-1 0,0 1 0,1 0 0,-1-1 0,0 0 0,0 1 0,0-1 0,0 0 0,3 1 0,-2-2 0,-1 1 0,1-1 0,0 1 0,0-1 0,0 0 0,0 1 0,0-1 0,-1 0 0,1 0 0,0-1 0,-1 1 0,1 0 0,-1 0 0,2-2 0,4-5 0,0 0 0,-1 0 0,0-1 0,9-16 0,-10 14 0,-1 0 0,0 0 0,0 0 0,-1 0 0,-1-1 0,0 1 0,0-1 0,-1-23 0,-2 54 0,-2 29 0,2-45 0,1-1 0,0 0 0,1 1 0,-1-1 0,0 1 0,1-1 0,-1 0 0,1 1 0,0-1 0,0 0 0,0 1 0,0-1 0,0 0 0,1 0 0,1 3 0,-2-4 5,0-1-1,0 1 1,0-1 0,0 1-1,0-1 1,0 0-1,0 1 1,-1-1 0,1 0-1,0 0 1,0 0 0,0 0-1,0 1 1,0-1-1,0-1 1,0 1 0,0 0-1,0 0 1,0 0-1,0 0 1,0-1 0,0 1-1,0 0 1,0-1-1,1 0 1,20-15-1490,-14 7-5341</inkml:trace>
   <inkml:trace contextRef="#ctx0" brushRef="#br0" timeOffset="1371.86">531 148 24575,'0'2'0,"2"6"0,1 4 0,1 8 0,1 4 0,-1 4 0,1 2 0,-1-1 0,2 0 0,0-1 0,0-4 0,-2-4 0,-1-5 0,0-3 0,1-4-8191</inkml:trace>
   <inkml:trace contextRef="#ctx0" brushRef="#br0" timeOffset="1761.45">619 95 24575,'0'2'0,"0"4"0,0 4 0,0 2 0,0 6 0,1 4 0,3 5 0,0-1 0,1 1 0,0-2 0,0-4 0,-2-4 0,-1-4 0,-1-1 0,1-3 0,-1-2-8191</inkml:trace>
   <inkml:trace contextRef="#ctx0" brushRef="#br0" timeOffset="2694.95">813 208 24575,'-1'25'0,"0"-17"0,1-1 0,0 1 0,0 0 0,0-1 0,1 1 0,2 10 0,-3-18 0,0 0 0,0 1 0,1-1 0,-1 0 0,0 1 0,0-1 0,0 0 0,0 0 0,0 1 0,0-1 0,0 0 0,0 1 0,1-1 0,-1 0 0,0 0 0,0 1 0,0-1 0,1 0 0,-1 0 0,0 1 0,0-1 0,1 0 0,-1 0 0,0 0 0,0 1 0,1-1 0,-1 0 0,0 0 0,1 0 0,-1 0 0,0 0 0,0 0 0,1 0 0,-1 0 0,0 0 0,1 0 0,-1 0 0,0 0 0,1 0 0,9-11 0,1-21 0,-9 19 0,-1-1 0,-1-21 0,1-10 0,3 35 0,2 17 0,4 20 0,1 23 0,-1 0 0,-3 0 0,-2 1 0,-2-1 0,-8 95 0,5-140 12,-1 0 0,1-1 0,-1 1 0,-1-1 0,1 0 0,-1 1 0,1-1 0,-1 0 0,-3 5 0,4-8-69,0 1 0,0-1 0,-1 1 0,1-1-1,0 0 1,-1 0 0,1 0 0,-1 1 0,1-2 0,-1 1 0,1 0 0,-1 0-1,0 0 1,1-1 0,-1 1 0,0-1 0,0 1 0,0-1 0,1 0 0,-1 1 0,0-1-1,0 0 1,0 0 0,0-1 0,-2 1 0,-10-3-6769</inkml:trace>
@@ -4305,7 +4266,7 @@
   <inkml:trace contextRef="#ctx0" brushRef="#br0" timeOffset="4360.81">1246 1 24575,'0'0'-8191</inkml:trace>
   <inkml:trace contextRef="#ctx0" brushRef="#br0" timeOffset="5067.49">1387 113 24575,'3'5'0,"-1"0"0,0-1 0,0 1 0,0 0 0,0 1 0,-1-1 0,1 0 0,-1 0 0,-1 1 0,1 9 0,3 11 0,-2-18 0,8 29 0,-10-36 0,0 0 0,1 1 0,-1-1 0,1 0 0,-1 0 0,1 0 0,-1 1 0,1-1 0,0 0 0,0 0 0,-1 0 0,1 0 0,0 0 0,0 0 0,0-1 0,0 1 0,0 0 0,0 0 0,0-1 0,3 2 0,-3-2 0,0 0 0,0 0 0,0-1 0,0 1 0,0-1 0,1 1 0,-1 0 0,0-1 0,-1 0 0,1 1 0,0-1 0,0 0 0,0 1 0,0-1 0,0 0 0,-1 0 0,1 0 0,0 0 0,-1 1 0,2-3 0,14-27 0,-10 19 0,-3 5 0,31-47 0,-31 50 0,-1 0 0,0 0 0,1 0 0,0 1 0,0-1 0,0 1 0,0-1 0,0 1 0,0 0 0,0 0 0,1 0 0,-1 1 0,7-3 0,-9 4 0,1 0 0,-1 1 0,0-1 0,1 0 0,-1 0 0,1 1 0,-1-1 0,1 1 0,-1-1 0,0 1 0,1 0 0,-1-1 0,0 1 0,1 0 0,-1 0 0,0 0 0,0 0 0,0 0 0,0 0 0,0 0 0,0 0 0,0 1 0,0-1 0,-1 0 0,1 1 0,1 1 0,18 45 0,-16-35 0,2 1-101,-5-8-80,1 0 1,1-1-1,-1 1 0,1-1 1,0 1-1,7 8 1,-2-6-6646</inkml:trace>
   <inkml:trace contextRef="#ctx0" brushRef="#br0" timeOffset="5456.58">1752 36 24575,'-2'0'0,"0"1"0,0 0 0,1 0 0,-1-1 0,1 1 0,-1 0 0,1 0 0,-1 0 0,1 1 0,0-1 0,-1 0 0,1 1 0,0-1 0,0 0 0,0 1 0,0-1 0,-1 3 0,-15 28 0,15-27 0,0 1 0,1-1 0,0 0 0,0 0 0,0 1 0,0-1 0,1 1 0,0-1 0,0 0 0,2 7 0,-2-10 0,0-1 0,0 0 0,0 0 0,0 0 0,1 1 0,-1-1 0,0 0 0,1 0 0,-1 0 0,1 0 0,-1 0 0,1 0 0,0 0 0,0 0 0,-1 0 0,1 0 0,0 0 0,0 0 0,0 0 0,0 0 0,0-1 0,0 1 0,0 0 0,0-1 0,0 1 0,0-1 0,0 1 0,1-1 0,-1 0 0,0 1 0,0-1 0,0 0 0,1 0 0,-1 0 0,0 0 0,0 0 0,0 0 0,1 0 0,-1 0 0,0-1 0,0 1 0,0 0 0,1-1 0,-1 1 0,0-1 0,0 1 0,0-1 0,0 1 0,2-2 0,-1 0-29,0 0 1,0 0-1,0 0 0,0-1 0,0 1 0,0 0 0,0-1 0,-1 1 1,1-1-1,-1 0 0,0 1 0,0-1 0,0 0 0,0 0 1,0 0-1,-1 0 0,1 0 0,-1-5 0,2 0-788,1-8-6009</inkml:trace>
-  <inkml:trace contextRef="#ctx0" brushRef="#br0" timeOffset="5975.97">1781 43 24575,'28'51'0,"2"-2"0,39 49 0,30 48 0,-96-141 0,0 1 0,0 0 0,0 0 0,-1 0 0,0 1 0,2 9 0,-4-15 0,1 1 0,-1-1 0,0 0 0,0 1 0,0-1 0,0 0 0,0 1 0,0-1 0,0 0 0,-1 1 0,1-1 0,0 0 0,-1 0 0,1 1 0,-1-1 0,1 0 0,-1 0 0,0 0 0,1 0 0,-1 0 0,0 0 0,0 0 0,0 0 0,0 0 0,0 0 0,0 0 0,0 0 0,0-1 0,0 1 0,0 0 0,0-1 0,-1 1 0,1-1 0,0 1 0,0-1 0,-1 0 0,1 1 0,-2-1 0,-108 8 0,108-8 5,1 1 0,-1-1 0,1 0 0,-1-1 0,1 1 0,-1 0 0,0-1 0,1 1 0,-1-1 0,1 0 0,0 0 0,-1 0 0,1 0 0,0 0 0,0-1 0,-1 1 0,1-1 0,0 1 0,0-1 0,0 0 0,1 1 0,-1-1 0,-2-4 0,1 1-154,0 0 1,0-1-1,0 1 1,1-1-1,0 1 1,0-1-1,1 0 1,-1 0-1,0-7 1,1 2-6678</inkml:trace>
+  <inkml:trace contextRef="#ctx0" brushRef="#br0" timeOffset="5975.96">1781 43 24575,'28'51'0,"2"-2"0,39 49 0,30 48 0,-96-141 0,0 1 0,0 0 0,0 0 0,-1 0 0,0 1 0,2 9 0,-4-15 0,1 1 0,-1-1 0,0 0 0,0 1 0,0-1 0,0 0 0,0 1 0,0-1 0,0 0 0,-1 1 0,1-1 0,0 0 0,-1 0 0,1 1 0,-1-1 0,1 0 0,-1 0 0,0 0 0,1 0 0,-1 0 0,0 0 0,0 0 0,0 0 0,0 0 0,0 0 0,0 0 0,0 0 0,0-1 0,0 1 0,0 0 0,0-1 0,-1 1 0,1-1 0,0 1 0,0-1 0,-1 0 0,1 1 0,-2-1 0,-108 8 0,108-8 5,1 1 0,-1-1 0,1 0 0,-1-1 0,1 1 0,-1 0 0,0-1 0,1 1 0,-1-1 0,1 0 0,0 0 0,-1 0 0,1 0 0,0 0 0,0-1 0,-1 1 0,1-1 0,0 1 0,0-1 0,0 0 0,1 1 0,-1-1 0,-2-4 0,1 1-154,0 0 1,0-1-1,0 1 1,1-1-1,0 1 1,0-1-1,1 0 1,-1 0-1,0-7 1,1 2-6678</inkml:trace>
 </inkml:ink>
 </file>
 

--- a/5 - Blazor (razor) .docx
+++ b/5 - Blazor (razor) .docx
@@ -1054,13 +1054,7 @@
         <w:t>NOT</w:t>
       </w:r>
       <w:r>
-        <w:t xml:space="preserve"> like a game engine drawing 60 frames/sec.</w:t>
-      </w:r>
-      <w:r>
-        <w:t xml:space="preserve"> </w:t>
-      </w:r>
-      <w:r>
-        <w:t xml:space="preserve">Instead it is </w:t>
+        <w:t xml:space="preserve"> like a game engine drawing 60 frames/sec. Instead it is </w:t>
       </w:r>
       <w:r>
         <w:rPr>
@@ -1212,13 +1206,7 @@
     </w:p>
     <w:p>
       <w:r>
-        <w:t>Before anything else</w:t>
-      </w:r>
-      <w:r>
-        <w:t xml:space="preserve"> </w:t>
-      </w:r>
-      <w:r>
-        <w:t>Blazor notices</w:t>
+        <w:t>Before anything else Blazor notices</w:t>
       </w:r>
     </w:p>
     <w:p>
@@ -1503,7 +1491,7 @@
                 <wp:cNvGraphicFramePr/>
                 <a:graphic xmlns:a="http://schemas.openxmlformats.org/drawingml/2006/main">
                   <a:graphicData uri="http://schemas.microsoft.com/office/word/2010/wordprocessingInk">
-                    <w14:contentPart bwMode="auto" r:id="rId5">
+                    <w14:contentPart bwMode="auto" r:id="rId7">
                       <w14:nvContentPartPr>
                         <w14:cNvContentPartPr/>
                       </w14:nvContentPartPr>
@@ -1539,7 +1527,7 @@
                 <o:lock v:ext="edit" aspectratio="t"/>
               </v:shapetype>
               <v:shape id="Ink 33" o:spid="_x0000_s1026" type="#_x0000_t75" style="position:absolute;margin-left:310.85pt;margin-top:5pt;width:1.3pt;height:2.05pt;z-index:251692032;visibility:visible;mso-wrap-style:square;mso-wrap-distance-left:9pt;mso-wrap-distance-top:0;mso-wrap-distance-right:9pt;mso-wrap-distance-bottom:0;mso-position-horizontal:absolute;mso-position-horizontal-relative:text;mso-position-vertical:absolute;mso-position-vertical-relative:text" o:gfxdata="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">
-                <v:imagedata r:id="rId6" o:title=""/>
+                <v:imagedata r:id="rId8" o:title=""/>
               </v:shape>
             </w:pict>
           </mc:Fallback>
@@ -1567,7 +1555,7 @@
                 <wp:cNvGraphicFramePr/>
                 <a:graphic xmlns:a="http://schemas.openxmlformats.org/drawingml/2006/main">
                   <a:graphicData uri="http://schemas.microsoft.com/office/word/2010/wordprocessingInk">
-                    <w14:contentPart bwMode="auto" r:id="rId7">
+                    <w14:contentPart bwMode="auto" r:id="rId9">
                       <w14:nvContentPartPr>
                         <w14:cNvContentPartPr/>
                       </w14:nvContentPartPr>
@@ -1584,7 +1572,7 @@
           <mc:Fallback>
             <w:pict>
               <v:shape w14:anchorId="3DE8E427" id="Ink 32" o:spid="_x0000_s1026" type="#_x0000_t75" style="position:absolute;margin-left:312.95pt;margin-top:3.95pt;width:3.2pt;height:5.4pt;z-index:251691008;visibility:visible;mso-wrap-style:square;mso-wrap-distance-left:9pt;mso-wrap-distance-top:0;mso-wrap-distance-right:9pt;mso-wrap-distance-bottom:0;mso-position-horizontal:absolute;mso-position-horizontal-relative:text;mso-position-vertical:absolute;mso-position-vertical-relative:text" o:gfxdata="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">
-                <v:imagedata r:id="rId8" o:title=""/>
+                <v:imagedata r:id="rId10" o:title=""/>
               </v:shape>
             </w:pict>
           </mc:Fallback>
@@ -1612,7 +1600,7 @@
                 <wp:cNvGraphicFramePr/>
                 <a:graphic xmlns:a="http://schemas.openxmlformats.org/drawingml/2006/main">
                   <a:graphicData uri="http://schemas.microsoft.com/office/word/2010/wordprocessingInk">
-                    <w14:contentPart bwMode="auto" r:id="rId9">
+                    <w14:contentPart bwMode="auto" r:id="rId11">
                       <w14:nvContentPartPr>
                         <w14:cNvContentPartPr/>
                       </w14:nvContentPartPr>
@@ -1629,7 +1617,7 @@
           <mc:Fallback>
             <w:pict>
               <v:shape w14:anchorId="704B3639" id="Ink 31" o:spid="_x0000_s1026" type="#_x0000_t75" style="position:absolute;margin-left:309.65pt;margin-top:7.15pt;width:1.85pt;height:3.5pt;z-index:251689984;visibility:visible;mso-wrap-style:square;mso-wrap-distance-left:9pt;mso-wrap-distance-top:0;mso-wrap-distance-right:9pt;mso-wrap-distance-bottom:0;mso-position-horizontal:absolute;mso-position-horizontal-relative:text;mso-position-vertical:absolute;mso-position-vertical-relative:text" o:gfxdata="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">
-                <v:imagedata r:id="rId10" o:title=""/>
+                <v:imagedata r:id="rId12" o:title=""/>
               </v:shape>
             </w:pict>
           </mc:Fallback>
@@ -1657,7 +1645,7 @@
                 <wp:cNvGraphicFramePr/>
                 <a:graphic xmlns:a="http://schemas.openxmlformats.org/drawingml/2006/main">
                   <a:graphicData uri="http://schemas.microsoft.com/office/word/2010/wordprocessingInk">
-                    <w14:contentPart bwMode="auto" r:id="rId11">
+                    <w14:contentPart bwMode="auto" r:id="rId13">
                       <w14:nvContentPartPr>
                         <w14:cNvContentPartPr/>
                       </w14:nvContentPartPr>
@@ -1674,7 +1662,7 @@
           <mc:Fallback>
             <w:pict>
               <v:shape w14:anchorId="0A6AE3F3" id="Ink 30" o:spid="_x0000_s1026" type="#_x0000_t75" style="position:absolute;margin-left:299.25pt;margin-top:6.75pt;width:8.7pt;height:7.65pt;z-index:251688960;visibility:visible;mso-wrap-style:square;mso-wrap-distance-left:9pt;mso-wrap-distance-top:0;mso-wrap-distance-right:9pt;mso-wrap-distance-bottom:0;mso-position-horizontal:absolute;mso-position-horizontal-relative:text;mso-position-vertical:absolute;mso-position-vertical-relative:text" o:gfxdata="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">
-                <v:imagedata r:id="rId12" o:title=""/>
+                <v:imagedata r:id="rId14" o:title=""/>
               </v:shape>
             </w:pict>
           </mc:Fallback>
@@ -1702,7 +1690,7 @@
                 <wp:cNvGraphicFramePr/>
                 <a:graphic xmlns:a="http://schemas.openxmlformats.org/drawingml/2006/main">
                   <a:graphicData uri="http://schemas.microsoft.com/office/word/2010/wordprocessingInk">
-                    <w14:contentPart bwMode="auto" r:id="rId13">
+                    <w14:contentPart bwMode="auto" r:id="rId15">
                       <w14:nvContentPartPr>
                         <w14:cNvContentPartPr/>
                       </w14:nvContentPartPr>
@@ -1719,7 +1707,7 @@
           <mc:Fallback>
             <w:pict>
               <v:shape w14:anchorId="609B21FD" id="Ink 29" o:spid="_x0000_s1026" type="#_x0000_t75" style="position:absolute;margin-left:260.95pt;margin-top:.6pt;width:38.8pt;height:18.4pt;z-index:251687936;visibility:visible;mso-wrap-style:square;mso-wrap-distance-left:9pt;mso-wrap-distance-top:0;mso-wrap-distance-right:9pt;mso-wrap-distance-bottom:0;mso-position-horizontal:absolute;mso-position-horizontal-relative:text;mso-position-vertical:absolute;mso-position-vertical-relative:text" o:gfxdata="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">
-                <v:imagedata r:id="rId14" o:title=""/>
+                <v:imagedata r:id="rId16" o:title=""/>
               </v:shape>
             </w:pict>
           </mc:Fallback>
@@ -1755,7 +1743,7 @@
                 <wp:cNvGraphicFramePr/>
                 <a:graphic xmlns:a="http://schemas.openxmlformats.org/drawingml/2006/main">
                   <a:graphicData uri="http://schemas.microsoft.com/office/word/2010/wordprocessingInk">
-                    <w14:contentPart bwMode="auto" r:id="rId15">
+                    <w14:contentPart bwMode="auto" r:id="rId17">
                       <w14:nvContentPartPr>
                         <w14:cNvContentPartPr/>
                       </w14:nvContentPartPr>
@@ -1772,7 +1760,7 @@
           <mc:Fallback>
             <w:pict>
               <v:shape w14:anchorId="67F9A967" id="Ink 18" o:spid="_x0000_s1026" type="#_x0000_t75" style="position:absolute;margin-left:144.15pt;margin-top:-4.1pt;width:117.25pt;height:25.35pt;z-index:251676672;visibility:visible;mso-wrap-style:square;mso-wrap-distance-left:9pt;mso-wrap-distance-top:0;mso-wrap-distance-right:9pt;mso-wrap-distance-bottom:0;mso-position-horizontal:absolute;mso-position-horizontal-relative:text;mso-position-vertical:absolute;mso-position-vertical-relative:text" o:gfxdata="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">
-                <v:imagedata r:id="rId16" o:title=""/>
+                <v:imagedata r:id="rId18" o:title=""/>
               </v:shape>
             </w:pict>
           </mc:Fallback>
@@ -1805,7 +1793,7 @@
                 <wp:cNvGraphicFramePr/>
                 <a:graphic xmlns:a="http://schemas.openxmlformats.org/drawingml/2006/main">
                   <a:graphicData uri="http://schemas.microsoft.com/office/word/2010/wordprocessingInk">
-                    <w14:contentPart bwMode="auto" r:id="rId17">
+                    <w14:contentPart bwMode="auto" r:id="rId19">
                       <w14:nvContentPartPr>
                         <w14:cNvContentPartPr/>
                       </w14:nvContentPartPr>
@@ -1822,7 +1810,7 @@
           <mc:Fallback>
             <w:pict>
               <v:shape w14:anchorId="3190C96D" id="Ink 70" o:spid="_x0000_s1026" type="#_x0000_t75" style="position:absolute;margin-left:277.4pt;margin-top:-1.6pt;width:26.35pt;height:18.95pt;z-index:251718656;visibility:visible;mso-wrap-style:square;mso-wrap-distance-left:9pt;mso-wrap-distance-top:0;mso-wrap-distance-right:9pt;mso-wrap-distance-bottom:0;mso-position-horizontal:absolute;mso-position-horizontal-relative:text;mso-position-vertical:absolute;mso-position-vertical-relative:text" o:gfxdata="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">
-                <v:imagedata r:id="rId18" o:title=""/>
+                <v:imagedata r:id="rId20" o:title=""/>
               </v:shape>
             </w:pict>
           </mc:Fallback>
@@ -1850,7 +1838,7 @@
                 <wp:cNvGraphicFramePr/>
                 <a:graphic xmlns:a="http://schemas.openxmlformats.org/drawingml/2006/main">
                   <a:graphicData uri="http://schemas.microsoft.com/office/word/2010/wordprocessingInk">
-                    <w14:contentPart bwMode="auto" r:id="rId19">
+                    <w14:contentPart bwMode="auto" r:id="rId21">
                       <w14:nvContentPartPr>
                         <w14:cNvContentPartPr/>
                       </w14:nvContentPartPr>
@@ -1867,7 +1855,7 @@
           <mc:Fallback>
             <w:pict>
               <v:shape w14:anchorId="3ADE5577" id="Ink 1" o:spid="_x0000_s1026" type="#_x0000_t75" style="position:absolute;margin-left:117.5pt;margin-top:-77.25pt;width:18pt;height:168.25pt;z-index:251659264;visibility:visible;mso-wrap-style:square;mso-wrap-distance-left:9pt;mso-wrap-distance-top:0;mso-wrap-distance-right:9pt;mso-wrap-distance-bottom:0;mso-position-horizontal:absolute;mso-position-horizontal-relative:text;mso-position-vertical:absolute;mso-position-vertical-relative:text" o:gfxdata="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">
-                <v:imagedata r:id="rId20" o:title=""/>
+                <v:imagedata r:id="rId22" o:title=""/>
               </v:shape>
             </w:pict>
           </mc:Fallback>
@@ -1908,7 +1896,7 @@
                 <wp:cNvGraphicFramePr/>
                 <a:graphic xmlns:a="http://schemas.openxmlformats.org/drawingml/2006/main">
                   <a:graphicData uri="http://schemas.microsoft.com/office/word/2010/wordprocessingInk">
-                    <w14:contentPart bwMode="auto" r:id="rId21">
+                    <w14:contentPart bwMode="auto" r:id="rId23">
                       <w14:nvContentPartPr>
                         <w14:cNvContentPartPr/>
                       </w14:nvContentPartPr>
@@ -1925,7 +1913,7 @@
           <mc:Fallback>
             <w:pict>
               <v:shape w14:anchorId="0E2EB9B8" id="Ink 89" o:spid="_x0000_s1026" type="#_x0000_t75" style="position:absolute;margin-left:286.15pt;margin-top:-5.55pt;width:58.2pt;height:19.45pt;z-index:251735040;visibility:visible;mso-wrap-style:square;mso-wrap-distance-left:9pt;mso-wrap-distance-top:0;mso-wrap-distance-right:9pt;mso-wrap-distance-bottom:0;mso-position-horizontal:absolute;mso-position-horizontal-relative:text;mso-position-vertical:absolute;mso-position-vertical-relative:text" o:gfxdata="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">
-                <v:imagedata r:id="rId22" o:title=""/>
+                <v:imagedata r:id="rId24" o:title=""/>
               </v:shape>
             </w:pict>
           </mc:Fallback>
@@ -1953,7 +1941,7 @@
                 <wp:cNvGraphicFramePr/>
                 <a:graphic xmlns:a="http://schemas.openxmlformats.org/drawingml/2006/main">
                   <a:graphicData uri="http://schemas.microsoft.com/office/word/2010/wordprocessingInk">
-                    <w14:contentPart bwMode="auto" r:id="rId23">
+                    <w14:contentPart bwMode="auto" r:id="rId25">
                       <w14:nvContentPartPr>
                         <w14:cNvContentPartPr/>
                       </w14:nvContentPartPr>
@@ -1970,7 +1958,7 @@
           <mc:Fallback>
             <w:pict>
               <v:shape w14:anchorId="47616220" id="Ink 74" o:spid="_x0000_s1026" type="#_x0000_t75" style="position:absolute;margin-left:281.15pt;margin-top:8.35pt;width:3.8pt;height:5.8pt;z-index:251722752;visibility:visible;mso-wrap-style:square;mso-wrap-distance-left:9pt;mso-wrap-distance-top:0;mso-wrap-distance-right:9pt;mso-wrap-distance-bottom:0;mso-position-horizontal:absolute;mso-position-horizontal-relative:text;mso-position-vertical:absolute;mso-position-vertical-relative:text" o:gfxdata="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">
-                <v:imagedata r:id="rId24" o:title=""/>
+                <v:imagedata r:id="rId26" o:title=""/>
               </v:shape>
             </w:pict>
           </mc:Fallback>
@@ -1998,7 +1986,7 @@
                 <wp:cNvGraphicFramePr/>
                 <a:graphic xmlns:a="http://schemas.openxmlformats.org/drawingml/2006/main">
                   <a:graphicData uri="http://schemas.microsoft.com/office/word/2010/wordprocessingInk">
-                    <w14:contentPart bwMode="auto" r:id="rId25">
+                    <w14:contentPart bwMode="auto" r:id="rId27">
                       <w14:nvContentPartPr>
                         <w14:cNvContentPartPr/>
                       </w14:nvContentPartPr>
@@ -2015,7 +2003,7 @@
           <mc:Fallback>
             <w:pict>
               <v:shape w14:anchorId="1B37CF39" id="Ink 73" o:spid="_x0000_s1026" type="#_x0000_t75" style="position:absolute;margin-left:189.8pt;margin-top:-17.4pt;width:76.25pt;height:39.7pt;z-index:251721728;visibility:visible;mso-wrap-style:square;mso-wrap-distance-left:9pt;mso-wrap-distance-top:0;mso-wrap-distance-right:9pt;mso-wrap-distance-bottom:0;mso-position-horizontal:absolute;mso-position-horizontal-relative:text;mso-position-vertical:absolute;mso-position-vertical-relative:text" o:gfxdata="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">
-                <v:imagedata r:id="rId26" o:title=""/>
+                <v:imagedata r:id="rId28" o:title=""/>
               </v:shape>
             </w:pict>
           </mc:Fallback>
@@ -2126,13 +2114,7 @@
     </w:p>
     <w:p>
       <w:r>
-        <w:t>Now Blazor says</w:t>
-      </w:r>
-      <w:r>
-        <w:t xml:space="preserve"> </w:t>
-      </w:r>
-      <w:r>
-        <w:t>"Let's build HTML."</w:t>
+        <w:t>Now Blazor says "Let's build HTML."</w:t>
       </w:r>
     </w:p>
     <w:p>
@@ -2343,13 +2325,7 @@
     </w:p>
     <w:p>
       <w:r>
-        <w:t>Does it repeat forever</w:t>
-      </w:r>
-      <w:r>
-        <w:t xml:space="preserve"> like a video game 60fps</w:t>
-      </w:r>
-      <w:r>
-        <w:t>?</w:t>
+        <w:t>Does it repeat forever like a video game 60fps?</w:t>
       </w:r>
     </w:p>
     <w:p>
@@ -2359,45 +2335,12 @@
     </w:p>
     <w:p>
       <w:r>
-        <w:t>This is the important part.</w:t>
-      </w:r>
-      <w:r>
-        <w:t xml:space="preserve"> </w:t>
-      </w:r>
-      <w:r>
-        <w:t>Blazor waits.</w:t>
-      </w:r>
-      <w:r>
-        <w:t xml:space="preserve"> </w:t>
-      </w:r>
-      <w:r>
-        <w:t>Nothing happens.</w:t>
-      </w:r>
-      <w:r>
-        <w:t xml:space="preserve"> </w:t>
-      </w:r>
-      <w:r>
-        <w:t>Zero CPU.</w:t>
-      </w:r>
-      <w:r>
-        <w:t xml:space="preserve"> It just hands over an HTML to the browser.</w:t>
-      </w:r>
-    </w:p>
-    <w:p>
-      <w:r>
-        <w:t>Suppose you click</w:t>
-      </w:r>
-      <w:r>
-        <w:t xml:space="preserve"> </w:t>
-      </w:r>
-      <w:r>
-        <w:t>Delete</w:t>
-      </w:r>
-      <w:r>
-        <w:t xml:space="preserve"> n</w:t>
-      </w:r>
-      <w:r>
-        <w:t>ow</w:t>
+        <w:t>This is the important part. Blazor waits. Nothing happens. Zero CPU. It just hands over an HTML to the browser.</w:t>
+      </w:r>
+    </w:p>
+    <w:p>
+      <w:r>
+        <w:t>Suppose you click Delete now</w:t>
       </w:r>
     </w:p>
     <w:p>
@@ -2410,87 +2353,12 @@
     </w:p>
     <w:p>
       <w:r>
-        <w:t>fires.</w:t>
-      </w:r>
-      <w:r>
-        <w:t xml:space="preserve"> </w:t>
-      </w:r>
-      <w:r>
-        <w:t>Only now</w:t>
-      </w:r>
-      <w:r>
-        <w:t xml:space="preserve"> </w:t>
-      </w:r>
-      <w:r>
-        <w:t>DeleteOrder()</w:t>
-      </w:r>
-      <w:r>
-        <w:t xml:space="preserve"> </w:t>
-      </w:r>
-      <w:r>
-        <w:t>runs.</w:t>
-      </w:r>
-      <w:r>
-        <w:t xml:space="preserve"> </w:t>
-      </w:r>
-      <w:r>
-        <w:t>Inside</w:t>
-      </w:r>
-      <w:r>
-        <w:t xml:space="preserve"> </w:t>
-      </w:r>
-      <w:r>
-        <w:t>orders.Remove(order);</w:t>
-      </w:r>
-    </w:p>
-    <w:p>
-      <w:r>
-        <w:t>Now</w:t>
-      </w:r>
-      <w:r>
-        <w:t xml:space="preserve"> </w:t>
-      </w:r>
-      <w:r>
-        <w:t>orders changed.</w:t>
-      </w:r>
-      <w:r>
-        <w:t xml:space="preserve"> </w:t>
-      </w:r>
-      <w:r>
-        <w:t>Blazor notices.</w:t>
-      </w:r>
-      <w:r>
-        <w:t xml:space="preserve"> </w:t>
-      </w:r>
-      <w:r>
-        <w:t>It says</w:t>
-      </w:r>
-      <w:r>
-        <w:t xml:space="preserve"> </w:t>
-      </w:r>
-      <w:r>
-        <w:t>I need to redraw.</w:t>
-      </w:r>
-      <w:r>
-        <w:t xml:space="preserve"> </w:t>
-      </w:r>
-      <w:r>
-        <w:t>Not the entire website.</w:t>
-      </w:r>
-      <w:r>
-        <w:t xml:space="preserve"> </w:t>
-      </w:r>
-      <w:r>
-        <w:t>Only this component.</w:t>
-      </w:r>
-      <w:r>
-        <w:t xml:space="preserve"> </w:t>
-      </w:r>
-      <w:r>
-        <w:t>This process is called</w:t>
-      </w:r>
-      <w:r>
-        <w:t xml:space="preserve"> </w:t>
+        <w:t>fires. Only now DeleteOrder() runs. Inside orders.Remove(order);</w:t>
+      </w:r>
+    </w:p>
+    <w:p>
+      <w:r>
+        <w:t xml:space="preserve">Now orders changed. Blazor notices. It says I need to redraw. Not the entire website. Only this component. This process is called </w:t>
       </w:r>
       <w:r>
         <w:rPr>
@@ -2500,10 +2368,7 @@
         <w:t>re-rendering</w:t>
       </w:r>
       <w:r>
-        <w:t>.</w:t>
-      </w:r>
-      <w:r>
-        <w:t xml:space="preserve"> New HTML  is handed to the browser.</w:t>
+        <w:t>. New HTML  is handed to the browser.</w:t>
       </w:r>
     </w:p>
     <w:p>
@@ -2604,15 +2469,3815 @@
     </w:p>
     <w:p>
       <w:pPr>
-        <w:rPr>
+        <w:pStyle w:val="Heading1"/>
+      </w:pPr>
+      <w:r>
+        <w:t>EventCallBack</w:t>
+      </w:r>
+    </w:p>
+    <w:p>
+      <w:r>
+        <w:t>An example when a blazor page consists of another child component. How do thes epages communicate. For example if they want to pass success or fail messages?</w:t>
+      </w:r>
+    </w:p>
+    <w:p>
+      <w:r>
+        <w:t>In the parent component:</w:t>
+      </w:r>
+    </w:p>
+    <w:p>
+      <w:pPr>
+        <w:spacing w:before="100" w:beforeAutospacing="1" w:after="100" w:afterAutospacing="1" w:line="240" w:lineRule="auto"/>
+        <w:outlineLvl w:val="2"/>
+        <w:rPr>
+          <w:rFonts w:eastAsia="Times New Roman" w:cs="Times New Roman"/>
           <w:b/>
           <w:bCs/>
-          <w:color w:val="EE0000"/>
-          <w:u w:val="single"/>
-        </w:rPr>
-      </w:pPr>
+          <w:kern w:val="0"/>
+          <w:sz w:val="27"/>
+          <w:szCs w:val="27"/>
+          <w14:ligatures w14:val="none"/>
+        </w:rPr>
+      </w:pPr>
+      <w:r>
+        <w:rPr>
+          <w:rFonts w:eastAsia="Times New Roman" w:cs="Times New Roman"/>
+          <w:b/>
+          <w:bCs/>
+          <w:kern w:val="0"/>
+          <w:sz w:val="27"/>
+          <w:szCs w:val="27"/>
+          <w14:ligatures w14:val="none"/>
+        </w:rPr>
+        <w:t>1. The message variables</w:t>
+      </w:r>
+    </w:p>
+    <w:p>
+      <w:pPr>
+        <w:pStyle w:val="codesnippet3"/>
+      </w:pPr>
+      <w:r>
+        <w:t>private string errorMessage = "";</w:t>
+      </w:r>
+    </w:p>
+    <w:p>
+      <w:pPr>
+        <w:pStyle w:val="codesnippet3"/>
+      </w:pPr>
+      <w:r>
+        <w:t>private string successMessage = "";</w:t>
+      </w:r>
+    </w:p>
+    <w:p>
+      <w:pPr>
+        <w:spacing w:before="100" w:beforeAutospacing="1" w:after="100" w:afterAutospacing="1" w:line="240" w:lineRule="auto"/>
+        <w:rPr>
+          <w:rFonts w:eastAsia="Times New Roman" w:cs="Times New Roman"/>
+          <w:kern w:val="0"/>
+          <w14:ligatures w14:val="none"/>
+        </w:rPr>
+      </w:pPr>
+      <w:r>
+        <w:rPr>
+          <w:rFonts w:eastAsia="Times New Roman" w:cs="Times New Roman"/>
+          <w:kern w:val="0"/>
+          <w14:ligatures w14:val="none"/>
+        </w:rPr>
+        <w:t>These are normal C# string fields:</w:t>
+      </w:r>
+    </w:p>
+    <w:p>
+      <w:pPr>
+        <w:numPr>
+          <w:ilvl w:val="0"/>
+          <w:numId w:val="4"/>
+        </w:numPr>
+        <w:spacing w:before="100" w:beforeAutospacing="1" w:after="100" w:afterAutospacing="1" w:line="240" w:lineRule="auto"/>
+        <w:rPr>
+          <w:rFonts w:eastAsia="Times New Roman" w:cs="Times New Roman"/>
+          <w:kern w:val="0"/>
+          <w14:ligatures w14:val="none"/>
+        </w:rPr>
+      </w:pPr>
+      <w:r>
+        <w:rPr>
+          <w:rFonts w:eastAsia="Times New Roman" w:cs="Times New Roman"/>
+          <w:kern w:val="0"/>
+          <w14:ligatures w14:val="none"/>
+        </w:rPr>
+        <w:lastRenderedPageBreak/>
+        <w:t xml:space="preserve">An empty string </w:t>
+      </w:r>
+      <w:r>
+        <w:rPr>
+          <w:rFonts w:ascii="Courier New" w:eastAsia="Times New Roman" w:hAnsi="Courier New" w:cs="Courier New"/>
+          <w:kern w:val="0"/>
+          <w:sz w:val="20"/>
+          <w:szCs w:val="20"/>
+          <w14:ligatures w14:val="none"/>
+        </w:rPr>
+        <w:t>""</w:t>
+      </w:r>
+      <w:r>
+        <w:rPr>
+          <w:rFonts w:eastAsia="Times New Roman" w:cs="Times New Roman"/>
+          <w:kern w:val="0"/>
+          <w14:ligatures w14:val="none"/>
+        </w:rPr>
+        <w:t xml:space="preserve"> means there is no message to display.</w:t>
+      </w:r>
+    </w:p>
+    <w:p>
+      <w:pPr>
+        <w:numPr>
+          <w:ilvl w:val="0"/>
+          <w:numId w:val="4"/>
+        </w:numPr>
+        <w:spacing w:before="100" w:beforeAutospacing="1" w:after="100" w:afterAutospacing="1" w:line="240" w:lineRule="auto"/>
+        <w:rPr>
+          <w:rFonts w:eastAsia="Times New Roman" w:cs="Times New Roman"/>
+          <w:kern w:val="0"/>
+          <w14:ligatures w14:val="none"/>
+        </w:rPr>
+      </w:pPr>
+      <w:r>
+        <w:rPr>
+          <w:rFonts w:eastAsia="Times New Roman" w:cs="Times New Roman"/>
+          <w:kern w:val="0"/>
+          <w14:ligatures w14:val="none"/>
+        </w:rPr>
+        <w:t>A non-empty string contains the text shown to the user.</w:t>
+      </w:r>
+    </w:p>
+    <w:p>
+      <w:pPr>
+        <w:spacing w:before="100" w:beforeAutospacing="1" w:after="100" w:afterAutospacing="1" w:line="240" w:lineRule="auto"/>
+        <w:rPr>
+          <w:rFonts w:eastAsia="Times New Roman" w:cs="Times New Roman"/>
+          <w:kern w:val="0"/>
+          <w14:ligatures w14:val="none"/>
+        </w:rPr>
+      </w:pPr>
+      <w:r>
+        <w:rPr>
+          <w:rFonts w:eastAsia="Times New Roman" w:cs="Times New Roman"/>
+          <w:kern w:val="0"/>
+          <w14:ligatures w14:val="none"/>
+        </w:rPr>
+        <w:t>For example:</w:t>
+      </w:r>
+    </w:p>
+    <w:p>
+      <w:pPr>
+        <w:pStyle w:val="codesnippet3"/>
+      </w:pPr>
+      <w:r>
+        <w:t>errorMessage = "Street 1 is required";</w:t>
+      </w:r>
+    </w:p>
+    <w:p>
+      <w:pPr>
+        <w:pStyle w:val="codesnippet3"/>
+      </w:pPr>
+      <w:r>
+        <w:t>successMessage = "Address saved successfully";</w:t>
+      </w:r>
+    </w:p>
+    <w:p>
+      <w:pPr>
+        <w:spacing w:before="100" w:beforeAutospacing="1" w:after="100" w:afterAutospacing="1" w:line="240" w:lineRule="auto"/>
+        <w:outlineLvl w:val="2"/>
+        <w:rPr>
+          <w:rFonts w:eastAsia="Times New Roman" w:cs="Times New Roman"/>
+          <w:b/>
+          <w:bCs/>
+          <w:kern w:val="0"/>
+          <w:sz w:val="27"/>
+          <w:szCs w:val="27"/>
+          <w14:ligatures w14:val="none"/>
+        </w:rPr>
+      </w:pPr>
+      <w:r>
+        <w:rPr>
+          <w:rFonts w:eastAsia="Times New Roman" w:cs="Times New Roman"/>
+          <w:b/>
+          <w:bCs/>
+          <w:kern w:val="0"/>
+          <w:sz w:val="27"/>
+          <w:szCs w:val="27"/>
+          <w14:ligatures w14:val="none"/>
+        </w:rPr>
+        <w:t>2. Displaying the messages</w:t>
+      </w:r>
+    </w:p>
+    <w:p>
+      <w:pPr>
+        <w:spacing w:before="100" w:beforeAutospacing="1" w:after="100" w:afterAutospacing="1" w:line="240" w:lineRule="auto"/>
+        <w:rPr>
+          <w:rFonts w:eastAsia="Times New Roman" w:cs="Times New Roman"/>
+          <w:kern w:val="0"/>
+          <w14:ligatures w14:val="none"/>
+        </w:rPr>
+      </w:pPr>
+      <w:r>
+        <w:rPr>
+          <w:rFonts w:eastAsia="Times New Roman" w:cs="Times New Roman"/>
+          <w:kern w:val="0"/>
+          <w14:ligatures w14:val="none"/>
+        </w:rPr>
+        <w:t>The Razor markup checks whether each message contains text:</w:t>
+      </w:r>
+    </w:p>
+    <w:p>
+      <w:pPr>
+        <w:pStyle w:val="codesnippet3"/>
+      </w:pPr>
+      <w:r>
+        <w:t>@if (!string.IsNullOrEmpty(errorMessage))</w:t>
+      </w:r>
+    </w:p>
+    <w:p>
+      <w:pPr>
+        <w:pStyle w:val="codesnippet3"/>
+      </w:pPr>
+      <w:r>
+        <w:t>{</w:t>
+      </w:r>
+    </w:p>
+    <w:p>
+      <w:pPr>
+        <w:pStyle w:val="codesnippet3"/>
+      </w:pPr>
+      <w:r>
+        <w:t xml:space="preserve">    &lt;div class="alert alert-danger"&gt;@errorMessage&lt;/div&gt;</w:t>
+      </w:r>
+    </w:p>
+    <w:p>
+      <w:pPr>
+        <w:pStyle w:val="codesnippet3"/>
+      </w:pPr>
+      <w:r>
+        <w:t>}</w:t>
+      </w:r>
+    </w:p>
+    <w:p>
+      <w:pPr>
+        <w:pStyle w:val="codesnippet3"/>
+      </w:pPr>
+    </w:p>
+    <w:p>
+      <w:pPr>
+        <w:pStyle w:val="codesnippet3"/>
+      </w:pPr>
+      <w:r>
+        <w:t>@if (!string.IsNullOrEmpty(successMessage))</w:t>
+      </w:r>
+    </w:p>
+    <w:p>
+      <w:pPr>
+        <w:pStyle w:val="codesnippet3"/>
+      </w:pPr>
+      <w:r>
+        <w:t>{</w:t>
+      </w:r>
+    </w:p>
+    <w:p>
+      <w:pPr>
+        <w:pStyle w:val="codesnippet3"/>
+      </w:pPr>
+      <w:r>
+        <w:t xml:space="preserve">    &lt;div class="alert alert-success"&gt;@successMessage&lt;/div&gt;</w:t>
+      </w:r>
+    </w:p>
+    <w:p>
+      <w:pPr>
+        <w:pStyle w:val="codesnippet3"/>
+      </w:pPr>
+      <w:r>
+        <w:t>}</w:t>
+      </w:r>
+    </w:p>
+    <w:p>
+      <w:pPr>
+        <w:spacing w:before="100" w:beforeAutospacing="1" w:after="100" w:afterAutospacing="1" w:line="240" w:lineRule="auto"/>
+        <w:rPr>
+          <w:rFonts w:eastAsia="Times New Roman" w:cs="Times New Roman"/>
+          <w:kern w:val="0"/>
+          <w14:ligatures w14:val="none"/>
+        </w:rPr>
+      </w:pPr>
+      <w:r>
+        <w:rPr>
+          <w:rFonts w:eastAsia="Times New Roman" w:cs="Times New Roman"/>
+          <w:kern w:val="0"/>
+          <w14:ligatures w14:val="none"/>
+        </w:rPr>
+        <w:t>The syntax means:</w:t>
+      </w:r>
+    </w:p>
+    <w:p>
+      <w:pPr>
+        <w:numPr>
+          <w:ilvl w:val="0"/>
+          <w:numId w:val="5"/>
+        </w:numPr>
+        <w:spacing w:before="100" w:beforeAutospacing="1" w:after="100" w:afterAutospacing="1" w:line="240" w:lineRule="auto"/>
+        <w:rPr>
+          <w:rFonts w:eastAsia="Times New Roman" w:cs="Times New Roman"/>
+          <w:kern w:val="0"/>
+          <w14:ligatures w14:val="none"/>
+        </w:rPr>
+      </w:pPr>
+      <w:r>
+        <w:rPr>
+          <w:rFonts w:ascii="Courier New" w:eastAsia="Times New Roman" w:hAnsi="Courier New" w:cs="Courier New"/>
+          <w:kern w:val="0"/>
+          <w:sz w:val="20"/>
+          <w:szCs w:val="20"/>
+          <w14:ligatures w14:val="none"/>
+        </w:rPr>
+        <w:t>@if</w:t>
+      </w:r>
+      <w:r>
+        <w:rPr>
+          <w:rFonts w:eastAsia="Times New Roman" w:cs="Times New Roman"/>
+          <w:kern w:val="0"/>
+          <w14:ligatures w14:val="none"/>
+        </w:rPr>
+        <w:t xml:space="preserve"> lets you use a C# </w:t>
+      </w:r>
+      <w:r>
+        <w:rPr>
+          <w:rFonts w:ascii="Courier New" w:eastAsia="Times New Roman" w:hAnsi="Courier New" w:cs="Courier New"/>
+          <w:kern w:val="0"/>
+          <w:sz w:val="20"/>
+          <w:szCs w:val="20"/>
+          <w14:ligatures w14:val="none"/>
+        </w:rPr>
+        <w:t>if</w:t>
+      </w:r>
+      <w:r>
+        <w:rPr>
+          <w:rFonts w:eastAsia="Times New Roman" w:cs="Times New Roman"/>
+          <w:kern w:val="0"/>
+          <w14:ligatures w14:val="none"/>
+        </w:rPr>
+        <w:t xml:space="preserve"> statement inside Razor markup.</w:t>
+      </w:r>
+    </w:p>
+    <w:p>
+      <w:pPr>
+        <w:numPr>
+          <w:ilvl w:val="0"/>
+          <w:numId w:val="5"/>
+        </w:numPr>
+        <w:spacing w:before="100" w:beforeAutospacing="1" w:after="100" w:afterAutospacing="1" w:line="240" w:lineRule="auto"/>
+        <w:rPr>
+          <w:rFonts w:eastAsia="Times New Roman" w:cs="Times New Roman"/>
+          <w:kern w:val="0"/>
+          <w14:ligatures w14:val="none"/>
+        </w:rPr>
+      </w:pPr>
+      <w:r>
+        <w:rPr>
+          <w:rFonts w:ascii="Courier New" w:eastAsia="Times New Roman" w:hAnsi="Courier New" w:cs="Courier New"/>
+          <w:kern w:val="0"/>
+          <w:sz w:val="20"/>
+          <w:szCs w:val="20"/>
+          <w14:ligatures w14:val="none"/>
+        </w:rPr>
+        <w:t>string.IsNullOrEmpty(...)</w:t>
+      </w:r>
+      <w:r>
+        <w:rPr>
+          <w:rFonts w:eastAsia="Times New Roman" w:cs="Times New Roman"/>
+          <w:kern w:val="0"/>
+          <w14:ligatures w14:val="none"/>
+        </w:rPr>
+        <w:t xml:space="preserve"> returns </w:t>
+      </w:r>
+      <w:r>
+        <w:rPr>
+          <w:rFonts w:ascii="Courier New" w:eastAsia="Times New Roman" w:hAnsi="Courier New" w:cs="Courier New"/>
+          <w:kern w:val="0"/>
+          <w:sz w:val="20"/>
+          <w:szCs w:val="20"/>
+          <w14:ligatures w14:val="none"/>
+        </w:rPr>
+        <w:t>true</w:t>
+      </w:r>
+      <w:r>
+        <w:rPr>
+          <w:rFonts w:eastAsia="Times New Roman" w:cs="Times New Roman"/>
+          <w:kern w:val="0"/>
+          <w14:ligatures w14:val="none"/>
+        </w:rPr>
+        <w:t xml:space="preserve"> when the string is </w:t>
+      </w:r>
+      <w:r>
+        <w:rPr>
+          <w:rFonts w:ascii="Courier New" w:eastAsia="Times New Roman" w:hAnsi="Courier New" w:cs="Courier New"/>
+          <w:kern w:val="0"/>
+          <w:sz w:val="20"/>
+          <w:szCs w:val="20"/>
+          <w14:ligatures w14:val="none"/>
+        </w:rPr>
+        <w:t>null</w:t>
+      </w:r>
+      <w:r>
+        <w:rPr>
+          <w:rFonts w:eastAsia="Times New Roman" w:cs="Times New Roman"/>
+          <w:kern w:val="0"/>
+          <w14:ligatures w14:val="none"/>
+        </w:rPr>
+        <w:t xml:space="preserve"> or empty.</w:t>
+      </w:r>
+    </w:p>
+    <w:p>
+      <w:pPr>
+        <w:numPr>
+          <w:ilvl w:val="0"/>
+          <w:numId w:val="5"/>
+        </w:numPr>
+        <w:spacing w:before="100" w:beforeAutospacing="1" w:after="100" w:afterAutospacing="1" w:line="240" w:lineRule="auto"/>
+        <w:rPr>
+          <w:rFonts w:eastAsia="Times New Roman" w:cs="Times New Roman"/>
+          <w:kern w:val="0"/>
+          <w14:ligatures w14:val="none"/>
+        </w:rPr>
+      </w:pPr>
+      <w:r>
+        <w:rPr>
+          <w:rFonts w:ascii="Courier New" w:eastAsia="Times New Roman" w:hAnsi="Courier New" w:cs="Courier New"/>
+          <w:kern w:val="0"/>
+          <w:sz w:val="20"/>
+          <w:szCs w:val="20"/>
+          <w14:ligatures w14:val="none"/>
+        </w:rPr>
+        <w:t>!</w:t>
+      </w:r>
+      <w:r>
+        <w:rPr>
+          <w:rFonts w:eastAsia="Times New Roman" w:cs="Times New Roman"/>
+          <w:kern w:val="0"/>
+          <w14:ligatures w14:val="none"/>
+        </w:rPr>
+        <w:t xml:space="preserve"> means “not.”</w:t>
+      </w:r>
+    </w:p>
+    <w:p>
+      <w:pPr>
+        <w:numPr>
+          <w:ilvl w:val="0"/>
+          <w:numId w:val="5"/>
+        </w:numPr>
+        <w:spacing w:before="100" w:beforeAutospacing="1" w:after="100" w:afterAutospacing="1" w:line="240" w:lineRule="auto"/>
+        <w:rPr>
+          <w:rFonts w:eastAsia="Times New Roman" w:cs="Times New Roman"/>
+          <w:kern w:val="0"/>
+          <w14:ligatures w14:val="none"/>
+        </w:rPr>
+      </w:pPr>
+      <w:r>
+        <w:rPr>
+          <w:rFonts w:ascii="Courier New" w:eastAsia="Times New Roman" w:hAnsi="Courier New" w:cs="Courier New"/>
+          <w:kern w:val="0"/>
+          <w:sz w:val="20"/>
+          <w:szCs w:val="20"/>
+          <w14:ligatures w14:val="none"/>
+        </w:rPr>
+        <w:t>@errorMessage</w:t>
+      </w:r>
+      <w:r>
+        <w:rPr>
+          <w:rFonts w:eastAsia="Times New Roman" w:cs="Times New Roman"/>
+          <w:kern w:val="0"/>
+          <w14:ligatures w14:val="none"/>
+        </w:rPr>
+        <w:t xml:space="preserve"> inserts the field’s value into the HTML.</w:t>
+      </w:r>
+    </w:p>
+    <w:p>
+      <w:pPr>
+        <w:numPr>
+          <w:ilvl w:val="0"/>
+          <w:numId w:val="5"/>
+        </w:numPr>
+        <w:spacing w:before="100" w:beforeAutospacing="1" w:after="100" w:afterAutospacing="1" w:line="240" w:lineRule="auto"/>
+        <w:rPr>
+          <w:rFonts w:eastAsia="Times New Roman" w:cs="Times New Roman"/>
+          <w:kern w:val="0"/>
+          <w14:ligatures w14:val="none"/>
+        </w:rPr>
+      </w:pPr>
+      <w:r>
+        <w:rPr>
+          <w:rFonts w:ascii="Courier New" w:eastAsia="Times New Roman" w:hAnsi="Courier New" w:cs="Courier New"/>
+          <w:kern w:val="0"/>
+          <w:sz w:val="20"/>
+          <w:szCs w:val="20"/>
+          <w14:ligatures w14:val="none"/>
+        </w:rPr>
+        <w:t>alert-danger</w:t>
+      </w:r>
+      <w:r>
+        <w:rPr>
+          <w:rFonts w:eastAsia="Times New Roman" w:cs="Times New Roman"/>
+          <w:kern w:val="0"/>
+          <w14:ligatures w14:val="none"/>
+        </w:rPr>
+        <w:t xml:space="preserve"> and </w:t>
+      </w:r>
+      <w:r>
+        <w:rPr>
+          <w:rFonts w:ascii="Courier New" w:eastAsia="Times New Roman" w:hAnsi="Courier New" w:cs="Courier New"/>
+          <w:kern w:val="0"/>
+          <w:sz w:val="20"/>
+          <w:szCs w:val="20"/>
+          <w14:ligatures w14:val="none"/>
+        </w:rPr>
+        <w:t>alert-success</w:t>
+      </w:r>
+      <w:r>
+        <w:rPr>
+          <w:rFonts w:eastAsia="Times New Roman" w:cs="Times New Roman"/>
+          <w:kern w:val="0"/>
+          <w14:ligatures w14:val="none"/>
+        </w:rPr>
+        <w:t xml:space="preserve"> are Bootstrap styles.</w:t>
+      </w:r>
+    </w:p>
+    <w:p>
+      <w:pPr>
+        <w:spacing w:before="100" w:beforeAutospacing="1" w:after="100" w:afterAutospacing="1" w:line="240" w:lineRule="auto"/>
+        <w:rPr>
+          <w:rFonts w:eastAsia="Times New Roman" w:cs="Times New Roman"/>
+          <w:kern w:val="0"/>
+          <w14:ligatures w14:val="none"/>
+        </w:rPr>
+      </w:pPr>
+      <w:r>
+        <w:rPr>
+          <w:rFonts w:eastAsia="Times New Roman" w:cs="Times New Roman"/>
+          <w:kern w:val="0"/>
+          <w14:ligatures w14:val="none"/>
+        </w:rPr>
+        <w:t>So this:</w:t>
+      </w:r>
+    </w:p>
+    <w:p>
+      <w:pPr>
+        <w:pStyle w:val="codesnippet3"/>
+      </w:pPr>
+      <w:r>
+        <w:t>successMessage = "Address saved successfully";</w:t>
+      </w:r>
+    </w:p>
+    <w:p>
+      <w:pPr>
+        <w:spacing w:before="100" w:beforeAutospacing="1" w:after="100" w:afterAutospacing="1" w:line="240" w:lineRule="auto"/>
+        <w:rPr>
+          <w:rFonts w:eastAsia="Times New Roman" w:cs="Times New Roman"/>
+          <w:kern w:val="0"/>
+          <w14:ligatures w14:val="none"/>
+        </w:rPr>
+      </w:pPr>
+      <w:r>
+        <w:rPr>
+          <w:rFonts w:eastAsia="Times New Roman" w:cs="Times New Roman"/>
+          <w:kern w:val="0"/>
+          <w14:ligatures w14:val="none"/>
+        </w:rPr>
+        <w:t>causes Blazor to render:</w:t>
+      </w:r>
+    </w:p>
+    <w:p>
+      <w:pPr>
+        <w:pStyle w:val="codesnippet3"/>
+      </w:pPr>
+      <w:r>
+        <w:t>&lt;div class="alert alert-success"&gt;</w:t>
+      </w:r>
+    </w:p>
+    <w:p>
+      <w:pPr>
+        <w:pStyle w:val="codesnippet3"/>
+      </w:pPr>
+      <w:r>
+        <w:t xml:space="preserve">    Address saved successfully</w:t>
+      </w:r>
+    </w:p>
+    <w:p>
+      <w:pPr>
+        <w:pStyle w:val="codesnippet3"/>
+      </w:pPr>
+      <w:r>
+        <w:t>&lt;/div&gt;</w:t>
+      </w:r>
+    </w:p>
+    <w:p>
+      <w:pPr>
+        <w:spacing w:before="100" w:beforeAutospacing="1" w:after="100" w:afterAutospacing="1" w:line="240" w:lineRule="auto"/>
+        <w:rPr>
+          <w:rFonts w:eastAsia="Times New Roman" w:cs="Times New Roman"/>
+          <w:kern w:val="0"/>
+          <w14:ligatures w14:val="none"/>
+        </w:rPr>
+      </w:pPr>
+      <w:r>
+        <w:rPr>
+          <w:rFonts w:eastAsia="Times New Roman" w:cs="Times New Roman"/>
+          <w:kern w:val="0"/>
+          <w14:ligatures w14:val="none"/>
+        </w:rPr>
+        <w:t xml:space="preserve">When the field is empty, the entire </w:t>
+      </w:r>
+      <w:r>
+        <w:rPr>
+          <w:rFonts w:ascii="Courier New" w:eastAsia="Times New Roman" w:hAnsi="Courier New" w:cs="Courier New"/>
+          <w:kern w:val="0"/>
+          <w:sz w:val="20"/>
+          <w:szCs w:val="20"/>
+          <w14:ligatures w14:val="none"/>
+        </w:rPr>
+        <w:t>&lt;div&gt;</w:t>
+      </w:r>
+      <w:r>
+        <w:rPr>
+          <w:rFonts w:eastAsia="Times New Roman" w:cs="Times New Roman"/>
+          <w:kern w:val="0"/>
+          <w14:ligatures w14:val="none"/>
+        </w:rPr>
+        <w:t xml:space="preserve"> is not rendered.</w:t>
+      </w:r>
+    </w:p>
+    <w:p>
+      <w:pPr>
+        <w:spacing w:before="100" w:beforeAutospacing="1" w:after="100" w:afterAutospacing="1" w:line="240" w:lineRule="auto"/>
+        <w:outlineLvl w:val="2"/>
+        <w:rPr>
+          <w:rFonts w:eastAsia="Times New Roman" w:cs="Times New Roman"/>
+          <w:b/>
+          <w:bCs/>
+          <w:kern w:val="0"/>
+          <w:sz w:val="27"/>
+          <w:szCs w:val="27"/>
+          <w14:ligatures w14:val="none"/>
+        </w:rPr>
+      </w:pPr>
+      <w:r>
+        <w:rPr>
+          <w:rFonts w:eastAsia="Times New Roman" w:cs="Times New Roman"/>
+          <w:b/>
+          <w:bCs/>
+          <w:kern w:val="0"/>
+          <w:sz w:val="27"/>
+          <w:szCs w:val="27"/>
+          <w14:ligatures w14:val="none"/>
+        </w:rPr>
+        <w:t>3. Passing the handler methods to the child</w:t>
+      </w:r>
+    </w:p>
+    <w:p>
+      <w:pPr>
+        <w:spacing w:before="100" w:beforeAutospacing="1" w:after="100" w:afterAutospacing="1" w:line="240" w:lineRule="auto"/>
+        <w:rPr>
+          <w:rFonts w:eastAsia="Times New Roman" w:cs="Times New Roman"/>
+          <w:kern w:val="0"/>
+          <w14:ligatures w14:val="none"/>
+        </w:rPr>
+      </w:pPr>
+      <w:r>
+        <w:rPr>
+          <w:rFonts w:eastAsia="Times New Roman" w:cs="Times New Roman"/>
+          <w:kern w:val="0"/>
+          <w14:ligatures w14:val="none"/>
+        </w:rPr>
+        <w:t>The parent page uses the address component like this:</w:t>
+      </w:r>
+    </w:p>
+    <w:p>
+      <w:pPr>
+        <w:pStyle w:val="codesnippet3"/>
+      </w:pPr>
+      <w:r>
+        <w:lastRenderedPageBreak/>
+        <w:t>&lt;AddressManager</w:t>
+      </w:r>
+    </w:p>
+    <w:p>
+      <w:pPr>
+        <w:pStyle w:val="codesnippet3"/>
+      </w:pPr>
+      <w:r>
+        <w:t xml:space="preserve">    ...</w:t>
+      </w:r>
+    </w:p>
+    <w:p>
+      <w:pPr>
+        <w:pStyle w:val="codesnippet3"/>
+      </w:pPr>
+      <w:r>
+        <w:t xml:space="preserve">    OnError="HandleError"</w:t>
+      </w:r>
+    </w:p>
+    <w:p>
+      <w:pPr>
+        <w:pStyle w:val="codesnippet3"/>
+      </w:pPr>
+      <w:r>
+        <w:t xml:space="preserve">    OnSuccess="HandleSuccess"</w:t>
+      </w:r>
+    </w:p>
+    <w:p>
+      <w:pPr>
+        <w:pStyle w:val="codesnippet3"/>
+      </w:pPr>
+      <w:r>
+        <w:t xml:space="preserve">    OnRefreshRequired="HandleRefreshRequired" /&gt;</w:t>
+      </w:r>
+    </w:p>
+    <w:p>
+      <w:pPr>
+        <w:spacing w:before="100" w:beforeAutospacing="1" w:after="100" w:afterAutospacing="1" w:line="240" w:lineRule="auto"/>
+        <w:rPr>
+          <w:rFonts w:eastAsia="Times New Roman" w:cs="Times New Roman"/>
+          <w:kern w:val="0"/>
+          <w14:ligatures w14:val="none"/>
+        </w:rPr>
+      </w:pPr>
+      <w:r>
+        <w:rPr>
+          <w:rFonts w:eastAsia="Times New Roman" w:cs="Times New Roman"/>
+          <w:kern w:val="0"/>
+          <w14:ligatures w14:val="none"/>
+        </w:rPr>
+        <w:t>This tells the child:</w:t>
+      </w:r>
+    </w:p>
+    <w:p>
+      <w:pPr>
+        <w:numPr>
+          <w:ilvl w:val="0"/>
+          <w:numId w:val="6"/>
+        </w:numPr>
+        <w:spacing w:before="100" w:beforeAutospacing="1" w:after="100" w:afterAutospacing="1" w:line="240" w:lineRule="auto"/>
+        <w:rPr>
+          <w:rFonts w:eastAsia="Times New Roman" w:cs="Times New Roman"/>
+          <w:kern w:val="0"/>
+          <w14:ligatures w14:val="none"/>
+        </w:rPr>
+      </w:pPr>
+      <w:r>
+        <w:rPr>
+          <w:rFonts w:eastAsia="Times New Roman" w:cs="Times New Roman"/>
+          <w:kern w:val="0"/>
+          <w14:ligatures w14:val="none"/>
+        </w:rPr>
+        <w:t xml:space="preserve">When an error occurs, call the parent’s </w:t>
+      </w:r>
+      <w:r>
+        <w:rPr>
+          <w:rFonts w:ascii="Courier New" w:eastAsia="Times New Roman" w:hAnsi="Courier New" w:cs="Courier New"/>
+          <w:kern w:val="0"/>
+          <w:sz w:val="20"/>
+          <w:szCs w:val="20"/>
+          <w14:ligatures w14:val="none"/>
+        </w:rPr>
+        <w:t>HandleError</w:t>
+      </w:r>
+      <w:r>
+        <w:rPr>
+          <w:rFonts w:eastAsia="Times New Roman" w:cs="Times New Roman"/>
+          <w:kern w:val="0"/>
+          <w14:ligatures w14:val="none"/>
+        </w:rPr>
+        <w:t xml:space="preserve"> method.</w:t>
+      </w:r>
+    </w:p>
+    <w:p>
+      <w:pPr>
+        <w:numPr>
+          <w:ilvl w:val="0"/>
+          <w:numId w:val="6"/>
+        </w:numPr>
+        <w:spacing w:before="100" w:beforeAutospacing="1" w:after="100" w:afterAutospacing="1" w:line="240" w:lineRule="auto"/>
+        <w:rPr>
+          <w:rFonts w:eastAsia="Times New Roman" w:cs="Times New Roman"/>
+          <w:kern w:val="0"/>
+          <w14:ligatures w14:val="none"/>
+        </w:rPr>
+      </w:pPr>
+      <w:r>
+        <w:rPr>
+          <w:rFonts w:eastAsia="Times New Roman" w:cs="Times New Roman"/>
+          <w:kern w:val="0"/>
+          <w14:ligatures w14:val="none"/>
+        </w:rPr>
+        <w:t xml:space="preserve">When the save succeeds, call </w:t>
+      </w:r>
+      <w:r>
+        <w:rPr>
+          <w:rFonts w:ascii="Courier New" w:eastAsia="Times New Roman" w:hAnsi="Courier New" w:cs="Courier New"/>
+          <w:kern w:val="0"/>
+          <w:sz w:val="20"/>
+          <w:szCs w:val="20"/>
+          <w14:ligatures w14:val="none"/>
+        </w:rPr>
+        <w:t>HandleSuccess</w:t>
+      </w:r>
+      <w:r>
+        <w:rPr>
+          <w:rFonts w:eastAsia="Times New Roman" w:cs="Times New Roman"/>
+          <w:kern w:val="0"/>
+          <w14:ligatures w14:val="none"/>
+        </w:rPr>
+        <w:t>.</w:t>
+      </w:r>
+    </w:p>
+    <w:p>
+      <w:pPr>
+        <w:numPr>
+          <w:ilvl w:val="0"/>
+          <w:numId w:val="6"/>
+        </w:numPr>
+        <w:spacing w:before="100" w:beforeAutospacing="1" w:after="100" w:afterAutospacing="1" w:line="240" w:lineRule="auto"/>
+        <w:rPr>
+          <w:rFonts w:eastAsia="Times New Roman" w:cs="Times New Roman"/>
+          <w:kern w:val="0"/>
+          <w14:ligatures w14:val="none"/>
+        </w:rPr>
+      </w:pPr>
+      <w:r>
+        <w:rPr>
+          <w:rFonts w:eastAsia="Times New Roman" w:cs="Times New Roman"/>
+          <w:kern w:val="0"/>
+          <w14:ligatures w14:val="none"/>
+        </w:rPr>
+        <w:t xml:space="preserve">When the customer should be reloaded, call </w:t>
+      </w:r>
+      <w:r>
+        <w:rPr>
+          <w:rFonts w:ascii="Courier New" w:eastAsia="Times New Roman" w:hAnsi="Courier New" w:cs="Courier New"/>
+          <w:kern w:val="0"/>
+          <w:sz w:val="20"/>
+          <w:szCs w:val="20"/>
+          <w14:ligatures w14:val="none"/>
+        </w:rPr>
+        <w:t>HandleRefreshRequired</w:t>
+      </w:r>
+      <w:r>
+        <w:rPr>
+          <w:rFonts w:eastAsia="Times New Roman" w:cs="Times New Roman"/>
+          <w:kern w:val="0"/>
+          <w14:ligatures w14:val="none"/>
+        </w:rPr>
+        <w:t>.</w:t>
+      </w:r>
+    </w:p>
+    <w:p>
+      <w:pPr>
+        <w:spacing w:before="100" w:beforeAutospacing="1" w:after="100" w:afterAutospacing="1" w:line="240" w:lineRule="auto"/>
+        <w:rPr>
+          <w:rFonts w:eastAsia="Times New Roman" w:cs="Times New Roman"/>
+          <w:kern w:val="0"/>
+          <w14:ligatures w14:val="none"/>
+        </w:rPr>
+      </w:pPr>
+      <w:r>
+        <w:rPr>
+          <w:rFonts w:eastAsia="Times New Roman" w:cs="Times New Roman"/>
+          <w:kern w:val="0"/>
+          <w14:ligatures w14:val="none"/>
+        </w:rPr>
+        <w:t>This is how a child component communicates upward to its parent.</w:t>
+      </w:r>
+    </w:p>
+    <w:p>
+      <w:pPr>
+        <w:spacing w:before="100" w:beforeAutospacing="1" w:after="100" w:afterAutospacing="1" w:line="240" w:lineRule="auto"/>
+        <w:outlineLvl w:val="2"/>
+        <w:rPr>
+          <w:rFonts w:eastAsia="Times New Roman" w:cs="Times New Roman"/>
+          <w:b/>
+          <w:bCs/>
+          <w:kern w:val="0"/>
+          <w:sz w:val="27"/>
+          <w:szCs w:val="27"/>
+          <w14:ligatures w14:val="none"/>
+        </w:rPr>
+      </w:pPr>
+      <w:r>
+        <w:rPr>
+          <w:rFonts w:eastAsia="Times New Roman" w:cs="Times New Roman"/>
+          <w:b/>
+          <w:bCs/>
+          <w:kern w:val="0"/>
+          <w:sz w:val="27"/>
+          <w:szCs w:val="27"/>
+          <w14:ligatures w14:val="none"/>
+        </w:rPr>
+        <w:t>4. Declaring the events in the child</w:t>
+      </w:r>
+    </w:p>
+    <w:p>
+      <w:pPr>
+        <w:pStyle w:val="codesnippet3"/>
+      </w:pPr>
+      <w:r>
+        <w:t>[Parameter] public EventCallback&lt;string&gt; OnError { get; set; }</w:t>
+      </w:r>
+    </w:p>
+    <w:p>
+      <w:pPr>
+        <w:pStyle w:val="codesnippet3"/>
+      </w:pPr>
+      <w:r>
+        <w:t>[Parameter] public EventCallback&lt;string&gt; OnSuccess { get; set; }</w:t>
+      </w:r>
+    </w:p>
+    <w:p>
+      <w:pPr>
+        <w:pStyle w:val="codesnippet3"/>
+      </w:pPr>
+      <w:r>
+        <w:t>[Parameter] public EventCallback OnRefreshRequired { get; set; }</w:t>
+      </w:r>
+    </w:p>
+    <w:p>
+      <w:pPr>
+        <w:spacing w:before="100" w:beforeAutospacing="1" w:after="100" w:afterAutospacing="1" w:line="240" w:lineRule="auto"/>
+        <w:rPr>
+          <w:rFonts w:eastAsia="Times New Roman" w:cs="Times New Roman"/>
+          <w:kern w:val="0"/>
+          <w14:ligatures w14:val="none"/>
+        </w:rPr>
+      </w:pPr>
+      <w:r>
+        <w:rPr>
+          <w:rFonts w:eastAsia="Times New Roman" w:cs="Times New Roman"/>
+          <w:kern w:val="0"/>
+          <w14:ligatures w14:val="none"/>
+        </w:rPr>
+        <w:t>Breaking down the syntax:</w:t>
+      </w:r>
+    </w:p>
+    <w:p>
+      <w:pPr>
+        <w:pStyle w:val="codesnippet3"/>
+      </w:pPr>
+      <w:r>
+        <w:t>[Parameter]</w:t>
+      </w:r>
+    </w:p>
+    <w:p>
+      <w:pPr>
+        <w:spacing w:before="100" w:beforeAutospacing="1" w:after="100" w:afterAutospacing="1" w:line="240" w:lineRule="auto"/>
+        <w:rPr>
+          <w:rFonts w:eastAsia="Times New Roman" w:cs="Times New Roman"/>
+          <w:kern w:val="0"/>
+          <w14:ligatures w14:val="none"/>
+        </w:rPr>
+      </w:pPr>
+      <w:r>
+        <w:rPr>
+          <w:rFonts w:eastAsia="Times New Roman" w:cs="Times New Roman"/>
+          <w:kern w:val="0"/>
+          <w14:ligatures w14:val="none"/>
+        </w:rPr>
+        <w:t>means that the parent component can provide a value for this property.</w:t>
+      </w:r>
+    </w:p>
+    <w:p>
+      <w:pPr>
+        <w:pStyle w:val="codesnippet3"/>
+      </w:pPr>
+      <w:r>
+        <w:t>EventCallback&lt;string&gt;</w:t>
+      </w:r>
+    </w:p>
+    <w:p>
+      <w:pPr>
+        <w:spacing w:before="100" w:beforeAutospacing="1" w:after="100" w:afterAutospacing="1" w:line="240" w:lineRule="auto"/>
+        <w:rPr>
+          <w:rFonts w:eastAsia="Times New Roman" w:cs="Times New Roman"/>
+          <w:kern w:val="0"/>
+          <w14:ligatures w14:val="none"/>
+        </w:rPr>
+      </w:pPr>
+      <w:r>
+        <w:rPr>
+          <w:rFonts w:eastAsia="Times New Roman" w:cs="Times New Roman"/>
+          <w:kern w:val="0"/>
+          <w14:ligatures w14:val="none"/>
+        </w:rPr>
+        <w:t xml:space="preserve">means the event sends a </w:t>
+      </w:r>
+      <w:r>
+        <w:rPr>
+          <w:rFonts w:ascii="Courier New" w:eastAsia="Times New Roman" w:hAnsi="Courier New" w:cs="Courier New"/>
+          <w:kern w:val="0"/>
+          <w:sz w:val="20"/>
+          <w:szCs w:val="20"/>
+          <w14:ligatures w14:val="none"/>
+        </w:rPr>
+        <w:t>string</w:t>
+      </w:r>
+      <w:r>
+        <w:rPr>
+          <w:rFonts w:eastAsia="Times New Roman" w:cs="Times New Roman"/>
+          <w:kern w:val="0"/>
+          <w14:ligatures w14:val="none"/>
+        </w:rPr>
+        <w:t xml:space="preserve"> to the parent.</w:t>
+      </w:r>
+    </w:p>
+    <w:p>
+      <w:pPr>
+        <w:spacing w:before="100" w:beforeAutospacing="1" w:after="100" w:afterAutospacing="1" w:line="240" w:lineRule="auto"/>
+        <w:rPr>
+          <w:rFonts w:eastAsia="Times New Roman" w:cs="Times New Roman"/>
+          <w:kern w:val="0"/>
+          <w14:ligatures w14:val="none"/>
+        </w:rPr>
+      </w:pPr>
+      <w:r>
+        <w:rPr>
+          <w:rFonts w:eastAsia="Times New Roman" w:cs="Times New Roman"/>
+          <w:kern w:val="0"/>
+          <w14:ligatures w14:val="none"/>
+        </w:rPr>
+        <w:t>Therefore:</w:t>
+      </w:r>
+    </w:p>
+    <w:p>
+      <w:pPr>
+        <w:pStyle w:val="codesnippet3"/>
+      </w:pPr>
+      <w:r>
+        <w:t>await OnError.InvokeAsync("Something failed");</w:t>
+      </w:r>
+    </w:p>
+    <w:p>
+      <w:pPr>
+        <w:spacing w:before="100" w:beforeAutospacing="1" w:after="100" w:afterAutospacing="1" w:line="240" w:lineRule="auto"/>
+        <w:rPr>
+          <w:rFonts w:eastAsia="Times New Roman" w:cs="Times New Roman"/>
+          <w:kern w:val="0"/>
+          <w14:ligatures w14:val="none"/>
+        </w:rPr>
+      </w:pPr>
+      <w:r>
+        <w:rPr>
+          <w:rFonts w:eastAsia="Times New Roman" w:cs="Times New Roman"/>
+          <w:kern w:val="0"/>
+          <w14:ligatures w14:val="none"/>
+        </w:rPr>
+        <w:t xml:space="preserve">sends </w:t>
+      </w:r>
+      <w:r>
+        <w:rPr>
+          <w:rFonts w:ascii="Courier New" w:eastAsia="Times New Roman" w:hAnsi="Courier New" w:cs="Courier New"/>
+          <w:kern w:val="0"/>
+          <w:sz w:val="20"/>
+          <w:szCs w:val="20"/>
+          <w14:ligatures w14:val="none"/>
+        </w:rPr>
+        <w:t>"Something failed"</w:t>
+      </w:r>
+      <w:r>
+        <w:rPr>
+          <w:rFonts w:eastAsia="Times New Roman" w:cs="Times New Roman"/>
+          <w:kern w:val="0"/>
+          <w14:ligatures w14:val="none"/>
+        </w:rPr>
+        <w:t xml:space="preserve"> to </w:t>
+      </w:r>
+      <w:r>
+        <w:rPr>
+          <w:rFonts w:ascii="Courier New" w:eastAsia="Times New Roman" w:hAnsi="Courier New" w:cs="Courier New"/>
+          <w:kern w:val="0"/>
+          <w:sz w:val="20"/>
+          <w:szCs w:val="20"/>
+          <w14:ligatures w14:val="none"/>
+        </w:rPr>
+        <w:t>HandleError</w:t>
+      </w:r>
+      <w:r>
+        <w:rPr>
+          <w:rFonts w:eastAsia="Times New Roman" w:cs="Times New Roman"/>
+          <w:kern w:val="0"/>
+          <w14:ligatures w14:val="none"/>
+        </w:rPr>
+        <w:t>.</w:t>
+      </w:r>
+    </w:p>
+    <w:p>
+      <w:pPr>
+        <w:spacing w:before="100" w:beforeAutospacing="1" w:after="100" w:afterAutospacing="1" w:line="240" w:lineRule="auto"/>
+        <w:rPr>
+          <w:rFonts w:eastAsia="Times New Roman" w:cs="Times New Roman"/>
+          <w:kern w:val="0"/>
+          <w14:ligatures w14:val="none"/>
+        </w:rPr>
+      </w:pPr>
+      <w:r>
+        <w:rPr>
+          <w:rFonts w:ascii="Courier New" w:eastAsia="Times New Roman" w:hAnsi="Courier New" w:cs="Courier New"/>
+          <w:kern w:val="0"/>
+          <w:sz w:val="20"/>
+          <w:szCs w:val="20"/>
+          <w14:ligatures w14:val="none"/>
+        </w:rPr>
+        <w:t>OnRefreshRequired</w:t>
+      </w:r>
+      <w:r>
+        <w:rPr>
+          <w:rFonts w:eastAsia="Times New Roman" w:cs="Times New Roman"/>
+          <w:kern w:val="0"/>
+          <w14:ligatures w14:val="none"/>
+        </w:rPr>
+        <w:t xml:space="preserve"> does not need to send any data, so it uses plain </w:t>
+      </w:r>
+      <w:r>
+        <w:rPr>
+          <w:rFonts w:ascii="Courier New" w:eastAsia="Times New Roman" w:hAnsi="Courier New" w:cs="Courier New"/>
+          <w:kern w:val="0"/>
+          <w:sz w:val="20"/>
+          <w:szCs w:val="20"/>
+          <w14:ligatures w14:val="none"/>
+        </w:rPr>
+        <w:t>EventCallback</w:t>
+      </w:r>
+      <w:r>
+        <w:rPr>
+          <w:rFonts w:eastAsia="Times New Roman" w:cs="Times New Roman"/>
+          <w:kern w:val="0"/>
+          <w14:ligatures w14:val="none"/>
+        </w:rPr>
+        <w:t xml:space="preserve"> without </w:t>
+      </w:r>
+      <w:r>
+        <w:rPr>
+          <w:rFonts w:ascii="Courier New" w:eastAsia="Times New Roman" w:hAnsi="Courier New" w:cs="Courier New"/>
+          <w:kern w:val="0"/>
+          <w:sz w:val="20"/>
+          <w:szCs w:val="20"/>
+          <w14:ligatures w14:val="none"/>
+        </w:rPr>
+        <w:t>&lt;string&gt;</w:t>
+      </w:r>
+      <w:r>
+        <w:rPr>
+          <w:rFonts w:eastAsia="Times New Roman" w:cs="Times New Roman"/>
+          <w:kern w:val="0"/>
+          <w14:ligatures w14:val="none"/>
+        </w:rPr>
+        <w:t>.</w:t>
+      </w:r>
+    </w:p>
+    <w:p>
+      <w:pPr>
+        <w:spacing w:before="100" w:beforeAutospacing="1" w:after="100" w:afterAutospacing="1" w:line="240" w:lineRule="auto"/>
+        <w:outlineLvl w:val="2"/>
+        <w:rPr>
+          <w:rFonts w:eastAsia="Times New Roman" w:cs="Times New Roman"/>
+          <w:b/>
+          <w:bCs/>
+          <w:kern w:val="0"/>
+          <w:sz w:val="27"/>
+          <w:szCs w:val="27"/>
+          <w14:ligatures w14:val="none"/>
+        </w:rPr>
+      </w:pPr>
+      <w:r>
+        <w:rPr>
+          <w:rFonts w:eastAsia="Times New Roman" w:cs="Times New Roman"/>
+          <w:b/>
+          <w:bCs/>
+          <w:kern w:val="0"/>
+          <w:sz w:val="27"/>
+          <w:szCs w:val="27"/>
+          <w14:ligatures w14:val="none"/>
+        </w:rPr>
+        <w:t>5. The parent handlers</w:t>
+      </w:r>
+    </w:p>
+    <w:p>
+      <w:pPr>
+        <w:spacing w:before="100" w:beforeAutospacing="1" w:after="100" w:afterAutospacing="1" w:line="240" w:lineRule="auto"/>
+        <w:rPr>
+          <w:rFonts w:eastAsia="Times New Roman" w:cs="Times New Roman"/>
+          <w:kern w:val="0"/>
+          <w14:ligatures w14:val="none"/>
+        </w:rPr>
+      </w:pPr>
+      <w:r>
+        <w:rPr>
+          <w:rFonts w:eastAsia="Times New Roman" w:cs="Times New Roman"/>
+          <w:kern w:val="0"/>
+          <w14:ligatures w14:val="none"/>
+        </w:rPr>
+        <w:t>The parent receives the event here:</w:t>
+      </w:r>
+    </w:p>
+    <w:p>
+      <w:pPr>
+        <w:pStyle w:val="codesnippet3"/>
+      </w:pPr>
+      <w:r>
+        <w:t>private void HandleError(string message)</w:t>
+      </w:r>
+    </w:p>
+    <w:p>
+      <w:pPr>
+        <w:pStyle w:val="codesnippet3"/>
+      </w:pPr>
+      <w:r>
+        <w:t>{</w:t>
+      </w:r>
+    </w:p>
+    <w:p>
+      <w:pPr>
+        <w:pStyle w:val="codesnippet3"/>
+      </w:pPr>
+      <w:r>
+        <w:lastRenderedPageBreak/>
+        <w:t xml:space="preserve">    errorMessage = message;</w:t>
+      </w:r>
+    </w:p>
+    <w:p>
+      <w:pPr>
+        <w:pStyle w:val="codesnippet3"/>
+      </w:pPr>
+    </w:p>
+    <w:p>
+      <w:pPr>
+        <w:pStyle w:val="codesnippet3"/>
+      </w:pPr>
+      <w:r>
+        <w:t xml:space="preserve">    if (!string.IsNullOrEmpty(message))</w:t>
+      </w:r>
+    </w:p>
+    <w:p>
+      <w:pPr>
+        <w:pStyle w:val="codesnippet3"/>
+      </w:pPr>
+      <w:r>
+        <w:t xml:space="preserve">    {</w:t>
+      </w:r>
+    </w:p>
+    <w:p>
+      <w:pPr>
+        <w:pStyle w:val="codesnippet3"/>
+      </w:pPr>
+      <w:r>
+        <w:t xml:space="preserve">        successMessage = "";</w:t>
+      </w:r>
+    </w:p>
+    <w:p>
+      <w:pPr>
+        <w:pStyle w:val="codesnippet3"/>
+      </w:pPr>
+      <w:r>
+        <w:t xml:space="preserve">    }</w:t>
+      </w:r>
+    </w:p>
+    <w:p>
+      <w:pPr>
+        <w:pStyle w:val="codesnippet3"/>
+      </w:pPr>
+      <w:r>
+        <w:t>}</w:t>
+      </w:r>
+    </w:p>
+    <w:p>
+      <w:pPr>
+        <w:spacing w:before="100" w:beforeAutospacing="1" w:after="100" w:afterAutospacing="1" w:line="240" w:lineRule="auto"/>
+        <w:rPr>
+          <w:rFonts w:eastAsia="Times New Roman" w:cs="Times New Roman"/>
+          <w:kern w:val="0"/>
+          <w14:ligatures w14:val="none"/>
+        </w:rPr>
+      </w:pPr>
+      <w:r>
+        <w:rPr>
+          <w:rFonts w:eastAsia="Times New Roman" w:cs="Times New Roman"/>
+          <w:kern w:val="0"/>
+          <w14:ligatures w14:val="none"/>
+        </w:rPr>
+        <w:t>When a real error is received:</w:t>
+      </w:r>
+    </w:p>
+    <w:p>
+      <w:pPr>
+        <w:numPr>
+          <w:ilvl w:val="0"/>
+          <w:numId w:val="7"/>
+        </w:numPr>
+        <w:spacing w:before="100" w:beforeAutospacing="1" w:after="100" w:afterAutospacing="1" w:line="240" w:lineRule="auto"/>
+        <w:rPr>
+          <w:rFonts w:eastAsia="Times New Roman" w:cs="Times New Roman"/>
+          <w:kern w:val="0"/>
+          <w14:ligatures w14:val="none"/>
+        </w:rPr>
+      </w:pPr>
+      <w:r>
+        <w:rPr>
+          <w:rFonts w:eastAsia="Times New Roman" w:cs="Times New Roman"/>
+          <w:kern w:val="0"/>
+          <w14:ligatures w14:val="none"/>
+        </w:rPr>
+        <w:t xml:space="preserve">Store it in </w:t>
+      </w:r>
+      <w:r>
+        <w:rPr>
+          <w:rFonts w:ascii="Courier New" w:eastAsia="Times New Roman" w:hAnsi="Courier New" w:cs="Courier New"/>
+          <w:kern w:val="0"/>
+          <w:sz w:val="20"/>
+          <w:szCs w:val="20"/>
+          <w14:ligatures w14:val="none"/>
+        </w:rPr>
+        <w:t>errorMessage</w:t>
+      </w:r>
+      <w:r>
+        <w:rPr>
+          <w:rFonts w:eastAsia="Times New Roman" w:cs="Times New Roman"/>
+          <w:kern w:val="0"/>
+          <w14:ligatures w14:val="none"/>
+        </w:rPr>
+        <w:t>.</w:t>
+      </w:r>
+    </w:p>
+    <w:p>
+      <w:pPr>
+        <w:numPr>
+          <w:ilvl w:val="0"/>
+          <w:numId w:val="7"/>
+        </w:numPr>
+        <w:spacing w:before="100" w:beforeAutospacing="1" w:after="100" w:afterAutospacing="1" w:line="240" w:lineRule="auto"/>
+        <w:rPr>
+          <w:rFonts w:eastAsia="Times New Roman" w:cs="Times New Roman"/>
+          <w:kern w:val="0"/>
+          <w14:ligatures w14:val="none"/>
+        </w:rPr>
+      </w:pPr>
+      <w:r>
+        <w:rPr>
+          <w:rFonts w:eastAsia="Times New Roman" w:cs="Times New Roman"/>
+          <w:kern w:val="0"/>
+          <w14:ligatures w14:val="none"/>
+        </w:rPr>
+        <w:t>Clear the old success message.</w:t>
+      </w:r>
+    </w:p>
+    <w:p>
+      <w:pPr>
+        <w:numPr>
+          <w:ilvl w:val="0"/>
+          <w:numId w:val="7"/>
+        </w:numPr>
+        <w:spacing w:before="100" w:beforeAutospacing="1" w:after="100" w:afterAutospacing="1" w:line="240" w:lineRule="auto"/>
+        <w:rPr>
+          <w:rFonts w:eastAsia="Times New Roman" w:cs="Times New Roman"/>
+          <w:kern w:val="0"/>
+          <w14:ligatures w14:val="none"/>
+        </w:rPr>
+      </w:pPr>
+      <w:r>
+        <w:rPr>
+          <w:rFonts w:eastAsia="Times New Roman" w:cs="Times New Roman"/>
+          <w:kern w:val="0"/>
+          <w14:ligatures w14:val="none"/>
+        </w:rPr>
+        <w:t>Blazor rerenders the component.</w:t>
+      </w:r>
+    </w:p>
+    <w:p>
+      <w:pPr>
+        <w:numPr>
+          <w:ilvl w:val="0"/>
+          <w:numId w:val="7"/>
+        </w:numPr>
+        <w:spacing w:before="100" w:beforeAutospacing="1" w:after="100" w:afterAutospacing="1" w:line="240" w:lineRule="auto"/>
+        <w:rPr>
+          <w:rFonts w:eastAsia="Times New Roman" w:cs="Times New Roman"/>
+          <w:kern w:val="0"/>
+          <w14:ligatures w14:val="none"/>
+        </w:rPr>
+      </w:pPr>
+      <w:r>
+        <w:rPr>
+          <w:rFonts w:eastAsia="Times New Roman" w:cs="Times New Roman"/>
+          <w:kern w:val="0"/>
+          <w14:ligatures w14:val="none"/>
+        </w:rPr>
+        <w:t>The red alert appears.</w:t>
+      </w:r>
+    </w:p>
+    <w:p>
+      <w:pPr>
+        <w:spacing w:before="100" w:beforeAutospacing="1" w:after="100" w:afterAutospacing="1" w:line="240" w:lineRule="auto"/>
+        <w:rPr>
+          <w:rFonts w:eastAsia="Times New Roman" w:cs="Times New Roman"/>
+          <w:kern w:val="0"/>
+          <w14:ligatures w14:val="none"/>
+        </w:rPr>
+      </w:pPr>
+      <w:r>
+        <w:rPr>
+          <w:rFonts w:eastAsia="Times New Roman" w:cs="Times New Roman"/>
+          <w:kern w:val="0"/>
+          <w14:ligatures w14:val="none"/>
+        </w:rPr>
+        <w:t>The success handler does the opposite:</w:t>
+      </w:r>
+    </w:p>
+    <w:p>
+      <w:pPr>
+        <w:pStyle w:val="codesnippet3"/>
+      </w:pPr>
+      <w:r>
+        <w:t>private void HandleSuccess(string message)</w:t>
+      </w:r>
+    </w:p>
+    <w:p>
+      <w:pPr>
+        <w:pStyle w:val="codesnippet3"/>
+      </w:pPr>
+      <w:r>
+        <w:t>{</w:t>
+      </w:r>
+    </w:p>
+    <w:p>
+      <w:pPr>
+        <w:pStyle w:val="codesnippet3"/>
+      </w:pPr>
+      <w:r>
+        <w:t xml:space="preserve">    successMessage = message;</w:t>
+      </w:r>
+    </w:p>
+    <w:p>
+      <w:pPr>
+        <w:pStyle w:val="codesnippet3"/>
+      </w:pPr>
+      <w:r>
+        <w:t xml:space="preserve">    errorMessage = "";</w:t>
+      </w:r>
+    </w:p>
+    <w:p>
+      <w:pPr>
+        <w:pStyle w:val="codesnippet3"/>
+      </w:pPr>
+      <w:r>
+        <w:t>}</w:t>
+      </w:r>
+    </w:p>
+    <w:p>
+      <w:pPr>
+        <w:spacing w:before="100" w:beforeAutospacing="1" w:after="100" w:afterAutospacing="1" w:line="240" w:lineRule="auto"/>
+        <w:rPr>
+          <w:rFonts w:eastAsia="Times New Roman" w:cs="Times New Roman"/>
+          <w:kern w:val="0"/>
+          <w14:ligatures w14:val="none"/>
+        </w:rPr>
+      </w:pPr>
+      <w:r>
+        <w:rPr>
+          <w:rFonts w:eastAsia="Times New Roman" w:cs="Times New Roman"/>
+          <w:kern w:val="0"/>
+          <w14:ligatures w14:val="none"/>
+        </w:rPr>
+        <w:t>It:</w:t>
+      </w:r>
+    </w:p>
+    <w:p>
+      <w:pPr>
+        <w:numPr>
+          <w:ilvl w:val="0"/>
+          <w:numId w:val="8"/>
+        </w:numPr>
+        <w:spacing w:before="100" w:beforeAutospacing="1" w:after="100" w:afterAutospacing="1" w:line="240" w:lineRule="auto"/>
+        <w:rPr>
+          <w:rFonts w:eastAsia="Times New Roman" w:cs="Times New Roman"/>
+          <w:kern w:val="0"/>
+          <w14:ligatures w14:val="none"/>
+        </w:rPr>
+      </w:pPr>
+      <w:r>
+        <w:rPr>
+          <w:rFonts w:eastAsia="Times New Roman" w:cs="Times New Roman"/>
+          <w:kern w:val="0"/>
+          <w14:ligatures w14:val="none"/>
+        </w:rPr>
+        <w:t>Stores the success message.</w:t>
+      </w:r>
+    </w:p>
+    <w:p>
+      <w:pPr>
+        <w:numPr>
+          <w:ilvl w:val="0"/>
+          <w:numId w:val="8"/>
+        </w:numPr>
+        <w:spacing w:before="100" w:beforeAutospacing="1" w:after="100" w:afterAutospacing="1" w:line="240" w:lineRule="auto"/>
+        <w:rPr>
+          <w:rFonts w:eastAsia="Times New Roman" w:cs="Times New Roman"/>
+          <w:kern w:val="0"/>
+          <w14:ligatures w14:val="none"/>
+        </w:rPr>
+      </w:pPr>
+      <w:r>
+        <w:rPr>
+          <w:rFonts w:eastAsia="Times New Roman" w:cs="Times New Roman"/>
+          <w:kern w:val="0"/>
+          <w14:ligatures w14:val="none"/>
+        </w:rPr>
+        <w:t>Clears any old error.</w:t>
+      </w:r>
+    </w:p>
+    <w:p>
+      <w:pPr>
+        <w:numPr>
+          <w:ilvl w:val="0"/>
+          <w:numId w:val="8"/>
+        </w:numPr>
+        <w:spacing w:before="100" w:beforeAutospacing="1" w:after="100" w:afterAutospacing="1" w:line="240" w:lineRule="auto"/>
+        <w:rPr>
+          <w:rFonts w:eastAsia="Times New Roman" w:cs="Times New Roman"/>
+          <w:kern w:val="0"/>
+          <w14:ligatures w14:val="none"/>
+        </w:rPr>
+      </w:pPr>
+      <w:r>
+        <w:rPr>
+          <w:rFonts w:eastAsia="Times New Roman" w:cs="Times New Roman"/>
+          <w:kern w:val="0"/>
+          <w14:ligatures w14:val="none"/>
+        </w:rPr>
+        <w:t>Causes the green alert to appear.</w:t>
+      </w:r>
+    </w:p>
+    <w:p>
+      <w:pPr>
+        <w:spacing w:before="100" w:beforeAutospacing="1" w:after="100" w:afterAutospacing="1" w:line="240" w:lineRule="auto"/>
+        <w:rPr>
+          <w:rFonts w:eastAsia="Times New Roman" w:cs="Times New Roman"/>
+          <w:kern w:val="0"/>
+          <w14:ligatures w14:val="none"/>
+        </w:rPr>
+      </w:pPr>
+      <w:r>
+        <w:rPr>
+          <w:rFonts w:eastAsia="Times New Roman" w:cs="Times New Roman"/>
+          <w:kern w:val="0"/>
+          <w14:ligatures w14:val="none"/>
+        </w:rPr>
+        <w:t>Clearing the opposite field prevents success and error alerts from appearing at the same time.</w:t>
+      </w:r>
+    </w:p>
+    <w:p>
+      <w:pPr>
+        <w:spacing w:before="100" w:beforeAutospacing="1" w:after="100" w:afterAutospacing="1" w:line="240" w:lineRule="auto"/>
+        <w:outlineLvl w:val="2"/>
+        <w:rPr>
+          <w:rFonts w:eastAsia="Times New Roman" w:cs="Times New Roman"/>
+          <w:b/>
+          <w:bCs/>
+          <w:kern w:val="0"/>
+          <w:sz w:val="27"/>
+          <w:szCs w:val="27"/>
+          <w14:ligatures w14:val="none"/>
+        </w:rPr>
+      </w:pPr>
+      <w:r>
+        <w:rPr>
+          <w:rFonts w:eastAsia="Times New Roman" w:cs="Times New Roman"/>
+          <w:b/>
+          <w:bCs/>
+          <w:kern w:val="0"/>
+          <w:sz w:val="27"/>
+          <w:szCs w:val="27"/>
+          <w14:ligatures w14:val="none"/>
+        </w:rPr>
+        <w:t>6. Complete save flow</w:t>
+      </w:r>
+    </w:p>
+    <w:p>
+      <w:pPr>
+        <w:spacing w:before="100" w:beforeAutospacing="1" w:after="100" w:afterAutospacing="1" w:line="240" w:lineRule="auto"/>
+        <w:rPr>
+          <w:rFonts w:eastAsia="Times New Roman" w:cs="Times New Roman"/>
+          <w:kern w:val="0"/>
+          <w14:ligatures w14:val="none"/>
+        </w:rPr>
+      </w:pPr>
+      <w:r>
+        <w:rPr>
+          <w:rFonts w:eastAsia="Times New Roman" w:cs="Times New Roman"/>
+          <w:kern w:val="0"/>
+          <w14:ligatures w14:val="none"/>
+        </w:rPr>
+        <w:t>The address save begins when the user clicks:</w:t>
+      </w:r>
+    </w:p>
+    <w:p>
+      <w:pPr>
+        <w:pStyle w:val="codesnippet3"/>
+      </w:pPr>
+      <w:r>
+        <w:t>&lt;button @onclick="AddAddressToExistingCustomer"&gt;</w:t>
+      </w:r>
+    </w:p>
+    <w:p>
+      <w:pPr>
+        <w:pStyle w:val="codesnippet3"/>
+      </w:pPr>
+      <w:r>
+        <w:t xml:space="preserve">    Save Address Now</w:t>
+      </w:r>
+    </w:p>
+    <w:p>
+      <w:pPr>
+        <w:pStyle w:val="codesnippet3"/>
+      </w:pPr>
+      <w:r>
+        <w:t>&lt;/button&gt;</w:t>
+      </w:r>
+    </w:p>
+    <w:p>
+      <w:pPr>
+        <w:spacing w:before="100" w:beforeAutospacing="1" w:after="100" w:afterAutospacing="1" w:line="240" w:lineRule="auto"/>
+        <w:rPr>
+          <w:rFonts w:eastAsia="Times New Roman" w:cs="Times New Roman"/>
+          <w:kern w:val="0"/>
+          <w14:ligatures w14:val="none"/>
+        </w:rPr>
+      </w:pPr>
+      <w:r>
+        <w:rPr>
+          <w:rFonts w:eastAsia="Times New Roman" w:cs="Times New Roman"/>
+          <w:kern w:val="0"/>
+          <w14:ligatures w14:val="none"/>
+        </w:rPr>
+        <w:t>The flow is:</w:t>
+      </w:r>
+    </w:p>
+    <w:p>
+      <w:pPr>
+        <w:pStyle w:val="codesnippet3"/>
+      </w:pPr>
+      <w:r>
+        <w:t>User clicks Save Address Now</w:t>
+      </w:r>
+    </w:p>
+    <w:p>
+      <w:pPr>
+        <w:pStyle w:val="codesnippet3"/>
+      </w:pPr>
+      <w:r>
+        <w:t xml:space="preserve">            |</w:t>
+      </w:r>
+    </w:p>
+    <w:p>
+      <w:pPr>
+        <w:pStyle w:val="codesnippet3"/>
+      </w:pPr>
+      <w:r>
+        <w:t xml:space="preserve">            v</w:t>
+      </w:r>
+    </w:p>
+    <w:p>
+      <w:pPr>
+        <w:pStyle w:val="codesnippet3"/>
+      </w:pPr>
+      <w:r>
+        <w:t>AddAddressToExistingCustomer()</w:t>
+      </w:r>
+    </w:p>
+    <w:p>
+      <w:pPr>
+        <w:pStyle w:val="codesnippet3"/>
+      </w:pPr>
+      <w:r>
+        <w:lastRenderedPageBreak/>
+        <w:t xml:space="preserve">            |</w:t>
+      </w:r>
+    </w:p>
+    <w:p>
+      <w:pPr>
+        <w:pStyle w:val="codesnippet3"/>
+      </w:pPr>
+      <w:r>
+        <w:t xml:space="preserve">            +-- Street 1 missing?</w:t>
+      </w:r>
+    </w:p>
+    <w:p>
+      <w:pPr>
+        <w:pStyle w:val="codesnippet3"/>
+      </w:pPr>
+      <w:r>
+        <w:t xml:space="preserve">            |       |</w:t>
+      </w:r>
+    </w:p>
+    <w:p>
+      <w:pPr>
+        <w:pStyle w:val="codesnippet3"/>
+      </w:pPr>
+      <w:r>
+        <w:t xml:space="preserve">            |       v</w:t>
+      </w:r>
+    </w:p>
+    <w:p>
+      <w:pPr>
+        <w:pStyle w:val="codesnippet3"/>
+      </w:pPr>
+      <w:r>
+        <w:t xml:space="preserve">            |   OnError.InvokeAsync(...)</w:t>
+      </w:r>
+    </w:p>
+    <w:p>
+      <w:pPr>
+        <w:pStyle w:val="codesnippet3"/>
+      </w:pPr>
+      <w:r>
+        <w:t xml:space="preserve">            |       |</w:t>
+      </w:r>
+    </w:p>
+    <w:p>
+      <w:pPr>
+        <w:pStyle w:val="codesnippet3"/>
+      </w:pPr>
+      <w:r>
+        <w:t xml:space="preserve">            |       v</w:t>
+      </w:r>
+    </w:p>
+    <w:p>
+      <w:pPr>
+        <w:pStyle w:val="codesnippet3"/>
+      </w:pPr>
+      <w:r>
+        <w:t xml:space="preserve">            |   Parent HandleError(...)</w:t>
+      </w:r>
+    </w:p>
+    <w:p>
+      <w:pPr>
+        <w:pStyle w:val="codesnippet3"/>
+      </w:pPr>
+      <w:r>
+        <w:t xml:space="preserve">            |       |</w:t>
+      </w:r>
+    </w:p>
+    <w:p>
+      <w:pPr>
+        <w:pStyle w:val="codesnippet3"/>
+      </w:pPr>
+      <w:r>
+        <w:t xml:space="preserve">            |       v</w:t>
+      </w:r>
+    </w:p>
+    <w:p>
+      <w:pPr>
+        <w:pStyle w:val="codesnippet3"/>
+      </w:pPr>
+      <w:r>
+        <w:t xml:space="preserve">            |   Red alert appears</w:t>
+      </w:r>
+    </w:p>
+    <w:p>
+      <w:pPr>
+        <w:pStyle w:val="codesnippet3"/>
+      </w:pPr>
+      <w:r>
+        <w:t xml:space="preserve">            |</w:t>
+      </w:r>
+    </w:p>
+    <w:p>
+      <w:pPr>
+        <w:pStyle w:val="codesnippet3"/>
+      </w:pPr>
+      <w:r>
+        <w:t xml:space="preserve">            +-- Street 1 exists</w:t>
+      </w:r>
+    </w:p>
+    <w:p>
+      <w:pPr>
+        <w:pStyle w:val="codesnippet3"/>
+      </w:pPr>
+      <w:r>
+        <w:t xml:space="preserve">                    |</w:t>
+      </w:r>
+    </w:p>
+    <w:p>
+      <w:pPr>
+        <w:pStyle w:val="codesnippet3"/>
+      </w:pPr>
+      <w:r>
+        <w:t xml:space="preserve">                    v</w:t>
+      </w:r>
+    </w:p>
+    <w:p>
+      <w:pPr>
+        <w:pStyle w:val="codesnippet3"/>
+      </w:pPr>
+      <w:r>
+        <w:t xml:space="preserve">              POST address to API</w:t>
+      </w:r>
+    </w:p>
+    <w:p>
+      <w:pPr>
+        <w:pStyle w:val="codesnippet3"/>
+      </w:pPr>
+      <w:r>
+        <w:t xml:space="preserve">                    |</w:t>
+      </w:r>
+    </w:p>
+    <w:p>
+      <w:pPr>
+        <w:pStyle w:val="codesnippet3"/>
+      </w:pPr>
+      <w:r>
+        <w:t xml:space="preserve">             +------+------+</w:t>
+      </w:r>
+    </w:p>
+    <w:p>
+      <w:pPr>
+        <w:pStyle w:val="codesnippet3"/>
+      </w:pPr>
+      <w:r>
+        <w:t xml:space="preserve">             |             |</w:t>
+      </w:r>
+    </w:p>
+    <w:p>
+      <w:pPr>
+        <w:pStyle w:val="codesnippet3"/>
+      </w:pPr>
+      <w:r>
+        <w:t xml:space="preserve">          Success        Failure</w:t>
+      </w:r>
+    </w:p>
+    <w:p>
+      <w:pPr>
+        <w:pStyle w:val="codesnippet3"/>
+      </w:pPr>
+      <w:r>
+        <w:t xml:space="preserve">             |             |</w:t>
+      </w:r>
+    </w:p>
+    <w:p>
+      <w:pPr>
+        <w:pStyle w:val="codesnippet3"/>
+      </w:pPr>
+      <w:r>
+        <w:t xml:space="preserve">       OnSuccess       OnError</w:t>
+      </w:r>
+    </w:p>
+    <w:p>
+      <w:pPr>
+        <w:pStyle w:val="codesnippet3"/>
+      </w:pPr>
+      <w:r>
+        <w:t xml:space="preserve">             |             |</w:t>
+      </w:r>
+    </w:p>
+    <w:p>
+      <w:pPr>
+        <w:pStyle w:val="codesnippet3"/>
+      </w:pPr>
+      <w:r>
+        <w:t xml:space="preserve">       Green alert      Red alert</w:t>
+      </w:r>
+    </w:p>
+    <w:p>
+      <w:pPr>
+        <w:pStyle w:val="codesnippet3"/>
+      </w:pPr>
+      <w:r>
+        <w:t xml:space="preserve">             |</w:t>
+      </w:r>
+    </w:p>
+    <w:p>
+      <w:pPr>
+        <w:pStyle w:val="codesnippet3"/>
+      </w:pPr>
+      <w:r>
+        <w:t xml:space="preserve">       Refresh customer</w:t>
+      </w:r>
+    </w:p>
+    <w:p>
+      <w:pPr>
+        <w:pStyle w:val="codesnippet3"/>
+      </w:pPr>
+      <w:r>
+        <w:t xml:space="preserve">             |</w:t>
+      </w:r>
+    </w:p>
+    <w:p>
+      <w:pPr>
+        <w:pStyle w:val="codesnippet3"/>
+      </w:pPr>
+      <w:r>
+        <w:t xml:space="preserve">       New address appears</w:t>
+      </w:r>
+    </w:p>
+    <w:p>
+      <w:pPr>
+        <w:pStyle w:val="codesnippet3"/>
+      </w:pPr>
+    </w:p>
+    <w:p>
+      <w:r>
+        <w:t>Here is the actual method:</w:t>
+      </w:r>
+    </w:p>
+    <w:p>
+      <w:pPr>
+        <w:pStyle w:val="codesnippet3"/>
+      </w:pPr>
+      <w:r>
+        <w:t>async Task AddAddressToExistingCustomer()</w:t>
+      </w:r>
+    </w:p>
+    <w:p>
+      <w:pPr>
+        <w:pStyle w:val="codesnippet3"/>
+      </w:pPr>
+      <w:r>
+        <w:t>{</w:t>
+      </w:r>
+    </w:p>
+    <w:p>
+      <w:pPr>
+        <w:pStyle w:val="codesnippet3"/>
+      </w:pPr>
+      <w:r>
+        <w:t xml:space="preserve">    if (string.IsNullOrWhiteSpace(editAddress.Street1))</w:t>
+      </w:r>
+    </w:p>
+    <w:p>
+      <w:pPr>
+        <w:pStyle w:val="codesnippet3"/>
+      </w:pPr>
+      <w:r>
+        <w:t xml:space="preserve">    {</w:t>
+      </w:r>
+    </w:p>
+    <w:p>
+      <w:pPr>
+        <w:pStyle w:val="codesnippet3"/>
+      </w:pPr>
+      <w:r>
+        <w:t xml:space="preserve">        await OnError.InvokeAsync(</w:t>
+      </w:r>
+    </w:p>
+    <w:p>
+      <w:pPr>
+        <w:pStyle w:val="codesnippet3"/>
+      </w:pPr>
+      <w:r>
+        <w:t xml:space="preserve">            "Street 1 is required to add an address");</w:t>
+      </w:r>
+    </w:p>
+    <w:p>
+      <w:pPr>
+        <w:pStyle w:val="codesnippet3"/>
+      </w:pPr>
+    </w:p>
+    <w:p>
+      <w:pPr>
+        <w:pStyle w:val="codesnippet3"/>
+      </w:pPr>
+      <w:r>
+        <w:t xml:space="preserve">        return;</w:t>
+      </w:r>
+    </w:p>
+    <w:p>
+      <w:pPr>
+        <w:pStyle w:val="codesnippet3"/>
+      </w:pPr>
+      <w:r>
+        <w:t xml:space="preserve">    }</w:t>
+      </w:r>
+    </w:p>
+    <w:p>
+      <w:pPr>
+        <w:pStyle w:val="codesnippet3"/>
+      </w:pPr>
+    </w:p>
+    <w:p>
+      <w:pPr>
+        <w:pStyle w:val="codesnippet3"/>
+      </w:pPr>
+      <w:r>
+        <w:t xml:space="preserve">    await OnError.InvokeAsync("");</w:t>
+      </w:r>
+    </w:p>
+    <w:p>
+      <w:pPr>
+        <w:pStyle w:val="codesnippet3"/>
+      </w:pPr>
+    </w:p>
+    <w:p>
+      <w:pPr>
+        <w:pStyle w:val="codesnippet3"/>
+      </w:pPr>
+      <w:r>
+        <w:t xml:space="preserve">    var request = new</w:t>
+      </w:r>
+    </w:p>
+    <w:p>
+      <w:pPr>
+        <w:pStyle w:val="codesnippet3"/>
+      </w:pPr>
+      <w:r>
+        <w:t xml:space="preserve">    {</w:t>
+      </w:r>
+    </w:p>
+    <w:p>
+      <w:pPr>
+        <w:pStyle w:val="codesnippet3"/>
+      </w:pPr>
+      <w:r>
+        <w:lastRenderedPageBreak/>
+        <w:t xml:space="preserve">        CustomerId = CustomerId,</w:t>
+      </w:r>
+    </w:p>
+    <w:p>
+      <w:pPr>
+        <w:pStyle w:val="codesnippet3"/>
+      </w:pPr>
+      <w:r>
+        <w:t xml:space="preserve">        Address = editAddress,</w:t>
+      </w:r>
+    </w:p>
+    <w:p>
+      <w:pPr>
+        <w:pStyle w:val="codesnippet3"/>
+      </w:pPr>
+      <w:r>
+        <w:t xml:space="preserve">        AddressTypeId = editAddress.AddressTypeId</w:t>
+      </w:r>
+    </w:p>
+    <w:p>
+      <w:pPr>
+        <w:pStyle w:val="codesnippet3"/>
+      </w:pPr>
+      <w:r>
+        <w:t xml:space="preserve">    };</w:t>
+      </w:r>
+    </w:p>
+    <w:p>
+      <w:pPr>
+        <w:pStyle w:val="codesnippet3"/>
+      </w:pPr>
+    </w:p>
+    <w:p>
+      <w:pPr>
+        <w:pStyle w:val="codesnippet3"/>
+      </w:pPr>
+      <w:r>
+        <w:t xml:space="preserve">    var resp = await Http.PostAsJsonAsync(</w:t>
+      </w:r>
+    </w:p>
+    <w:p>
+      <w:pPr>
+        <w:pStyle w:val="codesnippet3"/>
+      </w:pPr>
+      <w:r>
+        <w:t xml:space="preserve">        "/api/customers/address",</w:t>
+      </w:r>
+    </w:p>
+    <w:p>
+      <w:pPr>
+        <w:pStyle w:val="codesnippet3"/>
+      </w:pPr>
+      <w:r>
+        <w:t xml:space="preserve">        request);</w:t>
+      </w:r>
+    </w:p>
+    <w:p>
+      <w:pPr>
+        <w:pStyle w:val="codesnippet3"/>
+      </w:pPr>
+    </w:p>
+    <w:p>
+      <w:pPr>
+        <w:pStyle w:val="codesnippet3"/>
+      </w:pPr>
+      <w:r>
+        <w:t xml:space="preserve">    if (resp.IsSuccessStatusCode)</w:t>
+      </w:r>
+    </w:p>
+    <w:p>
+      <w:pPr>
+        <w:pStyle w:val="codesnippet3"/>
+      </w:pPr>
+      <w:r>
+        <w:t xml:space="preserve">    {</w:t>
+      </w:r>
+    </w:p>
+    <w:p>
+      <w:pPr>
+        <w:pStyle w:val="codesnippet3"/>
+      </w:pPr>
+      <w:r>
+        <w:t xml:space="preserve">        editAddress = new AddressDto { AddressTypeId = 1 };</w:t>
+      </w:r>
+    </w:p>
+    <w:p>
+      <w:pPr>
+        <w:pStyle w:val="codesnippet3"/>
+      </w:pPr>
+    </w:p>
+    <w:p>
+      <w:pPr>
+        <w:pStyle w:val="codesnippet3"/>
+      </w:pPr>
+      <w:r>
+        <w:t xml:space="preserve">        await OnSuccess.InvokeAsync(</w:t>
+      </w:r>
+    </w:p>
+    <w:p>
+      <w:pPr>
+        <w:pStyle w:val="codesnippet3"/>
+      </w:pPr>
+      <w:r>
+        <w:t xml:space="preserve">            "Address saved successfully");</w:t>
+      </w:r>
+    </w:p>
+    <w:p>
+      <w:pPr>
+        <w:pStyle w:val="codesnippet3"/>
+      </w:pPr>
+    </w:p>
+    <w:p>
+      <w:pPr>
+        <w:pStyle w:val="codesnippet3"/>
+      </w:pPr>
+      <w:r>
+        <w:t xml:space="preserve">        await OnRefreshRequired.InvokeAsync();</w:t>
+      </w:r>
+    </w:p>
+    <w:p>
+      <w:pPr>
+        <w:pStyle w:val="codesnippet3"/>
+      </w:pPr>
+      <w:r>
+        <w:t xml:space="preserve">    }</w:t>
+      </w:r>
+    </w:p>
+    <w:p>
+      <w:pPr>
+        <w:pStyle w:val="codesnippet3"/>
+      </w:pPr>
+      <w:r>
+        <w:t xml:space="preserve">    else</w:t>
+      </w:r>
+    </w:p>
+    <w:p>
+      <w:pPr>
+        <w:pStyle w:val="codesnippet3"/>
+      </w:pPr>
+      <w:r>
+        <w:t xml:space="preserve">    {</w:t>
+      </w:r>
+    </w:p>
+    <w:p>
+      <w:pPr>
+        <w:pStyle w:val="codesnippet3"/>
+      </w:pPr>
+      <w:r>
+        <w:t xml:space="preserve">        await OnError.InvokeAsync(</w:t>
+      </w:r>
+    </w:p>
+    <w:p>
+      <w:pPr>
+        <w:pStyle w:val="codesnippet3"/>
+      </w:pPr>
+      <w:r>
+        <w:t xml:space="preserve">            $"Error adding address: " +</w:t>
+      </w:r>
+    </w:p>
+    <w:p>
+      <w:pPr>
+        <w:pStyle w:val="codesnippet3"/>
+      </w:pPr>
+      <w:r>
+        <w:t xml:space="preserve">            $"{await resp.Content.ReadAsStringAsync()}");</w:t>
+      </w:r>
+    </w:p>
+    <w:p>
+      <w:pPr>
+        <w:pStyle w:val="codesnippet3"/>
+      </w:pPr>
+      <w:r>
+        <w:t xml:space="preserve">    }</w:t>
+      </w:r>
+    </w:p>
+    <w:p>
+      <w:pPr>
+        <w:pStyle w:val="codesnippet3"/>
+      </w:pPr>
+      <w:r>
+        <w:t>}</w:t>
+      </w:r>
+    </w:p>
+    <w:p>
+      <w:pPr>
+        <w:spacing w:before="100" w:beforeAutospacing="1" w:after="100" w:afterAutospacing="1" w:line="240" w:lineRule="auto"/>
+        <w:rPr>
+          <w:rFonts w:eastAsia="Times New Roman" w:cs="Times New Roman"/>
+          <w:kern w:val="0"/>
+          <w14:ligatures w14:val="none"/>
+        </w:rPr>
+      </w:pPr>
+      <w:r>
+        <w:rPr>
+          <w:rFonts w:eastAsia="Times New Roman" w:cs="Times New Roman"/>
+          <w:kern w:val="0"/>
+          <w14:ligatures w14:val="none"/>
+        </w:rPr>
+        <w:t>Important pieces:</w:t>
+      </w:r>
+    </w:p>
+    <w:p>
+      <w:pPr>
+        <w:numPr>
+          <w:ilvl w:val="0"/>
+          <w:numId w:val="9"/>
+        </w:numPr>
+        <w:spacing w:before="100" w:beforeAutospacing="1" w:after="100" w:afterAutospacing="1" w:line="240" w:lineRule="auto"/>
+        <w:rPr>
+          <w:rFonts w:eastAsia="Times New Roman" w:cs="Times New Roman"/>
+          <w:kern w:val="0"/>
+          <w14:ligatures w14:val="none"/>
+        </w:rPr>
+      </w:pPr>
+      <w:r>
+        <w:rPr>
+          <w:rFonts w:ascii="Courier New" w:eastAsia="Times New Roman" w:hAnsi="Courier New" w:cs="Courier New"/>
+          <w:kern w:val="0"/>
+          <w:sz w:val="20"/>
+          <w:szCs w:val="20"/>
+          <w14:ligatures w14:val="none"/>
+        </w:rPr>
+        <w:t>async Task</w:t>
+      </w:r>
+      <w:r>
+        <w:rPr>
+          <w:rFonts w:eastAsia="Times New Roman" w:cs="Times New Roman"/>
+          <w:kern w:val="0"/>
+          <w14:ligatures w14:val="none"/>
+        </w:rPr>
+        <w:t xml:space="preserve"> means the method performs asynchronous work.</w:t>
+      </w:r>
+    </w:p>
+    <w:p>
+      <w:pPr>
+        <w:numPr>
+          <w:ilvl w:val="0"/>
+          <w:numId w:val="9"/>
+        </w:numPr>
+        <w:spacing w:before="100" w:beforeAutospacing="1" w:after="100" w:afterAutospacing="1" w:line="240" w:lineRule="auto"/>
+        <w:rPr>
+          <w:rFonts w:eastAsia="Times New Roman" w:cs="Times New Roman"/>
+          <w:kern w:val="0"/>
+          <w14:ligatures w14:val="none"/>
+        </w:rPr>
+      </w:pPr>
+      <w:r>
+        <w:rPr>
+          <w:rFonts w:ascii="Courier New" w:eastAsia="Times New Roman" w:hAnsi="Courier New" w:cs="Courier New"/>
+          <w:kern w:val="0"/>
+          <w:sz w:val="20"/>
+          <w:szCs w:val="20"/>
+          <w14:ligatures w14:val="none"/>
+        </w:rPr>
+        <w:t>await</w:t>
+      </w:r>
+      <w:r>
+        <w:rPr>
+          <w:rFonts w:eastAsia="Times New Roman" w:cs="Times New Roman"/>
+          <w:kern w:val="0"/>
+          <w14:ligatures w14:val="none"/>
+        </w:rPr>
+        <w:t xml:space="preserve"> waits for that work without blocking the application.</w:t>
+      </w:r>
+    </w:p>
+    <w:p>
+      <w:pPr>
+        <w:numPr>
+          <w:ilvl w:val="0"/>
+          <w:numId w:val="9"/>
+        </w:numPr>
+        <w:spacing w:before="100" w:beforeAutospacing="1" w:after="100" w:afterAutospacing="1" w:line="240" w:lineRule="auto"/>
+        <w:rPr>
+          <w:rFonts w:eastAsia="Times New Roman" w:cs="Times New Roman"/>
+          <w:kern w:val="0"/>
+          <w14:ligatures w14:val="none"/>
+        </w:rPr>
+      </w:pPr>
+      <w:r>
+        <w:rPr>
+          <w:rFonts w:ascii="Courier New" w:eastAsia="Times New Roman" w:hAnsi="Courier New" w:cs="Courier New"/>
+          <w:kern w:val="0"/>
+          <w:sz w:val="20"/>
+          <w:szCs w:val="20"/>
+          <w14:ligatures w14:val="none"/>
+        </w:rPr>
+        <w:t>return</w:t>
+      </w:r>
+      <w:r>
+        <w:rPr>
+          <w:rFonts w:eastAsia="Times New Roman" w:cs="Times New Roman"/>
+          <w:kern w:val="0"/>
+          <w14:ligatures w14:val="none"/>
+        </w:rPr>
+        <w:t xml:space="preserve"> immediately stops the method after validation fails.</w:t>
+      </w:r>
+    </w:p>
+    <w:p>
+      <w:pPr>
+        <w:numPr>
+          <w:ilvl w:val="0"/>
+          <w:numId w:val="9"/>
+        </w:numPr>
+        <w:spacing w:before="100" w:beforeAutospacing="1" w:after="100" w:afterAutospacing="1" w:line="240" w:lineRule="auto"/>
+        <w:rPr>
+          <w:rFonts w:eastAsia="Times New Roman" w:cs="Times New Roman"/>
+          <w:kern w:val="0"/>
+          <w14:ligatures w14:val="none"/>
+        </w:rPr>
+      </w:pPr>
+      <w:r>
+        <w:rPr>
+          <w:rFonts w:ascii="Courier New" w:eastAsia="Times New Roman" w:hAnsi="Courier New" w:cs="Courier New"/>
+          <w:kern w:val="0"/>
+          <w:sz w:val="20"/>
+          <w:szCs w:val="20"/>
+          <w14:ligatures w14:val="none"/>
+        </w:rPr>
+        <w:t>PostAsJsonAsync</w:t>
+      </w:r>
+      <w:r>
+        <w:rPr>
+          <w:rFonts w:eastAsia="Times New Roman" w:cs="Times New Roman"/>
+          <w:kern w:val="0"/>
+          <w14:ligatures w14:val="none"/>
+        </w:rPr>
+        <w:t xml:space="preserve"> converts </w:t>
+      </w:r>
+      <w:r>
+        <w:rPr>
+          <w:rFonts w:ascii="Courier New" w:eastAsia="Times New Roman" w:hAnsi="Courier New" w:cs="Courier New"/>
+          <w:kern w:val="0"/>
+          <w:sz w:val="20"/>
+          <w:szCs w:val="20"/>
+          <w14:ligatures w14:val="none"/>
+        </w:rPr>
+        <w:t>request</w:t>
+      </w:r>
+      <w:r>
+        <w:rPr>
+          <w:rFonts w:eastAsia="Times New Roman" w:cs="Times New Roman"/>
+          <w:kern w:val="0"/>
+          <w14:ligatures w14:val="none"/>
+        </w:rPr>
+        <w:t xml:space="preserve"> into JSON and sends it to the API.</w:t>
+      </w:r>
+    </w:p>
+    <w:p>
+      <w:pPr>
+        <w:numPr>
+          <w:ilvl w:val="0"/>
+          <w:numId w:val="9"/>
+        </w:numPr>
+        <w:spacing w:before="100" w:beforeAutospacing="1" w:after="100" w:afterAutospacing="1" w:line="240" w:lineRule="auto"/>
+        <w:rPr>
+          <w:rFonts w:eastAsia="Times New Roman" w:cs="Times New Roman"/>
+          <w:kern w:val="0"/>
+          <w14:ligatures w14:val="none"/>
+        </w:rPr>
+      </w:pPr>
+      <w:r>
+        <w:rPr>
+          <w:rFonts w:ascii="Courier New" w:eastAsia="Times New Roman" w:hAnsi="Courier New" w:cs="Courier New"/>
+          <w:kern w:val="0"/>
+          <w:sz w:val="20"/>
+          <w:szCs w:val="20"/>
+          <w14:ligatures w14:val="none"/>
+        </w:rPr>
+        <w:t>resp.IsSuccessStatusCode</w:t>
+      </w:r>
+      <w:r>
+        <w:rPr>
+          <w:rFonts w:eastAsia="Times New Roman" w:cs="Times New Roman"/>
+          <w:kern w:val="0"/>
+          <w14:ligatures w14:val="none"/>
+        </w:rPr>
+        <w:t xml:space="preserve"> is true for successful HTTP responses such as </w:t>
+      </w:r>
+      <w:r>
+        <w:rPr>
+          <w:rFonts w:ascii="Courier New" w:eastAsia="Times New Roman" w:hAnsi="Courier New" w:cs="Courier New"/>
+          <w:kern w:val="0"/>
+          <w:sz w:val="20"/>
+          <w:szCs w:val="20"/>
+          <w14:ligatures w14:val="none"/>
+        </w:rPr>
+        <w:t>200 OK</w:t>
+      </w:r>
+      <w:r>
+        <w:rPr>
+          <w:rFonts w:eastAsia="Times New Roman" w:cs="Times New Roman"/>
+          <w:kern w:val="0"/>
+          <w14:ligatures w14:val="none"/>
+        </w:rPr>
+        <w:t>.</w:t>
+      </w:r>
+    </w:p>
+    <w:p>
+      <w:pPr>
+        <w:numPr>
+          <w:ilvl w:val="0"/>
+          <w:numId w:val="9"/>
+        </w:numPr>
+        <w:spacing w:before="100" w:beforeAutospacing="1" w:after="100" w:afterAutospacing="1" w:line="240" w:lineRule="auto"/>
+        <w:rPr>
+          <w:rFonts w:eastAsia="Times New Roman" w:cs="Times New Roman"/>
+          <w:kern w:val="0"/>
+          <w14:ligatures w14:val="none"/>
+        </w:rPr>
+      </w:pPr>
+      <w:r>
+        <w:rPr>
+          <w:rFonts w:ascii="Courier New" w:eastAsia="Times New Roman" w:hAnsi="Courier New" w:cs="Courier New"/>
+          <w:kern w:val="0"/>
+          <w:sz w:val="20"/>
+          <w:szCs w:val="20"/>
+          <w14:ligatures w14:val="none"/>
+        </w:rPr>
+        <w:t>$"..."</w:t>
+      </w:r>
+      <w:r>
+        <w:rPr>
+          <w:rFonts w:eastAsia="Times New Roman" w:cs="Times New Roman"/>
+          <w:kern w:val="0"/>
+          <w14:ligatures w14:val="none"/>
+        </w:rPr>
+        <w:t xml:space="preserve"> is string interpolation, allowing values to be inserted into a string.</w:t>
+      </w:r>
+    </w:p>
+    <w:p>
+      <w:pPr>
+        <w:spacing w:before="100" w:beforeAutospacing="1" w:after="100" w:afterAutospacing="1" w:line="240" w:lineRule="auto"/>
+        <w:outlineLvl w:val="2"/>
+        <w:rPr>
+          <w:rFonts w:eastAsia="Times New Roman" w:cs="Times New Roman"/>
+          <w:b/>
+          <w:bCs/>
+          <w:kern w:val="0"/>
+          <w:sz w:val="27"/>
+          <w:szCs w:val="27"/>
+          <w14:ligatures w14:val="none"/>
+        </w:rPr>
+      </w:pPr>
+      <w:r>
+        <w:rPr>
+          <w:rFonts w:eastAsia="Times New Roman" w:cs="Times New Roman"/>
+          <w:b/>
+          <w:bCs/>
+          <w:kern w:val="0"/>
+          <w:sz w:val="27"/>
+          <w:szCs w:val="27"/>
+          <w14:ligatures w14:val="none"/>
+        </w:rPr>
+        <w:t>7. What happens in each outcome</w:t>
+      </w:r>
+    </w:p>
+    <w:p>
+      <w:pPr>
+        <w:spacing w:before="100" w:beforeAutospacing="1" w:after="100" w:afterAutospacing="1" w:line="240" w:lineRule="auto"/>
+        <w:rPr>
+          <w:rFonts w:eastAsia="Times New Roman" w:cs="Times New Roman"/>
+          <w:kern w:val="0"/>
+          <w14:ligatures w14:val="none"/>
+        </w:rPr>
+      </w:pPr>
+      <w:r>
+        <w:rPr>
+          <w:rFonts w:eastAsia="Times New Roman" w:cs="Times New Roman"/>
+          <w:kern w:val="0"/>
+          <w14:ligatures w14:val="none"/>
+        </w:rPr>
+        <w:t>Validation failure:</w:t>
+      </w:r>
+    </w:p>
+    <w:p>
+      <w:pPr>
+        <w:pStyle w:val="codesnippet3"/>
+      </w:pPr>
+      <w:r>
+        <w:t>await OnError.InvokeAsync(</w:t>
+      </w:r>
+    </w:p>
+    <w:p>
+      <w:pPr>
+        <w:pStyle w:val="codesnippet3"/>
+      </w:pPr>
+      <w:r>
+        <w:t xml:space="preserve">    "Street 1 is required to add an address");</w:t>
+      </w:r>
+    </w:p>
+    <w:p>
+      <w:pPr>
+        <w:spacing w:before="100" w:beforeAutospacing="1" w:after="100" w:afterAutospacing="1" w:line="240" w:lineRule="auto"/>
+        <w:rPr>
+          <w:rFonts w:eastAsia="Times New Roman" w:cs="Times New Roman"/>
+          <w:kern w:val="0"/>
+          <w14:ligatures w14:val="none"/>
+        </w:rPr>
+      </w:pPr>
+      <w:r>
+        <w:rPr>
+          <w:rFonts w:eastAsia="Times New Roman" w:cs="Times New Roman"/>
+          <w:kern w:val="0"/>
+          <w14:ligatures w14:val="none"/>
+        </w:rPr>
+        <w:t>This calls:</w:t>
+      </w:r>
+    </w:p>
+    <w:p>
+      <w:pPr>
+        <w:pStyle w:val="codesnippet3"/>
+      </w:pPr>
+      <w:r>
+        <w:t>HandleError("Street 1 is required to add an address");</w:t>
+      </w:r>
+    </w:p>
+    <w:p>
+      <w:pPr>
+        <w:spacing w:before="100" w:beforeAutospacing="1" w:after="100" w:afterAutospacing="1" w:line="240" w:lineRule="auto"/>
+        <w:rPr>
+          <w:rFonts w:eastAsia="Times New Roman" w:cs="Times New Roman"/>
+          <w:kern w:val="0"/>
+          <w14:ligatures w14:val="none"/>
+        </w:rPr>
+      </w:pPr>
+      <w:r>
+        <w:rPr>
+          <w:rFonts w:eastAsia="Times New Roman" w:cs="Times New Roman"/>
+          <w:kern w:val="0"/>
+          <w14:ligatures w14:val="none"/>
+        </w:rPr>
+        <w:lastRenderedPageBreak/>
+        <w:t>API success:</w:t>
+      </w:r>
+    </w:p>
+    <w:p>
+      <w:pPr>
+        <w:pStyle w:val="codesnippet3"/>
+      </w:pPr>
+      <w:r>
+        <w:t>await OnSuccess.InvokeAsync("Address saved successfully");</w:t>
+      </w:r>
+    </w:p>
+    <w:p>
+      <w:pPr>
+        <w:pStyle w:val="codesnippet3"/>
+      </w:pPr>
+      <w:r>
+        <w:t>await OnRefreshRequired.InvokeAsync();</w:t>
+      </w:r>
+    </w:p>
+    <w:p>
+      <w:pPr>
+        <w:spacing w:before="100" w:beforeAutospacing="1" w:after="100" w:afterAutospacing="1" w:line="240" w:lineRule="auto"/>
+        <w:rPr>
+          <w:rFonts w:eastAsia="Times New Roman" w:cs="Times New Roman"/>
+          <w:kern w:val="0"/>
+          <w14:ligatures w14:val="none"/>
+        </w:rPr>
+      </w:pPr>
+      <w:r>
+        <w:rPr>
+          <w:rFonts w:eastAsia="Times New Roman" w:cs="Times New Roman"/>
+          <w:kern w:val="0"/>
+          <w14:ligatures w14:val="none"/>
+        </w:rPr>
+        <w:t>This first displays the success message, then reloads the addresses.</w:t>
+      </w:r>
+    </w:p>
+    <w:p>
+      <w:pPr>
+        <w:spacing w:before="100" w:beforeAutospacing="1" w:after="100" w:afterAutospacing="1" w:line="240" w:lineRule="auto"/>
+        <w:rPr>
+          <w:rFonts w:eastAsia="Times New Roman" w:cs="Times New Roman"/>
+          <w:kern w:val="0"/>
+          <w14:ligatures w14:val="none"/>
+        </w:rPr>
+      </w:pPr>
+      <w:r>
+        <w:rPr>
+          <w:rFonts w:eastAsia="Times New Roman" w:cs="Times New Roman"/>
+          <w:kern w:val="0"/>
+          <w14:ligatures w14:val="none"/>
+        </w:rPr>
+        <w:t>API rejection:</w:t>
+      </w:r>
+    </w:p>
+    <w:p>
+      <w:pPr>
+        <w:pStyle w:val="codesnippet3"/>
+      </w:pPr>
+      <w:r>
+        <w:t>await OnError.InvokeAsync(</w:t>
+      </w:r>
+    </w:p>
+    <w:p>
+      <w:pPr>
+        <w:pStyle w:val="codesnippet3"/>
+      </w:pPr>
+      <w:r>
+        <w:t xml:space="preserve">    $"Error adding address: {await resp.Content.ReadAsStringAsync()}");</w:t>
+      </w:r>
+    </w:p>
+    <w:p>
+      <w:pPr>
+        <w:spacing w:before="100" w:beforeAutospacing="1" w:after="100" w:afterAutospacing="1" w:line="240" w:lineRule="auto"/>
+        <w:rPr>
+          <w:rFonts w:eastAsia="Times New Roman" w:cs="Times New Roman"/>
+          <w:kern w:val="0"/>
+          <w14:ligatures w14:val="none"/>
+        </w:rPr>
+      </w:pPr>
+      <w:r>
+        <w:rPr>
+          <w:rFonts w:eastAsia="Times New Roman" w:cs="Times New Roman"/>
+          <w:kern w:val="0"/>
+          <w14:ligatures w14:val="none"/>
+        </w:rPr>
+        <w:t>This reads the API’s response body and includes it in the error alert.</w:t>
+      </w:r>
+    </w:p>
+    <w:p>
+      <w:pPr>
+        <w:spacing w:before="100" w:beforeAutospacing="1" w:after="100" w:afterAutospacing="1" w:line="240" w:lineRule="auto"/>
+        <w:rPr>
+          <w:rFonts w:eastAsia="Times New Roman" w:cs="Times New Roman"/>
+          <w:kern w:val="0"/>
+          <w14:ligatures w14:val="none"/>
+        </w:rPr>
+      </w:pPr>
+      <w:r>
+        <w:rPr>
+          <w:rFonts w:eastAsia="Times New Roman" w:cs="Times New Roman"/>
+          <w:kern w:val="0"/>
+          <w14:ligatures w14:val="none"/>
+        </w:rPr>
+        <w:t>Before sending the request:</w:t>
+      </w:r>
+    </w:p>
+    <w:p>
+      <w:pPr>
+        <w:pStyle w:val="codesnippet3"/>
+      </w:pPr>
+      <w:r>
+        <w:t>await OnError.InvokeAsync("");</w:t>
+      </w:r>
+    </w:p>
+    <w:p>
+      <w:pPr>
+        <w:spacing w:before="100" w:beforeAutospacing="1" w:after="100" w:afterAutospacing="1" w:line="240" w:lineRule="auto"/>
+        <w:rPr>
+          <w:rFonts w:eastAsia="Times New Roman" w:cs="Times New Roman"/>
+          <w:kern w:val="0"/>
+          <w14:ligatures w14:val="none"/>
+        </w:rPr>
+      </w:pPr>
+      <w:r>
+        <w:rPr>
+          <w:rFonts w:eastAsia="Times New Roman" w:cs="Times New Roman"/>
+          <w:kern w:val="0"/>
+          <w14:ligatures w14:val="none"/>
+        </w:rPr>
+        <w:t>This clears any previous error by effectively calling:</w:t>
+      </w:r>
+    </w:p>
+    <w:p>
+      <w:pPr>
+        <w:pStyle w:val="codesnippet3"/>
+      </w:pPr>
+      <w:r>
+        <w:t>HandleError("");</w:t>
+      </w:r>
+    </w:p>
+    <w:p>
+      <w:pPr>
+        <w:spacing w:before="100" w:beforeAutospacing="1" w:after="100" w:afterAutospacing="1" w:line="240" w:lineRule="auto"/>
+        <w:outlineLvl w:val="2"/>
+        <w:rPr>
+          <w:rFonts w:eastAsia="Times New Roman" w:cs="Times New Roman"/>
+          <w:b/>
+          <w:bCs/>
+          <w:kern w:val="0"/>
+          <w:sz w:val="27"/>
+          <w:szCs w:val="27"/>
+          <w14:ligatures w14:val="none"/>
+        </w:rPr>
+      </w:pPr>
+      <w:r>
+        <w:rPr>
+          <w:rFonts w:eastAsia="Times New Roman" w:cs="Times New Roman"/>
+          <w:b/>
+          <w:bCs/>
+          <w:kern w:val="0"/>
+          <w:sz w:val="27"/>
+          <w:szCs w:val="27"/>
+          <w14:ligatures w14:val="none"/>
+        </w:rPr>
+        <w:t>8. Refreshing the address list</w:t>
+      </w:r>
+    </w:p>
+    <w:p>
+      <w:pPr>
+        <w:spacing w:before="100" w:beforeAutospacing="1" w:after="100" w:afterAutospacing="1" w:line="240" w:lineRule="auto"/>
+        <w:rPr>
+          <w:rFonts w:eastAsia="Times New Roman" w:cs="Times New Roman"/>
+          <w:kern w:val="0"/>
+          <w14:ligatures w14:val="none"/>
+        </w:rPr>
+      </w:pPr>
+      <w:r>
+        <w:rPr>
+          <w:rFonts w:eastAsia="Times New Roman" w:cs="Times New Roman"/>
+          <w:kern w:val="0"/>
+          <w14:ligatures w14:val="none"/>
+        </w:rPr>
+        <w:t xml:space="preserve">After a successful save, the child invokes </w:t>
+      </w:r>
+      <w:r>
+        <w:rPr>
+          <w:rFonts w:ascii="Courier New" w:eastAsia="Times New Roman" w:hAnsi="Courier New" w:cs="Courier New"/>
+          <w:kern w:val="0"/>
+          <w:sz w:val="20"/>
+          <w:szCs w:val="20"/>
+          <w14:ligatures w14:val="none"/>
+        </w:rPr>
+        <w:t>OnRefreshRequired</w:t>
+      </w:r>
+      <w:r>
+        <w:rPr>
+          <w:rFonts w:eastAsia="Times New Roman" w:cs="Times New Roman"/>
+          <w:kern w:val="0"/>
+          <w14:ligatures w14:val="none"/>
+        </w:rPr>
+        <w:t>. That calls this parent method:</w:t>
+      </w:r>
+    </w:p>
+    <w:p>
+      <w:pPr>
+        <w:pStyle w:val="codesnippet3"/>
+      </w:pPr>
+      <w:r>
+        <w:t>private async Task HandleRefreshRequired()</w:t>
+      </w:r>
+    </w:p>
+    <w:p>
+      <w:pPr>
+        <w:pStyle w:val="codesnippet3"/>
+      </w:pPr>
+      <w:r>
+        <w:t>{</w:t>
+      </w:r>
+    </w:p>
+    <w:p>
+      <w:pPr>
+        <w:pStyle w:val="codesnippet3"/>
+      </w:pPr>
+      <w:r>
+        <w:t xml:space="preserve">    var details =</w:t>
+      </w:r>
+    </w:p>
+    <w:p>
+      <w:pPr>
+        <w:pStyle w:val="codesnippet3"/>
+      </w:pPr>
+      <w:r>
+        <w:t xml:space="preserve">        await Http.GetFromJsonAsync&lt;CustomerDetailDto&gt;(</w:t>
+      </w:r>
+    </w:p>
+    <w:p>
+      <w:pPr>
+        <w:pStyle w:val="codesnippet3"/>
+      </w:pPr>
+      <w:r>
+        <w:t xml:space="preserve">            $"/api/customers/{editCustomer.CustomerId}");</w:t>
+      </w:r>
+    </w:p>
+    <w:p>
+      <w:pPr>
+        <w:pStyle w:val="codesnippet3"/>
+      </w:pPr>
+    </w:p>
+    <w:p>
+      <w:pPr>
+        <w:pStyle w:val="codesnippet3"/>
+      </w:pPr>
+      <w:r>
+        <w:t xml:space="preserve">    if (details != null)</w:t>
+      </w:r>
+    </w:p>
+    <w:p>
+      <w:pPr>
+        <w:pStyle w:val="codesnippet3"/>
+      </w:pPr>
+      <w:r>
+        <w:t xml:space="preserve">    {</w:t>
+      </w:r>
+    </w:p>
+    <w:p>
+      <w:pPr>
+        <w:pStyle w:val="codesnippet3"/>
+      </w:pPr>
+      <w:r>
+        <w:t xml:space="preserve">        customerAddresses = details.Addresses;</w:t>
+      </w:r>
+    </w:p>
+    <w:p>
+      <w:pPr>
+        <w:pStyle w:val="codesnippet3"/>
+      </w:pPr>
+      <w:r>
+        <w:t xml:space="preserve">    }</w:t>
+      </w:r>
+    </w:p>
+    <w:p>
+      <w:pPr>
+        <w:pStyle w:val="codesnippet3"/>
+      </w:pPr>
+      <w:r>
+        <w:t>}</w:t>
+      </w:r>
+    </w:p>
+    <w:p>
+      <w:pPr>
+        <w:spacing w:before="100" w:beforeAutospacing="1" w:after="100" w:afterAutospacing="1" w:line="240" w:lineRule="auto"/>
+        <w:rPr>
+          <w:rFonts w:eastAsia="Times New Roman" w:cs="Times New Roman"/>
+          <w:kern w:val="0"/>
+          <w14:ligatures w14:val="none"/>
+        </w:rPr>
+      </w:pPr>
+      <w:r>
+        <w:rPr>
+          <w:rFonts w:eastAsia="Times New Roman" w:cs="Times New Roman"/>
+          <w:kern w:val="0"/>
+          <w14:ligatures w14:val="none"/>
+        </w:rPr>
+        <w:t>It retrieves the customer again from the API and replaces the old address list:</w:t>
+      </w:r>
+    </w:p>
+    <w:p>
+      <w:pPr>
+        <w:pStyle w:val="codesnippet3"/>
+      </w:pPr>
+      <w:r>
+        <w:t>customerAddresses = details.Addresses;</w:t>
+      </w:r>
+    </w:p>
+    <w:p>
+      <w:pPr>
+        <w:spacing w:before="100" w:beforeAutospacing="1" w:after="100" w:afterAutospacing="1" w:line="240" w:lineRule="auto"/>
+        <w:rPr>
+          <w:rFonts w:eastAsia="Times New Roman" w:cs="Times New Roman"/>
+          <w:kern w:val="0"/>
+          <w14:ligatures w14:val="none"/>
+        </w:rPr>
+      </w:pPr>
+      <w:r>
+        <w:rPr>
+          <w:rFonts w:eastAsia="Times New Roman" w:cs="Times New Roman"/>
+          <w:kern w:val="0"/>
+          <w14:ligatures w14:val="none"/>
+        </w:rPr>
+        <w:t xml:space="preserve">Because </w:t>
+      </w:r>
+      <w:r>
+        <w:rPr>
+          <w:rFonts w:ascii="Courier New" w:eastAsia="Times New Roman" w:hAnsi="Courier New" w:cs="Courier New"/>
+          <w:kern w:val="0"/>
+          <w:sz w:val="20"/>
+          <w:szCs w:val="20"/>
+          <w14:ligatures w14:val="none"/>
+        </w:rPr>
+        <w:t>customerAddresses</w:t>
+      </w:r>
+      <w:r>
+        <w:rPr>
+          <w:rFonts w:eastAsia="Times New Roman" w:cs="Times New Roman"/>
+          <w:kern w:val="0"/>
+          <w14:ligatures w14:val="none"/>
+        </w:rPr>
+        <w:t xml:space="preserve"> is passed into </w:t>
+      </w:r>
+      <w:r>
+        <w:rPr>
+          <w:rFonts w:ascii="Courier New" w:eastAsia="Times New Roman" w:hAnsi="Courier New" w:cs="Courier New"/>
+          <w:kern w:val="0"/>
+          <w:sz w:val="20"/>
+          <w:szCs w:val="20"/>
+          <w14:ligatures w14:val="none"/>
+        </w:rPr>
+        <w:t>AddressManager</w:t>
+      </w:r>
+      <w:r>
+        <w:rPr>
+          <w:rFonts w:eastAsia="Times New Roman" w:cs="Times New Roman"/>
+          <w:kern w:val="0"/>
+          <w14:ligatures w14:val="none"/>
+        </w:rPr>
+        <w:t>:</w:t>
+      </w:r>
+    </w:p>
+    <w:p>
+      <w:pPr>
+        <w:pStyle w:val="codesnippet3"/>
+      </w:pPr>
+      <w:r>
+        <w:t>SavedAddresses="customerAddresses"</w:t>
+      </w:r>
+    </w:p>
+    <w:p>
+      <w:pPr>
+        <w:spacing w:before="100" w:beforeAutospacing="1" w:after="100" w:afterAutospacing="1" w:line="240" w:lineRule="auto"/>
+        <w:rPr>
+          <w:rFonts w:eastAsia="Times New Roman" w:cs="Times New Roman"/>
+          <w:kern w:val="0"/>
+          <w14:ligatures w14:val="none"/>
+        </w:rPr>
+      </w:pPr>
+      <w:r>
+        <w:rPr>
+          <w:rFonts w:eastAsia="Times New Roman" w:cs="Times New Roman"/>
+          <w:kern w:val="0"/>
+          <w14:ligatures w14:val="none"/>
+        </w:rPr>
+        <w:lastRenderedPageBreak/>
+        <w:t>the updated list is displayed automatically.</w:t>
+      </w:r>
+    </w:p>
+    <w:p>
+      <w:pPr>
+        <w:spacing w:before="100" w:beforeAutospacing="1" w:after="100" w:afterAutospacing="1" w:line="240" w:lineRule="auto"/>
+        <w:outlineLvl w:val="2"/>
+        <w:rPr>
+          <w:rFonts w:eastAsia="Times New Roman" w:cs="Times New Roman"/>
+          <w:b/>
+          <w:bCs/>
+          <w:kern w:val="0"/>
+          <w:sz w:val="27"/>
+          <w:szCs w:val="27"/>
+          <w14:ligatures w14:val="none"/>
+        </w:rPr>
+      </w:pPr>
+      <w:r>
+        <w:rPr>
+          <w:rFonts w:eastAsia="Times New Roman" w:cs="Times New Roman"/>
+          <w:b/>
+          <w:bCs/>
+          <w:kern w:val="0"/>
+          <w:sz w:val="27"/>
+          <w:szCs w:val="27"/>
+          <w14:ligatures w14:val="none"/>
+        </w:rPr>
+        <w:t>9. Resetting messages between customers</w:t>
+      </w:r>
+    </w:p>
+    <w:p>
+      <w:pPr>
+        <w:spacing w:before="100" w:beforeAutospacing="1" w:after="100" w:afterAutospacing="1" w:line="240" w:lineRule="auto"/>
+        <w:rPr>
+          <w:rFonts w:eastAsia="Times New Roman" w:cs="Times New Roman"/>
+          <w:kern w:val="0"/>
+          <w14:ligatures w14:val="none"/>
+        </w:rPr>
+      </w:pPr>
+      <w:r>
+        <w:rPr>
+          <w:rFonts w:eastAsia="Times New Roman" w:cs="Times New Roman"/>
+          <w:kern w:val="0"/>
+          <w14:ligatures w14:val="none"/>
+        </w:rPr>
+        <w:t>When another customer modal opens, both fields are cleared:</w:t>
+      </w:r>
+    </w:p>
+    <w:p>
+      <w:pPr>
+        <w:pStyle w:val="codesnippet3"/>
+      </w:pPr>
+      <w:r>
+        <w:t>errorMessage = "";</w:t>
+      </w:r>
+    </w:p>
+    <w:p>
+      <w:pPr>
+        <w:pStyle w:val="codesnippet3"/>
+      </w:pPr>
+      <w:r>
+        <w:t>successMessage = "";</w:t>
+      </w:r>
+    </w:p>
+    <w:p>
+      <w:pPr>
+        <w:spacing w:before="100" w:beforeAutospacing="1" w:after="100" w:afterAutospacing="1" w:line="240" w:lineRule="auto"/>
+        <w:rPr>
+          <w:rFonts w:eastAsia="Times New Roman" w:cs="Times New Roman"/>
+          <w:kern w:val="0"/>
+          <w14:ligatures w14:val="none"/>
+        </w:rPr>
+      </w:pPr>
+      <w:r>
+        <w:rPr>
+          <w:rFonts w:eastAsia="Times New Roman" w:cs="Times New Roman"/>
+          <w:kern w:val="0"/>
+          <w14:ligatures w14:val="none"/>
+        </w:rPr>
+        <w:t>This prevents a message such as “Address saved successfully” from the previous customer appearing in the next customer’s modal.</w:t>
+      </w:r>
+    </w:p>
+    <w:p>
+      <w:pPr>
+        <w:spacing w:before="100" w:beforeAutospacing="1" w:after="100" w:afterAutospacing="1" w:line="240" w:lineRule="auto"/>
+        <w:rPr>
+          <w:rFonts w:eastAsia="Times New Roman" w:cs="Times New Roman"/>
+          <w:kern w:val="0"/>
+          <w14:ligatures w14:val="none"/>
+        </w:rPr>
+      </w:pPr>
+      <w:r>
+        <w:rPr>
+          <w:rFonts w:eastAsia="Times New Roman" w:cs="Times New Roman"/>
+          <w:kern w:val="0"/>
+          <w14:ligatures w14:val="none"/>
+        </w:rPr>
+        <w:t>In short: the child detects what happened and emits an event; the parent receives the event, stores the message, and Razor displays it.</w:t>
+      </w:r>
+    </w:p>
+    <w:p>
+      <w:r>
+        <mc:AlternateContent>
+          <mc:Choice Requires="wps">
+            <w:drawing>
+              <wp:anchor distT="45720" distB="45720" distL="114300" distR="114300" simplePos="0" relativeHeight="251739136" behindDoc="0" locked="0" layoutInCell="1" allowOverlap="1" wp14:anchorId="25B262DA" wp14:editId="7E5DB4A9">
+                <wp:simplePos x="0" y="0"/>
+                <wp:positionH relativeFrom="column">
+                  <wp:posOffset>-615950</wp:posOffset>
+                </wp:positionH>
+                <wp:positionV relativeFrom="paragraph">
+                  <wp:posOffset>228600</wp:posOffset>
+                </wp:positionV>
+                <wp:extent cx="1746250" cy="295910"/>
+                <wp:effectExtent l="0" t="0" r="25400" b="27940"/>
+                <wp:wrapSquare wrapText="bothSides"/>
+                <wp:docPr id="217" name="Text Box 2"/>
+                <wp:cNvGraphicFramePr>
+                  <a:graphicFrameLocks xmlns:a="http://schemas.openxmlformats.org/drawingml/2006/main"/>
+                </wp:cNvGraphicFramePr>
+                <a:graphic xmlns:a="http://schemas.openxmlformats.org/drawingml/2006/main">
+                  <a:graphicData uri="http://schemas.microsoft.com/office/word/2010/wordprocessingShape">
+                    <wps:wsp>
+                      <wps:cNvSpPr txBox="1">
+                        <a:spLocks noChangeArrowheads="1"/>
+                      </wps:cNvSpPr>
+                      <wps:spPr bwMode="auto">
+                        <a:xfrm>
+                          <a:off x="0" y="0"/>
+                          <a:ext cx="1746250" cy="295910"/>
+                        </a:xfrm>
+                        <a:prstGeom prst="rect">
+                          <a:avLst/>
+                        </a:prstGeom>
+                        <a:solidFill>
+                          <a:srgbClr val="FFFFFF"/>
+                        </a:solidFill>
+                        <a:ln w="9525">
+                          <a:solidFill>
+                            <a:srgbClr val="000000"/>
+                          </a:solidFill>
+                          <a:miter lim="800000"/>
+                          <a:headEnd/>
+                          <a:tailEnd/>
+                        </a:ln>
+                      </wps:spPr>
+                      <wps:txbx>
+                        <w:txbxContent>
+                          <w:p>
+                            <w:pPr>
+                              <w:rPr>
+                                <w:color w:val="FFC000"/>
+                                <w:sz w:val="18"/>
+                                <w:szCs w:val="18"/>
+                              </w:rPr>
+                            </w:pPr>
+                            <w:r>
+                              <w:rPr>
+                                <w:color w:val="FFC000"/>
+                                <w:sz w:val="18"/>
+                                <w:szCs w:val="18"/>
+                              </w:rPr>
+                              <w:t xml:space="preserve">The error coming </w:t>
+                            </w:r>
+                            <w:r>
+                              <w:rPr>
+                                <w:color w:val="FFC000"/>
+                                <w:sz w:val="18"/>
+                                <w:szCs w:val="18"/>
+                              </w:rPr>
+                              <w:t>from</w:t>
+                            </w:r>
+                            <w:r>
+                              <w:rPr>
+                                <w:color w:val="FFC000"/>
+                                <w:sz w:val="18"/>
+                                <w:szCs w:val="18"/>
+                              </w:rPr>
+                              <w:t xml:space="preserve"> the child</w:t>
+                            </w:r>
+                          </w:p>
+                        </w:txbxContent>
+                      </wps:txbx>
+                      <wps:bodyPr rot="0" vert="horz" wrap="square" lIns="91440" tIns="45720" rIns="91440" bIns="45720" anchor="t" anchorCtr="0">
+                        <a:noAutofit/>
+                      </wps:bodyPr>
+                    </wps:wsp>
+                  </a:graphicData>
+                </a:graphic>
+                <wp14:sizeRelH relativeFrom="margin">
+                  <wp14:pctWidth>0</wp14:pctWidth>
+                </wp14:sizeRelH>
+                <wp14:sizeRelV relativeFrom="margin">
+                  <wp14:pctHeight>0</wp14:pctHeight>
+                </wp14:sizeRelV>
+              </wp:anchor>
+            </w:drawing>
+          </mc:Choice>
+          <mc:Fallback>
+            <w:pict>
+              <v:shapetype w14:anchorId="25B262DA" id="_x0000_t202" coordsize="21600,21600" o:spt="202" path="m,l,21600r21600,l21600,xe">
+                <v:stroke joinstyle="miter"/>
+                <v:path gradientshapeok="t" o:connecttype="rect"/>
+              </v:shapetype>
+              <v:shape id="Text Box 2" o:spid="_x0000_s1026" type="#_x0000_t202" style="position:absolute;margin-left:-48.5pt;margin-top:18pt;width:137.5pt;height:23.3pt;z-index:251739136;visibility:visible;mso-wrap-style:square;mso-width-percent:0;mso-height-percent:0;mso-wrap-distance-left:9pt;mso-wrap-distance-top:3.6pt;mso-wrap-distance-right:9pt;mso-wrap-distance-bottom:3.6pt;mso-position-horizontal:absolute;mso-position-horizontal-relative:text;mso-position-vertical:absolute;mso-position-vertical-relative:text;mso-width-percent:0;mso-height-percent:0;mso-width-relative:margin;mso-height-relative:margin;v-text-anchor:top" o:gfxdata="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">
+                <v:textbox>
+                  <w:txbxContent>
+                    <w:p>
+                      <w:pPr>
+                        <w:rPr>
+                          <w:color w:val="FFC000"/>
+                          <w:sz w:val="18"/>
+                          <w:szCs w:val="18"/>
+                        </w:rPr>
+                      </w:pPr>
+                      <w:r>
+                        <w:rPr>
+                          <w:color w:val="FFC000"/>
+                          <w:sz w:val="18"/>
+                          <w:szCs w:val="18"/>
+                        </w:rPr>
+                        <w:t xml:space="preserve">The error coming </w:t>
+                      </w:r>
+                      <w:r>
+                        <w:rPr>
+                          <w:color w:val="FFC000"/>
+                          <w:sz w:val="18"/>
+                          <w:szCs w:val="18"/>
+                        </w:rPr>
+                        <w:t>from</w:t>
+                      </w:r>
+                      <w:r>
+                        <w:rPr>
+                          <w:color w:val="FFC000"/>
+                          <w:sz w:val="18"/>
+                          <w:szCs w:val="18"/>
+                        </w:rPr>
+                        <w:t xml:space="preserve"> the child</w:t>
+                      </w:r>
+                    </w:p>
+                  </w:txbxContent>
+                </v:textbox>
+                <w10:wrap type="square"/>
+              </v:shape>
+            </w:pict>
+          </mc:Fallback>
+        </mc:AlternateContent>
+      </w:r>
+      <w:r>
+        <mc:AlternateContent>
+          <mc:Choice Requires="wps">
+            <w:drawing>
+              <wp:anchor distT="45720" distB="45720" distL="114300" distR="114300" simplePos="0" relativeHeight="251743232" behindDoc="0" locked="0" layoutInCell="1" allowOverlap="1" wp14:anchorId="3DB44633" wp14:editId="5ED9337C">
+                <wp:simplePos x="0" y="0"/>
+                <wp:positionH relativeFrom="column">
+                  <wp:posOffset>-175895</wp:posOffset>
+                </wp:positionH>
+                <wp:positionV relativeFrom="paragraph">
+                  <wp:posOffset>4073525</wp:posOffset>
+                </wp:positionV>
+                <wp:extent cx="1611630" cy="368935"/>
+                <wp:effectExtent l="0" t="0" r="26670" b="12065"/>
+                <wp:wrapSquare wrapText="bothSides"/>
+                <wp:docPr id="1820903403" name="Text Box 2"/>
+                <wp:cNvGraphicFramePr>
+                  <a:graphicFrameLocks xmlns:a="http://schemas.openxmlformats.org/drawingml/2006/main"/>
+                </wp:cNvGraphicFramePr>
+                <a:graphic xmlns:a="http://schemas.openxmlformats.org/drawingml/2006/main">
+                  <a:graphicData uri="http://schemas.microsoft.com/office/word/2010/wordprocessingShape">
+                    <wps:wsp>
+                      <wps:cNvSpPr txBox="1">
+                        <a:spLocks noChangeArrowheads="1"/>
+                      </wps:cNvSpPr>
+                      <wps:spPr bwMode="auto">
+                        <a:xfrm>
+                          <a:off x="0" y="0"/>
+                          <a:ext cx="1611630" cy="368935"/>
+                        </a:xfrm>
+                        <a:prstGeom prst="rect">
+                          <a:avLst/>
+                        </a:prstGeom>
+                        <a:solidFill>
+                          <a:srgbClr val="FFFFFF"/>
+                        </a:solidFill>
+                        <a:ln w="9525">
+                          <a:solidFill>
+                            <a:srgbClr val="000000"/>
+                          </a:solidFill>
+                          <a:miter lim="800000"/>
+                          <a:headEnd/>
+                          <a:tailEnd/>
+                        </a:ln>
+                      </wps:spPr>
+                      <wps:txbx>
+                        <w:txbxContent>
+                          <w:p>
+                            <w:pPr>
+                              <w:rPr>
+                                <w:color w:val="FFC000"/>
+                              </w:rPr>
+                            </w:pPr>
+                            <w:r>
+                              <w:rPr>
+                                <w:color w:val="FFC000"/>
+                              </w:rPr>
+                              <w:t>The child component</w:t>
+                            </w:r>
+                          </w:p>
+                        </w:txbxContent>
+                      </wps:txbx>
+                      <wps:bodyPr rot="0" vert="horz" wrap="square" lIns="91440" tIns="45720" rIns="91440" bIns="45720" anchor="t" anchorCtr="0">
+                        <a:noAutofit/>
+                      </wps:bodyPr>
+                    </wps:wsp>
+                  </a:graphicData>
+                </a:graphic>
+                <wp14:sizeRelH relativeFrom="margin">
+                  <wp14:pctWidth>0</wp14:pctWidth>
+                </wp14:sizeRelH>
+                <wp14:sizeRelV relativeFrom="margin">
+                  <wp14:pctHeight>0</wp14:pctHeight>
+                </wp14:sizeRelV>
+              </wp:anchor>
+            </w:drawing>
+          </mc:Choice>
+          <mc:Fallback>
+            <w:pict>
+              <v:shape w14:anchorId="3DB44633" id="_x0000_s1027" type="#_x0000_t202" style="position:absolute;margin-left:-13.85pt;margin-top:320.75pt;width:126.9pt;height:29.05pt;z-index:251743232;visibility:visible;mso-wrap-style:square;mso-width-percent:0;mso-height-percent:0;mso-wrap-distance-left:9pt;mso-wrap-distance-top:3.6pt;mso-wrap-distance-right:9pt;mso-wrap-distance-bottom:3.6pt;mso-position-horizontal:absolute;mso-position-horizontal-relative:text;mso-position-vertical:absolute;mso-position-vertical-relative:text;mso-width-percent:0;mso-height-percent:0;mso-width-relative:margin;mso-height-relative:margin;v-text-anchor:top" o:gfxdata="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">
+                <v:textbox>
+                  <w:txbxContent>
+                    <w:p>
+                      <w:pPr>
+                        <w:rPr>
+                          <w:color w:val="FFC000"/>
+                        </w:rPr>
+                      </w:pPr>
+                      <w:r>
+                        <w:rPr>
+                          <w:color w:val="FFC000"/>
+                        </w:rPr>
+                        <w:t>The child component</w:t>
+                      </w:r>
+                    </w:p>
+                  </w:txbxContent>
+                </v:textbox>
+                <w10:wrap type="square"/>
+              </v:shape>
+            </w:pict>
+          </mc:Fallback>
+        </mc:AlternateContent>
+      </w:r>
+      <w:r>
+        <mc:AlternateContent>
+          <mc:Choice Requires="wpi">
+            <w:drawing>
+              <wp:anchor distT="0" distB="0" distL="114300" distR="114300" simplePos="0" relativeHeight="251741184" behindDoc="0" locked="0" layoutInCell="1" allowOverlap="1" wp14:anchorId="407A9303" wp14:editId="3FF38F73">
+                <wp:simplePos x="0" y="0"/>
+                <wp:positionH relativeFrom="column">
+                  <wp:posOffset>145920</wp:posOffset>
+                </wp:positionH>
+                <wp:positionV relativeFrom="paragraph">
+                  <wp:posOffset>3604606</wp:posOffset>
+                </wp:positionV>
+                <wp:extent cx="53640" cy="450720"/>
+                <wp:effectExtent l="38100" t="38100" r="41910" b="45085"/>
+                <wp:wrapNone/>
+                <wp:docPr id="774113640" name="Ink 4"/>
+                <wp:cNvGraphicFramePr/>
+                <a:graphic xmlns:a="http://schemas.openxmlformats.org/drawingml/2006/main">
+                  <a:graphicData uri="http://schemas.microsoft.com/office/word/2010/wordprocessingInk">
+                    <w14:contentPart bwMode="auto" r:id="rId29">
+                      <w14:nvContentPartPr>
+                        <w14:cNvContentPartPr/>
+                      </w14:nvContentPartPr>
+                      <w14:xfrm>
+                        <a:off x="0" y="0"/>
+                        <a:ext cx="53640" cy="450720"/>
+                      </w14:xfrm>
+                    </w14:contentPart>
+                  </a:graphicData>
+                </a:graphic>
+              </wp:anchor>
+            </w:drawing>
+          </mc:Choice>
+          <mc:Fallback>
+            <w:pict>
+              <v:shapetype w14:anchorId="3BC12EAC" id="_x0000_t75" coordsize="21600,21600" o:spt="75" o:preferrelative="t" path="m@4@5l@4@11@9@11@9@5xe" filled="f" stroked="f">
+                <v:stroke joinstyle="miter"/>
+                <v:formulas>
+                  <v:f eqn="if lineDrawn pixelLineWidth 0"/>
+                  <v:f eqn="sum @0 1 0"/>
+                  <v:f eqn="sum 0 0 @1"/>
+                  <v:f eqn="prod @2 1 2"/>
+                  <v:f eqn="prod @3 21600 pixelWidth"/>
+                  <v:f eqn="prod @3 21600 pixelHeight"/>
+                  <v:f eqn="sum @0 0 1"/>
+                  <v:f eqn="prod @6 1 2"/>
+                  <v:f eqn="prod @7 21600 pixelWidth"/>
+                  <v:f eqn="sum @8 21600 0"/>
+                  <v:f eqn="prod @7 21600 pixelHeight"/>
+                  <v:f eqn="sum @10 21600 0"/>
+                </v:formulas>
+                <v:path o:extrusionok="f" gradientshapeok="t" o:connecttype="rect"/>
+                <o:lock v:ext="edit" aspectratio="t"/>
+              </v:shapetype>
+              <v:shape id="Ink 4" o:spid="_x0000_s1026" type="#_x0000_t75" style="position:absolute;margin-left:11.15pt;margin-top:283.5pt;width:4.9pt;height:36.2pt;z-index:251741184;visibility:visible;mso-wrap-style:square;mso-wrap-distance-left:9pt;mso-wrap-distance-top:0;mso-wrap-distance-right:9pt;mso-wrap-distance-bottom:0;mso-position-horizontal:absolute;mso-position-horizontal-relative:text;mso-position-vertical:absolute;mso-position-vertical-relative:text" o:gfxdata="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">
+                <v:imagedata r:id="rId30" o:title=""/>
+              </v:shape>
+            </w:pict>
+          </mc:Fallback>
+        </mc:AlternateContent>
+      </w:r>
+      <w:r>
+        <mc:AlternateContent>
+          <mc:Choice Requires="wpi">
+            <w:drawing>
+              <wp:anchor distT="0" distB="0" distL="114300" distR="114300" simplePos="0" relativeHeight="251740160" behindDoc="0" locked="0" layoutInCell="1" allowOverlap="1" wp14:anchorId="6820B17B" wp14:editId="0AFDAD1F">
+                <wp:simplePos x="0" y="0"/>
+                <wp:positionH relativeFrom="column">
+                  <wp:posOffset>-235320</wp:posOffset>
+                </wp:positionH>
+                <wp:positionV relativeFrom="paragraph">
+                  <wp:posOffset>2284846</wp:posOffset>
+                </wp:positionV>
+                <wp:extent cx="6554520" cy="1480320"/>
+                <wp:effectExtent l="38100" t="38100" r="36830" b="43815"/>
+                <wp:wrapNone/>
+                <wp:docPr id="1410383122" name="Ink 3"/>
+                <wp:cNvGraphicFramePr/>
+                <a:graphic xmlns:a="http://schemas.openxmlformats.org/drawingml/2006/main">
+                  <a:graphicData uri="http://schemas.microsoft.com/office/word/2010/wordprocessingInk">
+                    <w14:contentPart bwMode="auto" r:id="rId31">
+                      <w14:nvContentPartPr>
+                        <w14:cNvContentPartPr/>
+                      </w14:nvContentPartPr>
+                      <w14:xfrm>
+                        <a:off x="0" y="0"/>
+                        <a:ext cx="6554520" cy="1480320"/>
+                      </w14:xfrm>
+                    </w14:contentPart>
+                  </a:graphicData>
+                </a:graphic>
+              </wp:anchor>
+            </w:drawing>
+          </mc:Choice>
+          <mc:Fallback>
+            <w:pict>
+              <v:shape w14:anchorId="251737EB" id="Ink 3" o:spid="_x0000_s1026" type="#_x0000_t75" style="position:absolute;margin-left:-18.9pt;margin-top:179.55pt;width:516.8pt;height:117.25pt;z-index:251740160;visibility:visible;mso-wrap-style:square;mso-wrap-distance-left:9pt;mso-wrap-distance-top:0;mso-wrap-distance-right:9pt;mso-wrap-distance-bottom:0;mso-position-horizontal:absolute;mso-position-horizontal-relative:text;mso-position-vertical:absolute;mso-position-vertical-relative:text" o:gfxdata="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">
+                <v:imagedata r:id="rId32" o:title=""/>
+              </v:shape>
+            </w:pict>
+          </mc:Fallback>
+        </mc:AlternateContent>
+      </w:r>
+      <w:r>
+        <mc:AlternateContent>
+          <mc:Choice Requires="wpi">
+            <w:drawing>
+              <wp:anchor distT="0" distB="0" distL="114300" distR="114300" simplePos="0" relativeHeight="251737088" behindDoc="0" locked="0" layoutInCell="1" allowOverlap="1" wp14:anchorId="4D201E34" wp14:editId="2DBEA040">
+                <wp:simplePos x="0" y="0"/>
+                <wp:positionH relativeFrom="margin">
+                  <wp:posOffset>-102577</wp:posOffset>
+                </wp:positionH>
+                <wp:positionV relativeFrom="paragraph">
+                  <wp:posOffset>536722</wp:posOffset>
+                </wp:positionV>
+                <wp:extent cx="163440" cy="466200"/>
+                <wp:effectExtent l="38100" t="38100" r="46355" b="48260"/>
+                <wp:wrapNone/>
+                <wp:docPr id="1890094811" name="Ink 2"/>
+                <wp:cNvGraphicFramePr/>
+                <a:graphic xmlns:a="http://schemas.openxmlformats.org/drawingml/2006/main">
+                  <a:graphicData uri="http://schemas.microsoft.com/office/word/2010/wordprocessingInk">
+                    <w14:contentPart bwMode="auto" r:id="rId33">
+                      <w14:nvContentPartPr>
+                        <w14:cNvContentPartPr/>
+                      </w14:nvContentPartPr>
+                      <w14:xfrm>
+                        <a:off x="0" y="0"/>
+                        <a:ext cx="163440" cy="466200"/>
+                      </w14:xfrm>
+                    </w14:contentPart>
+                  </a:graphicData>
+                </a:graphic>
+              </wp:anchor>
+            </w:drawing>
+          </mc:Choice>
+          <mc:Fallback>
+            <w:pict>
+              <v:shape w14:anchorId="7E4DDCFC" id="Ink 2" o:spid="_x0000_s1026" type="#_x0000_t75" style="position:absolute;margin-left:-8.45pt;margin-top:41.9pt;width:13.55pt;height:37.4pt;z-index:251737088;visibility:visible;mso-wrap-style:square;mso-wrap-distance-left:9pt;mso-wrap-distance-top:0;mso-wrap-distance-right:9pt;mso-wrap-distance-bottom:0;mso-position-horizontal:absolute;mso-position-horizontal-relative:margin;mso-position-vertical:absolute;mso-position-vertical-relative:text" o:gfxdata="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">
+                <v:imagedata r:id="rId34" o:title=""/>
+                <w10:wrap anchorx="margin"/>
+              </v:shape>
+            </w:pict>
+          </mc:Fallback>
+        </mc:AlternateContent>
+      </w:r>
+      <w:r>
+        <mc:AlternateContent>
+          <mc:Choice Requires="wpi">
+            <w:drawing>
+              <wp:anchor distT="0" distB="0" distL="114300" distR="114300" simplePos="0" relativeHeight="251736064" behindDoc="0" locked="0" layoutInCell="1" allowOverlap="1" wp14:anchorId="34EEA20E" wp14:editId="7CB7ADD2">
+                <wp:simplePos x="0" y="0"/>
+                <wp:positionH relativeFrom="margin">
+                  <wp:align>left</wp:align>
+                </wp:positionH>
+                <wp:positionV relativeFrom="paragraph">
+                  <wp:posOffset>811969</wp:posOffset>
+                </wp:positionV>
+                <wp:extent cx="1550520" cy="490320"/>
+                <wp:effectExtent l="38100" t="38100" r="31115" b="43180"/>
+                <wp:wrapNone/>
+                <wp:docPr id="390467409" name="Ink 1"/>
+                <wp:cNvGraphicFramePr/>
+                <a:graphic xmlns:a="http://schemas.openxmlformats.org/drawingml/2006/main">
+                  <a:graphicData uri="http://schemas.microsoft.com/office/word/2010/wordprocessingInk">
+                    <w14:contentPart bwMode="auto" r:id="rId35">
+                      <w14:nvContentPartPr>
+                        <w14:cNvContentPartPr/>
+                      </w14:nvContentPartPr>
+                      <w14:xfrm>
+                        <a:off x="0" y="0"/>
+                        <a:ext cx="1550520" cy="490320"/>
+                      </w14:xfrm>
+                    </w14:contentPart>
+                  </a:graphicData>
+                </a:graphic>
+              </wp:anchor>
+            </w:drawing>
+          </mc:Choice>
+          <mc:Fallback>
+            <w:pict>
+              <v:shape w14:anchorId="5E8C2145" id="Ink 1" o:spid="_x0000_s1026" type="#_x0000_t75" style="position:absolute;margin-left:0;margin-top:63.6pt;width:122.8pt;height:39.3pt;z-index:251736064;visibility:visible;mso-wrap-style:square;mso-wrap-distance-left:9pt;mso-wrap-distance-top:0;mso-wrap-distance-right:9pt;mso-wrap-distance-bottom:0;mso-position-horizontal:left;mso-position-horizontal-relative:margin;mso-position-vertical:absolute;mso-position-vertical-relative:text" o:gfxdata="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">
+                <v:imagedata r:id="rId36" o:title=""/>
+                <w10:wrap anchorx="margin"/>
+              </v:shape>
+            </w:pict>
+          </mc:Fallback>
+        </mc:AlternateContent>
+      </w:r>
+      <w:r>
+        <w:drawing>
+          <wp:inline distT="0" distB="0" distL="0" distR="0" wp14:anchorId="6A6265EE" wp14:editId="357540B6">
+            <wp:extent cx="5943600" cy="3159760"/>
+            <wp:effectExtent l="0" t="0" r="0" b="2540"/>
+            <wp:docPr id="1844998351" name="Picture 1"/>
+            <wp:cNvGraphicFramePr>
+              <a:graphicFrameLocks xmlns:a="http://schemas.openxmlformats.org/drawingml/2006/main" noChangeAspect="1"/>
+            </wp:cNvGraphicFramePr>
+            <a:graphic xmlns:a="http://schemas.openxmlformats.org/drawingml/2006/main">
+              <a:graphicData uri="http://schemas.openxmlformats.org/drawingml/2006/picture">
+                <pic:pic xmlns:pic="http://schemas.openxmlformats.org/drawingml/2006/picture">
+                  <pic:nvPicPr>
+                    <pic:cNvPr id="1844998351" name=""/>
+                    <pic:cNvPicPr/>
+                  </pic:nvPicPr>
+                  <pic:blipFill>
+                    <a:blip r:embed="rId37"/>
+                    <a:stretch>
+                      <a:fillRect/>
+                    </a:stretch>
+                  </pic:blipFill>
+                  <pic:spPr>
+                    <a:xfrm>
+                      <a:off x="0" y="0"/>
+                      <a:ext cx="5943600" cy="3159760"/>
+                    </a:xfrm>
+                    <a:prstGeom prst="rect">
+                      <a:avLst/>
+                    </a:prstGeom>
+                  </pic:spPr>
+                </pic:pic>
+              </a:graphicData>
+            </a:graphic>
+          </wp:inline>
+        </w:drawing>
+      </w:r>
     </w:p>
     <w:p/>
+    <w:p/>
+    <w:p/>
+    <w:p/>
+    <w:p>
+      <w:pPr>
+        <w:tabs>
+          <w:tab w:val="left" w:pos="2954"/>
+        </w:tabs>
+      </w:pPr>
+      <w:r>
+        <w:tab/>
+      </w:r>
+    </w:p>
+    <w:p>
+      <w:r>
+        <w:br w:type="page"/>
+      </w:r>
+      <w:r>
+        <w:lastRenderedPageBreak/>
+        <mc:AlternateContent>
+          <mc:Choice Requires="wpi">
+            <w:drawing>
+              <wp:anchor distT="0" distB="0" distL="114300" distR="114300" simplePos="0" relativeHeight="251746304" behindDoc="0" locked="0" layoutInCell="1" allowOverlap="1" wp14:anchorId="3C1A998D" wp14:editId="1D846523">
+                <wp:simplePos x="0" y="0"/>
+                <wp:positionH relativeFrom="column">
+                  <wp:posOffset>-254040</wp:posOffset>
+                </wp:positionH>
+                <wp:positionV relativeFrom="paragraph">
+                  <wp:posOffset>2016378</wp:posOffset>
+                </wp:positionV>
+                <wp:extent cx="910080" cy="1379520"/>
+                <wp:effectExtent l="38100" t="38100" r="23495" b="49530"/>
+                <wp:wrapNone/>
+                <wp:docPr id="2038985341" name="Ink 7"/>
+                <wp:cNvGraphicFramePr/>
+                <a:graphic xmlns:a="http://schemas.openxmlformats.org/drawingml/2006/main">
+                  <a:graphicData uri="http://schemas.microsoft.com/office/word/2010/wordprocessingInk">
+                    <w14:contentPart bwMode="auto" r:id="rId38">
+                      <w14:nvContentPartPr>
+                        <w14:cNvContentPartPr/>
+                      </w14:nvContentPartPr>
+                      <w14:xfrm>
+                        <a:off x="0" y="0"/>
+                        <a:ext cx="910080" cy="1379520"/>
+                      </w14:xfrm>
+                    </w14:contentPart>
+                  </a:graphicData>
+                </a:graphic>
+              </wp:anchor>
+            </w:drawing>
+          </mc:Choice>
+          <mc:Fallback>
+            <w:pict>
+              <v:shape w14:anchorId="3485146D" id="Ink 7" o:spid="_x0000_s1026" type="#_x0000_t75" style="position:absolute;margin-left:-20.35pt;margin-top:158.4pt;width:72.35pt;height:109.3pt;z-index:251746304;visibility:visible;mso-wrap-style:square;mso-wrap-distance-left:9pt;mso-wrap-distance-top:0;mso-wrap-distance-right:9pt;mso-wrap-distance-bottom:0;mso-position-horizontal:absolute;mso-position-horizontal-relative:text;mso-position-vertical:absolute;mso-position-vertical-relative:text" o:gfxdata="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">
+                <v:imagedata r:id="rId39" o:title=""/>
+              </v:shape>
+            </w:pict>
+          </mc:Fallback>
+        </mc:AlternateContent>
+      </w:r>
+      <w:r>
+        <mc:AlternateContent>
+          <mc:Choice Requires="wpi">
+            <w:drawing>
+              <wp:anchor distT="0" distB="0" distL="114300" distR="114300" simplePos="0" relativeHeight="251745280" behindDoc="0" locked="0" layoutInCell="1" allowOverlap="1" wp14:anchorId="25493503" wp14:editId="41EBD8E1">
+                <wp:simplePos x="0" y="0"/>
+                <wp:positionH relativeFrom="column">
+                  <wp:posOffset>-160080</wp:posOffset>
+                </wp:positionH>
+                <wp:positionV relativeFrom="paragraph">
+                  <wp:posOffset>1710378</wp:posOffset>
+                </wp:positionV>
+                <wp:extent cx="2449440" cy="442080"/>
+                <wp:effectExtent l="38100" t="38100" r="46355" b="34290"/>
+                <wp:wrapNone/>
+                <wp:docPr id="2047912864" name="Ink 6"/>
+                <wp:cNvGraphicFramePr/>
+                <a:graphic xmlns:a="http://schemas.openxmlformats.org/drawingml/2006/main">
+                  <a:graphicData uri="http://schemas.microsoft.com/office/word/2010/wordprocessingInk">
+                    <w14:contentPart bwMode="auto" r:id="rId40">
+                      <w14:nvContentPartPr>
+                        <w14:cNvContentPartPr/>
+                      </w14:nvContentPartPr>
+                      <w14:xfrm>
+                        <a:off x="0" y="0"/>
+                        <a:ext cx="2449440" cy="442080"/>
+                      </w14:xfrm>
+                    </w14:contentPart>
+                  </a:graphicData>
+                </a:graphic>
+              </wp:anchor>
+            </w:drawing>
+          </mc:Choice>
+          <mc:Fallback>
+            <w:pict>
+              <v:shape w14:anchorId="3D145446" id="Ink 6" o:spid="_x0000_s1026" type="#_x0000_t75" style="position:absolute;margin-left:-12.95pt;margin-top:134.35pt;width:193.55pt;height:35.5pt;z-index:251745280;visibility:visible;mso-wrap-style:square;mso-wrap-distance-left:9pt;mso-wrap-distance-top:0;mso-wrap-distance-right:9pt;mso-wrap-distance-bottom:0;mso-position-horizontal:absolute;mso-position-horizontal-relative:text;mso-position-vertical:absolute;mso-position-vertical-relative:text" o:gfxdata="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">
+                <v:imagedata r:id="rId41" o:title=""/>
+              </v:shape>
+            </w:pict>
+          </mc:Fallback>
+        </mc:AlternateContent>
+      </w:r>
+      <w:r>
+        <mc:AlternateContent>
+          <mc:Choice Requires="wpi">
+            <w:drawing>
+              <wp:anchor distT="0" distB="0" distL="114300" distR="114300" simplePos="0" relativeHeight="251744256" behindDoc="0" locked="0" layoutInCell="1" allowOverlap="1" wp14:anchorId="33DD4EDD" wp14:editId="0E4C8D7E">
+                <wp:simplePos x="0" y="0"/>
+                <wp:positionH relativeFrom="column">
+                  <wp:posOffset>-36960</wp:posOffset>
+                </wp:positionH>
+                <wp:positionV relativeFrom="paragraph">
+                  <wp:posOffset>285858</wp:posOffset>
+                </wp:positionV>
+                <wp:extent cx="1763640" cy="442800"/>
+                <wp:effectExtent l="38100" t="38100" r="46355" b="33655"/>
+                <wp:wrapNone/>
+                <wp:docPr id="427699861" name="Ink 5"/>
+                <wp:cNvGraphicFramePr/>
+                <a:graphic xmlns:a="http://schemas.openxmlformats.org/drawingml/2006/main">
+                  <a:graphicData uri="http://schemas.microsoft.com/office/word/2010/wordprocessingInk">
+                    <w14:contentPart bwMode="auto" r:id="rId42">
+                      <w14:nvContentPartPr>
+                        <w14:cNvContentPartPr/>
+                      </w14:nvContentPartPr>
+                      <w14:xfrm>
+                        <a:off x="0" y="0"/>
+                        <a:ext cx="1763640" cy="442800"/>
+                      </w14:xfrm>
+                    </w14:contentPart>
+                  </a:graphicData>
+                </a:graphic>
+              </wp:anchor>
+            </w:drawing>
+          </mc:Choice>
+          <mc:Fallback>
+            <w:pict>
+              <v:shape w14:anchorId="0C7FEF96" id="Ink 5" o:spid="_x0000_s1026" type="#_x0000_t75" style="position:absolute;margin-left:-3.25pt;margin-top:22.15pt;width:139.55pt;height:35.55pt;z-index:251744256;visibility:visible;mso-wrap-style:square;mso-wrap-distance-left:9pt;mso-wrap-distance-top:0;mso-wrap-distance-right:9pt;mso-wrap-distance-bottom:0;mso-position-horizontal:absolute;mso-position-horizontal-relative:text;mso-position-vertical:absolute;mso-position-vertical-relative:text" o:gfxdata="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">
+                <v:imagedata r:id="rId43" o:title=""/>
+              </v:shape>
+            </w:pict>
+          </mc:Fallback>
+        </mc:AlternateContent>
+      </w:r>
+      <w:r>
+        <w:drawing>
+          <wp:inline distT="0" distB="0" distL="0" distR="0" wp14:anchorId="2CEB7748" wp14:editId="054C531D">
+            <wp:extent cx="5943600" cy="3218180"/>
+            <wp:effectExtent l="0" t="0" r="0" b="1270"/>
+            <wp:docPr id="164080882" name="Picture 1"/>
+            <wp:cNvGraphicFramePr>
+              <a:graphicFrameLocks xmlns:a="http://schemas.openxmlformats.org/drawingml/2006/main" noChangeAspect="1"/>
+            </wp:cNvGraphicFramePr>
+            <a:graphic xmlns:a="http://schemas.openxmlformats.org/drawingml/2006/main">
+              <a:graphicData uri="http://schemas.openxmlformats.org/drawingml/2006/picture">
+                <pic:pic xmlns:pic="http://schemas.openxmlformats.org/drawingml/2006/picture">
+                  <pic:nvPicPr>
+                    <pic:cNvPr id="164080882" name=""/>
+                    <pic:cNvPicPr/>
+                  </pic:nvPicPr>
+                  <pic:blipFill>
+                    <a:blip r:embed="rId44"/>
+                    <a:stretch>
+                      <a:fillRect/>
+                    </a:stretch>
+                  </pic:blipFill>
+                  <pic:spPr>
+                    <a:xfrm>
+                      <a:off x="0" y="0"/>
+                      <a:ext cx="5943600" cy="3218180"/>
+                    </a:xfrm>
+                    <a:prstGeom prst="rect">
+                      <a:avLst/>
+                    </a:prstGeom>
+                  </pic:spPr>
+                </pic:pic>
+              </a:graphicData>
+            </a:graphic>
+          </wp:inline>
+        </w:drawing>
+      </w:r>
+    </w:p>
+    <w:p>
+      <w:pPr>
+        <w:tabs>
+          <w:tab w:val="left" w:pos="2954"/>
+        </w:tabs>
+      </w:pPr>
+      <w:r>
+        <mc:AlternateContent>
+          <mc:Choice Requires="wps">
+            <w:drawing>
+              <wp:anchor distT="45720" distB="45720" distL="114300" distR="114300" simplePos="0" relativeHeight="251748352" behindDoc="0" locked="0" layoutInCell="1" allowOverlap="1" wp14:anchorId="43CAC894" wp14:editId="736B42FA">
+                <wp:simplePos x="0" y="0"/>
+                <wp:positionH relativeFrom="column">
+                  <wp:posOffset>-46892</wp:posOffset>
+                </wp:positionH>
+                <wp:positionV relativeFrom="paragraph">
+                  <wp:posOffset>74392</wp:posOffset>
+                </wp:positionV>
+                <wp:extent cx="2360930" cy="1404620"/>
+                <wp:effectExtent l="0" t="0" r="22860" b="11430"/>
+                <wp:wrapSquare wrapText="bothSides"/>
+                <wp:docPr id="1856519173" name="Text Box 2"/>
+                <wp:cNvGraphicFramePr>
+                  <a:graphicFrameLocks xmlns:a="http://schemas.openxmlformats.org/drawingml/2006/main"/>
+                </wp:cNvGraphicFramePr>
+                <a:graphic xmlns:a="http://schemas.openxmlformats.org/drawingml/2006/main">
+                  <a:graphicData uri="http://schemas.microsoft.com/office/word/2010/wordprocessingShape">
+                    <wps:wsp>
+                      <wps:cNvSpPr txBox="1">
+                        <a:spLocks noChangeArrowheads="1"/>
+                      </wps:cNvSpPr>
+                      <wps:spPr bwMode="auto">
+                        <a:xfrm>
+                          <a:off x="0" y="0"/>
+                          <a:ext cx="2360930" cy="1404620"/>
+                        </a:xfrm>
+                        <a:prstGeom prst="rect">
+                          <a:avLst/>
+                        </a:prstGeom>
+                        <a:solidFill>
+                          <a:srgbClr val="FFFFFF"/>
+                        </a:solidFill>
+                        <a:ln w="9525">
+                          <a:solidFill>
+                            <a:srgbClr val="000000"/>
+                          </a:solidFill>
+                          <a:miter lim="800000"/>
+                          <a:headEnd/>
+                          <a:tailEnd/>
+                        </a:ln>
+                      </wps:spPr>
+                      <wps:txbx>
+                        <w:txbxContent>
+                          <w:p>
+                            <w:r>
+                              <w:t>The reloadhandler adds it to the parent</w:t>
+                            </w:r>
+                          </w:p>
+                        </w:txbxContent>
+                      </wps:txbx>
+                      <wps:bodyPr rot="0" vert="horz" wrap="square" lIns="91440" tIns="45720" rIns="91440" bIns="45720" anchor="t" anchorCtr="0">
+                        <a:spAutoFit/>
+                      </wps:bodyPr>
+                    </wps:wsp>
+                  </a:graphicData>
+                </a:graphic>
+                <wp14:sizeRelH relativeFrom="margin">
+                  <wp14:pctWidth>40000</wp14:pctWidth>
+                </wp14:sizeRelH>
+                <wp14:sizeRelV relativeFrom="margin">
+                  <wp14:pctHeight>20000</wp14:pctHeight>
+                </wp14:sizeRelV>
+              </wp:anchor>
+            </w:drawing>
+          </mc:Choice>
+          <mc:Fallback>
+            <w:pict>
+              <v:shape w14:anchorId="43CAC894" id="_x0000_s1028" type="#_x0000_t202" style="position:absolute;margin-left:-3.7pt;margin-top:5.85pt;width:185.9pt;height:110.6pt;z-index:251748352;visibility:visible;mso-wrap-style:square;mso-width-percent:400;mso-height-percent:200;mso-wrap-distance-left:9pt;mso-wrap-distance-top:3.6pt;mso-wrap-distance-right:9pt;mso-wrap-distance-bottom:3.6pt;mso-position-horizontal:absolute;mso-position-horizontal-relative:text;mso-position-vertical:absolute;mso-position-vertical-relative:text;mso-width-percent:400;mso-height-percent:200;mso-width-relative:margin;mso-height-relative:margin;v-text-anchor:top" o:gfxdata="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">
+                <v:textbox style="mso-fit-shape-to-text:t">
+                  <w:txbxContent>
+                    <w:p>
+                      <w:r>
+                        <w:t>The reloadhandler adds it to the parent</w:t>
+                      </w:r>
+                    </w:p>
+                  </w:txbxContent>
+                </v:textbox>
+                <w10:wrap type="square"/>
+              </v:shape>
+            </w:pict>
+          </mc:Fallback>
+        </mc:AlternateContent>
+      </w:r>
+    </w:p>
     <w:sectPr>
       <w:pgSz w:w="12240" w:h="15840"/>
       <w:pgMar w:top="1440" w:right="1440" w:bottom="1440" w:left="1440" w:header="720" w:footer="720" w:gutter="0"/>
@@ -2621,6 +6286,56 @@
     </w:sectPr>
   </w:body>
 </w:document>
+</file>
+
+<file path=word/endnotes.xml><?xml version="1.0" encoding="utf-8"?>
+<w:endnotes xmlns:wpc="http://schemas.microsoft.com/office/word/2010/wordprocessingCanvas" xmlns:cx="http://schemas.microsoft.com/office/drawing/2014/chartex" xmlns:cx1="http://schemas.microsoft.com/office/drawing/2015/9/8/chartex" xmlns:cx2="http://schemas.microsoft.com/office/drawing/2015/10/21/chartex" xmlns:cx3="http://schemas.microsoft.com/office/drawing/2016/5/9/chartex" xmlns:cx4="http://schemas.microsoft.com/office/drawing/2016/5/10/chartex" xmlns:cx5="http://schemas.microsoft.com/office/drawing/2016/5/11/chartex" xmlns:cx6="http://schemas.microsoft.com/office/drawing/2016/5/12/chartex" xmlns:cx7="http://schemas.microsoft.com/office/drawing/2016/5/13/chartex" xmlns:cx8="http://schemas.microsoft.com/office/drawing/2016/5/14/chartex" xmlns:mc="http://schemas.openxmlformats.org/markup-compatibility/2006" xmlns:aink="http://schemas.microsoft.com/office/drawing/2016/ink" xmlns:am3d="http://schemas.microsoft.com/office/drawing/2017/model3d" xmlns:o="urn:schemas-microsoft-com:office:office" xmlns:oel="http://schemas.microsoft.com/office/2019/extlst" xmlns:r="http://schemas.openxmlformats.org/officeDocument/2006/relationships" xmlns:m="http://schemas.openxmlformats.org/officeDocument/2006/math" xmlns:v="urn:schemas-microsoft-com:vml" xmlns:wp14="http://schemas.microsoft.com/office/word/2010/wordprocessingDrawing" xmlns:wp="http://schemas.openxmlformats.org/drawingml/2006/wordprocessingDrawing" xmlns:w10="urn:schemas-microsoft-com:office:word" xmlns:w="http://schemas.openxmlformats.org/wordprocessingml/2006/main" xmlns:w14="http://schemas.microsoft.com/office/word/2010/wordml" xmlns:w15="http://schemas.microsoft.com/office/word/2012/wordml" xmlns:w16cei="http://schemas.microsoft.com/office/word/2026/wordml/cei" xmlns:w16cex="http://schemas.microsoft.com/office/word/2018/wordml/cex" xmlns:w16cid="http://schemas.microsoft.com/office/word/2016/wordml/cid" xmlns:w16="http://schemas.microsoft.com/office/word/2018/wordml" xmlns:w16du="http://schemas.microsoft.com/office/word/2023/wordml/word16du" xmlns:w16sdtdh="http://schemas.microsoft.com/office/word/2020/wordml/sdtdatahash" xmlns:w16sdtfl="http://schemas.microsoft.com/office/word/2024/wordml/sdtformatlock" xmlns:w16se="http://schemas.microsoft.com/office/word/2015/wordml/symex" xmlns:wpg="http://schemas.microsoft.com/office/word/2010/wordprocessingGroup" xmlns:wpi="http://schemas.microsoft.com/office/word/2010/wordprocessingInk" xmlns:wne="http://schemas.microsoft.com/office/word/2006/wordml" xmlns:wps="http://schemas.microsoft.com/office/word/2010/wordprocessingShape" mc:Ignorable="w14 w15 w16se w16cid w16 w16cex w16sdtdh w16sdtfl w16du wp14">
+  <w:endnote w:type="separator" w:id="-1">
+    <w:p>
+      <w:pPr>
+        <w:spacing w:after="0" w:line="240" w:lineRule="auto"/>
+      </w:pPr>
+      <w:r>
+        <w:separator/>
+      </w:r>
+    </w:p>
+  </w:endnote>
+  <w:endnote w:type="continuationSeparator" w:id="0">
+    <w:p>
+      <w:pPr>
+        <w:spacing w:after="0" w:line="240" w:lineRule="auto"/>
+      </w:pPr>
+      <w:r>
+        <w:continuationSeparator/>
+      </w:r>
+    </w:p>
+  </w:endnote>
+</w:endnotes>
+</file>
+
+<file path=word/footnotes.xml><?xml version="1.0" encoding="utf-8"?>
+<w:footnotes xmlns:wpc="http://schemas.microsoft.com/office/word/2010/wordprocessingCanvas" xmlns:cx="http://schemas.microsoft.com/office/drawing/2014/chartex" xmlns:cx1="http://schemas.microsoft.com/office/drawing/2015/9/8/chartex" xmlns:cx2="http://schemas.microsoft.com/office/drawing/2015/10/21/chartex" xmlns:cx3="http://schemas.microsoft.com/office/drawing/2016/5/9/chartex" xmlns:cx4="http://schemas.microsoft.com/office/drawing/2016/5/10/chartex" xmlns:cx5="http://schemas.microsoft.com/office/drawing/2016/5/11/chartex" xmlns:cx6="http://schemas.microsoft.com/office/drawing/2016/5/12/chartex" xmlns:cx7="http://schemas.microsoft.com/office/drawing/2016/5/13/chartex" xmlns:cx8="http://schemas.microsoft.com/office/drawing/2016/5/14/chartex" xmlns:mc="http://schemas.openxmlformats.org/markup-compatibility/2006" xmlns:aink="http://schemas.microsoft.com/office/drawing/2016/ink" xmlns:am3d="http://schemas.microsoft.com/office/drawing/2017/model3d" xmlns:o="urn:schemas-microsoft-com:office:office" xmlns:oel="http://schemas.microsoft.com/office/2019/extlst" xmlns:r="http://schemas.openxmlformats.org/officeDocument/2006/relationships" xmlns:m="http://schemas.openxmlformats.org/officeDocument/2006/math" xmlns:v="urn:schemas-microsoft-com:vml" xmlns:wp14="http://schemas.microsoft.com/office/word/2010/wordprocessingDrawing" xmlns:wp="http://schemas.openxmlformats.org/drawingml/2006/wordprocessingDrawing" xmlns:w10="urn:schemas-microsoft-com:office:word" xmlns:w="http://schemas.openxmlformats.org/wordprocessingml/2006/main" xmlns:w14="http://schemas.microsoft.com/office/word/2010/wordml" xmlns:w15="http://schemas.microsoft.com/office/word/2012/wordml" xmlns:w16cei="http://schemas.microsoft.com/office/word/2026/wordml/cei" xmlns:w16cex="http://schemas.microsoft.com/office/word/2018/wordml/cex" xmlns:w16cid="http://schemas.microsoft.com/office/word/2016/wordml/cid" xmlns:w16="http://schemas.microsoft.com/office/word/2018/wordml" xmlns:w16du="http://schemas.microsoft.com/office/word/2023/wordml/word16du" xmlns:w16sdtdh="http://schemas.microsoft.com/office/word/2020/wordml/sdtdatahash" xmlns:w16sdtfl="http://schemas.microsoft.com/office/word/2024/wordml/sdtformatlock" xmlns:w16se="http://schemas.microsoft.com/office/word/2015/wordml/symex" xmlns:wpg="http://schemas.microsoft.com/office/word/2010/wordprocessingGroup" xmlns:wpi="http://schemas.microsoft.com/office/word/2010/wordprocessingInk" xmlns:wne="http://schemas.microsoft.com/office/word/2006/wordml" xmlns:wps="http://schemas.microsoft.com/office/word/2010/wordprocessingShape" mc:Ignorable="w14 w15 w16se w16cid w16 w16cex w16sdtdh w16sdtfl w16du wp14">
+  <w:footnote w:type="separator" w:id="-1">
+    <w:p>
+      <w:pPr>
+        <w:spacing w:after="0" w:line="240" w:lineRule="auto"/>
+      </w:pPr>
+      <w:r>
+        <w:separator/>
+      </w:r>
+    </w:p>
+  </w:footnote>
+  <w:footnote w:type="continuationSeparator" w:id="0">
+    <w:p>
+      <w:pPr>
+        <w:spacing w:after="0" w:line="240" w:lineRule="auto"/>
+      </w:pPr>
+      <w:r>
+        <w:continuationSeparator/>
+      </w:r>
+    </w:p>
+  </w:footnote>
+</w:footnotes>
 </file>
 
 <file path=word/numbering.xml><?xml version="1.0" encoding="utf-8"?>
@@ -2775,6 +6490,941 @@
       </w:rPr>
     </w:lvl>
   </w:abstractNum>
+  <w:abstractNum w:abstractNumId="1" w15:restartNumberingAfterBreak="0">
+    <w:nsid w:val="09CC0273"/>
+    <w:multiLevelType w:val="hybridMultilevel"/>
+    <w:tmpl w:val="4168BF0A"/>
+    <w:lvl w:ilvl="0" w:tplc="04090001">
+      <w:start w:val="1"/>
+      <w:numFmt w:val="bullet"/>
+      <w:lvlText w:val=""/>
+      <w:lvlJc w:val="left"/>
+      <w:pPr>
+        <w:ind w:left="720" w:hanging="360"/>
+      </w:pPr>
+      <w:rPr>
+        <w:rFonts w:ascii="Symbol" w:hAnsi="Symbol" w:hint="default"/>
+      </w:rPr>
+    </w:lvl>
+    <w:lvl w:ilvl="1" w:tplc="04090003" w:tentative="1">
+      <w:start w:val="1"/>
+      <w:numFmt w:val="bullet"/>
+      <w:lvlText w:val="o"/>
+      <w:lvlJc w:val="left"/>
+      <w:pPr>
+        <w:ind w:left="1440" w:hanging="360"/>
+      </w:pPr>
+      <w:rPr>
+        <w:rFonts w:ascii="Courier New" w:hAnsi="Courier New" w:cs="Courier New" w:hint="default"/>
+      </w:rPr>
+    </w:lvl>
+    <w:lvl w:ilvl="2" w:tplc="04090005" w:tentative="1">
+      <w:start w:val="1"/>
+      <w:numFmt w:val="bullet"/>
+      <w:lvlText w:val=""/>
+      <w:lvlJc w:val="left"/>
+      <w:pPr>
+        <w:ind w:left="2160" w:hanging="360"/>
+      </w:pPr>
+      <w:rPr>
+        <w:rFonts w:ascii="Wingdings" w:hAnsi="Wingdings" w:hint="default"/>
+      </w:rPr>
+    </w:lvl>
+    <w:lvl w:ilvl="3" w:tplc="04090001" w:tentative="1">
+      <w:start w:val="1"/>
+      <w:numFmt w:val="bullet"/>
+      <w:lvlText w:val=""/>
+      <w:lvlJc w:val="left"/>
+      <w:pPr>
+        <w:ind w:left="2880" w:hanging="360"/>
+      </w:pPr>
+      <w:rPr>
+        <w:rFonts w:ascii="Symbol" w:hAnsi="Symbol" w:hint="default"/>
+      </w:rPr>
+    </w:lvl>
+    <w:lvl w:ilvl="4" w:tplc="04090003" w:tentative="1">
+      <w:start w:val="1"/>
+      <w:numFmt w:val="bullet"/>
+      <w:lvlText w:val="o"/>
+      <w:lvlJc w:val="left"/>
+      <w:pPr>
+        <w:ind w:left="3600" w:hanging="360"/>
+      </w:pPr>
+      <w:rPr>
+        <w:rFonts w:ascii="Courier New" w:hAnsi="Courier New" w:cs="Courier New" w:hint="default"/>
+      </w:rPr>
+    </w:lvl>
+    <w:lvl w:ilvl="5" w:tplc="04090005" w:tentative="1">
+      <w:start w:val="1"/>
+      <w:numFmt w:val="bullet"/>
+      <w:lvlText w:val=""/>
+      <w:lvlJc w:val="left"/>
+      <w:pPr>
+        <w:ind w:left="4320" w:hanging="360"/>
+      </w:pPr>
+      <w:rPr>
+        <w:rFonts w:ascii="Wingdings" w:hAnsi="Wingdings" w:hint="default"/>
+      </w:rPr>
+    </w:lvl>
+    <w:lvl w:ilvl="6" w:tplc="04090001" w:tentative="1">
+      <w:start w:val="1"/>
+      <w:numFmt w:val="bullet"/>
+      <w:lvlText w:val=""/>
+      <w:lvlJc w:val="left"/>
+      <w:pPr>
+        <w:ind w:left="5040" w:hanging="360"/>
+      </w:pPr>
+      <w:rPr>
+        <w:rFonts w:ascii="Symbol" w:hAnsi="Symbol" w:hint="default"/>
+      </w:rPr>
+    </w:lvl>
+    <w:lvl w:ilvl="7" w:tplc="04090003" w:tentative="1">
+      <w:start w:val="1"/>
+      <w:numFmt w:val="bullet"/>
+      <w:lvlText w:val="o"/>
+      <w:lvlJc w:val="left"/>
+      <w:pPr>
+        <w:ind w:left="5760" w:hanging="360"/>
+      </w:pPr>
+      <w:rPr>
+        <w:rFonts w:ascii="Courier New" w:hAnsi="Courier New" w:cs="Courier New" w:hint="default"/>
+      </w:rPr>
+    </w:lvl>
+    <w:lvl w:ilvl="8" w:tplc="04090005" w:tentative="1">
+      <w:start w:val="1"/>
+      <w:numFmt w:val="bullet"/>
+      <w:lvlText w:val=""/>
+      <w:lvlJc w:val="left"/>
+      <w:pPr>
+        <w:ind w:left="6480" w:hanging="360"/>
+      </w:pPr>
+      <w:rPr>
+        <w:rFonts w:ascii="Wingdings" w:hAnsi="Wingdings" w:hint="default"/>
+      </w:rPr>
+    </w:lvl>
+  </w:abstractNum>
+  <w:abstractNum w:abstractNumId="2" w15:restartNumberingAfterBreak="0">
+    <w:nsid w:val="1798551C"/>
+    <w:multiLevelType w:val="multilevel"/>
+    <w:tmpl w:val="B476ACF4"/>
+    <w:lvl w:ilvl="0">
+      <w:start w:val="1"/>
+      <w:numFmt w:val="bullet"/>
+      <w:lvlText w:val=""/>
+      <w:lvlJc w:val="left"/>
+      <w:pPr>
+        <w:tabs>
+          <w:tab w:val="num" w:pos="720"/>
+        </w:tabs>
+        <w:ind w:left="720" w:hanging="360"/>
+      </w:pPr>
+      <w:rPr>
+        <w:rFonts w:ascii="Symbol" w:hAnsi="Symbol" w:hint="default"/>
+        <w:sz w:val="20"/>
+      </w:rPr>
+    </w:lvl>
+    <w:lvl w:ilvl="1" w:tentative="1">
+      <w:start w:val="1"/>
+      <w:numFmt w:val="bullet"/>
+      <w:lvlText w:val="o"/>
+      <w:lvlJc w:val="left"/>
+      <w:pPr>
+        <w:tabs>
+          <w:tab w:val="num" w:pos="1440"/>
+        </w:tabs>
+        <w:ind w:left="1440" w:hanging="360"/>
+      </w:pPr>
+      <w:rPr>
+        <w:rFonts w:ascii="Courier New" w:hAnsi="Courier New" w:hint="default"/>
+        <w:sz w:val="20"/>
+      </w:rPr>
+    </w:lvl>
+    <w:lvl w:ilvl="2" w:tentative="1">
+      <w:start w:val="1"/>
+      <w:numFmt w:val="bullet"/>
+      <w:lvlText w:val=""/>
+      <w:lvlJc w:val="left"/>
+      <w:pPr>
+        <w:tabs>
+          <w:tab w:val="num" w:pos="2160"/>
+        </w:tabs>
+        <w:ind w:left="2160" w:hanging="360"/>
+      </w:pPr>
+      <w:rPr>
+        <w:rFonts w:ascii="Wingdings" w:hAnsi="Wingdings" w:hint="default"/>
+        <w:sz w:val="20"/>
+      </w:rPr>
+    </w:lvl>
+    <w:lvl w:ilvl="3" w:tentative="1">
+      <w:start w:val="1"/>
+      <w:numFmt w:val="bullet"/>
+      <w:lvlText w:val=""/>
+      <w:lvlJc w:val="left"/>
+      <w:pPr>
+        <w:tabs>
+          <w:tab w:val="num" w:pos="2880"/>
+        </w:tabs>
+        <w:ind w:left="2880" w:hanging="360"/>
+      </w:pPr>
+      <w:rPr>
+        <w:rFonts w:ascii="Wingdings" w:hAnsi="Wingdings" w:hint="default"/>
+        <w:sz w:val="20"/>
+      </w:rPr>
+    </w:lvl>
+    <w:lvl w:ilvl="4" w:tentative="1">
+      <w:start w:val="1"/>
+      <w:numFmt w:val="bullet"/>
+      <w:lvlText w:val=""/>
+      <w:lvlJc w:val="left"/>
+      <w:pPr>
+        <w:tabs>
+          <w:tab w:val="num" w:pos="3600"/>
+        </w:tabs>
+        <w:ind w:left="3600" w:hanging="360"/>
+      </w:pPr>
+      <w:rPr>
+        <w:rFonts w:ascii="Wingdings" w:hAnsi="Wingdings" w:hint="default"/>
+        <w:sz w:val="20"/>
+      </w:rPr>
+    </w:lvl>
+    <w:lvl w:ilvl="5" w:tentative="1">
+      <w:start w:val="1"/>
+      <w:numFmt w:val="bullet"/>
+      <w:lvlText w:val=""/>
+      <w:lvlJc w:val="left"/>
+      <w:pPr>
+        <w:tabs>
+          <w:tab w:val="num" w:pos="4320"/>
+        </w:tabs>
+        <w:ind w:left="4320" w:hanging="360"/>
+      </w:pPr>
+      <w:rPr>
+        <w:rFonts w:ascii="Wingdings" w:hAnsi="Wingdings" w:hint="default"/>
+        <w:sz w:val="20"/>
+      </w:rPr>
+    </w:lvl>
+    <w:lvl w:ilvl="6" w:tentative="1">
+      <w:start w:val="1"/>
+      <w:numFmt w:val="bullet"/>
+      <w:lvlText w:val=""/>
+      <w:lvlJc w:val="left"/>
+      <w:pPr>
+        <w:tabs>
+          <w:tab w:val="num" w:pos="5040"/>
+        </w:tabs>
+        <w:ind w:left="5040" w:hanging="360"/>
+      </w:pPr>
+      <w:rPr>
+        <w:rFonts w:ascii="Wingdings" w:hAnsi="Wingdings" w:hint="default"/>
+        <w:sz w:val="20"/>
+      </w:rPr>
+    </w:lvl>
+    <w:lvl w:ilvl="7" w:tentative="1">
+      <w:start w:val="1"/>
+      <w:numFmt w:val="bullet"/>
+      <w:lvlText w:val=""/>
+      <w:lvlJc w:val="left"/>
+      <w:pPr>
+        <w:tabs>
+          <w:tab w:val="num" w:pos="5760"/>
+        </w:tabs>
+        <w:ind w:left="5760" w:hanging="360"/>
+      </w:pPr>
+      <w:rPr>
+        <w:rFonts w:ascii="Wingdings" w:hAnsi="Wingdings" w:hint="default"/>
+        <w:sz w:val="20"/>
+      </w:rPr>
+    </w:lvl>
+    <w:lvl w:ilvl="8" w:tentative="1">
+      <w:start w:val="1"/>
+      <w:numFmt w:val="bullet"/>
+      <w:lvlText w:val=""/>
+      <w:lvlJc w:val="left"/>
+      <w:pPr>
+        <w:tabs>
+          <w:tab w:val="num" w:pos="6480"/>
+        </w:tabs>
+        <w:ind w:left="6480" w:hanging="360"/>
+      </w:pPr>
+      <w:rPr>
+        <w:rFonts w:ascii="Wingdings" w:hAnsi="Wingdings" w:hint="default"/>
+        <w:sz w:val="20"/>
+      </w:rPr>
+    </w:lvl>
+  </w:abstractNum>
+  <w:abstractNum w:abstractNumId="3" w15:restartNumberingAfterBreak="0">
+    <w:nsid w:val="45661D0A"/>
+    <w:multiLevelType w:val="multilevel"/>
+    <w:tmpl w:val="695EB434"/>
+    <w:lvl w:ilvl="0">
+      <w:start w:val="1"/>
+      <w:numFmt w:val="decimal"/>
+      <w:lvlText w:val="%1."/>
+      <w:lvlJc w:val="left"/>
+      <w:pPr>
+        <w:tabs>
+          <w:tab w:val="num" w:pos="720"/>
+        </w:tabs>
+        <w:ind w:left="720" w:hanging="360"/>
+      </w:pPr>
+    </w:lvl>
+    <w:lvl w:ilvl="1" w:tentative="1">
+      <w:start w:val="1"/>
+      <w:numFmt w:val="decimal"/>
+      <w:lvlText w:val="%2."/>
+      <w:lvlJc w:val="left"/>
+      <w:pPr>
+        <w:tabs>
+          <w:tab w:val="num" w:pos="1440"/>
+        </w:tabs>
+        <w:ind w:left="1440" w:hanging="360"/>
+      </w:pPr>
+    </w:lvl>
+    <w:lvl w:ilvl="2" w:tentative="1">
+      <w:start w:val="1"/>
+      <w:numFmt w:val="decimal"/>
+      <w:lvlText w:val="%3."/>
+      <w:lvlJc w:val="left"/>
+      <w:pPr>
+        <w:tabs>
+          <w:tab w:val="num" w:pos="2160"/>
+        </w:tabs>
+        <w:ind w:left="2160" w:hanging="360"/>
+      </w:pPr>
+    </w:lvl>
+    <w:lvl w:ilvl="3" w:tentative="1">
+      <w:start w:val="1"/>
+      <w:numFmt w:val="decimal"/>
+      <w:lvlText w:val="%4."/>
+      <w:lvlJc w:val="left"/>
+      <w:pPr>
+        <w:tabs>
+          <w:tab w:val="num" w:pos="2880"/>
+        </w:tabs>
+        <w:ind w:left="2880" w:hanging="360"/>
+      </w:pPr>
+    </w:lvl>
+    <w:lvl w:ilvl="4" w:tentative="1">
+      <w:start w:val="1"/>
+      <w:numFmt w:val="decimal"/>
+      <w:lvlText w:val="%5."/>
+      <w:lvlJc w:val="left"/>
+      <w:pPr>
+        <w:tabs>
+          <w:tab w:val="num" w:pos="3600"/>
+        </w:tabs>
+        <w:ind w:left="3600" w:hanging="360"/>
+      </w:pPr>
+    </w:lvl>
+    <w:lvl w:ilvl="5" w:tentative="1">
+      <w:start w:val="1"/>
+      <w:numFmt w:val="decimal"/>
+      <w:lvlText w:val="%6."/>
+      <w:lvlJc w:val="left"/>
+      <w:pPr>
+        <w:tabs>
+          <w:tab w:val="num" w:pos="4320"/>
+        </w:tabs>
+        <w:ind w:left="4320" w:hanging="360"/>
+      </w:pPr>
+    </w:lvl>
+    <w:lvl w:ilvl="6" w:tentative="1">
+      <w:start w:val="1"/>
+      <w:numFmt w:val="decimal"/>
+      <w:lvlText w:val="%7."/>
+      <w:lvlJc w:val="left"/>
+      <w:pPr>
+        <w:tabs>
+          <w:tab w:val="num" w:pos="5040"/>
+        </w:tabs>
+        <w:ind w:left="5040" w:hanging="360"/>
+      </w:pPr>
+    </w:lvl>
+    <w:lvl w:ilvl="7" w:tentative="1">
+      <w:start w:val="1"/>
+      <w:numFmt w:val="decimal"/>
+      <w:lvlText w:val="%8."/>
+      <w:lvlJc w:val="left"/>
+      <w:pPr>
+        <w:tabs>
+          <w:tab w:val="num" w:pos="5760"/>
+        </w:tabs>
+        <w:ind w:left="5760" w:hanging="360"/>
+      </w:pPr>
+    </w:lvl>
+    <w:lvl w:ilvl="8" w:tentative="1">
+      <w:start w:val="1"/>
+      <w:numFmt w:val="decimal"/>
+      <w:lvlText w:val="%9."/>
+      <w:lvlJc w:val="left"/>
+      <w:pPr>
+        <w:tabs>
+          <w:tab w:val="num" w:pos="6480"/>
+        </w:tabs>
+        <w:ind w:left="6480" w:hanging="360"/>
+      </w:pPr>
+    </w:lvl>
+  </w:abstractNum>
+  <w:abstractNum w:abstractNumId="4" w15:restartNumberingAfterBreak="0">
+    <w:nsid w:val="4C4414F1"/>
+    <w:multiLevelType w:val="multilevel"/>
+    <w:tmpl w:val="2ACE6E94"/>
+    <w:lvl w:ilvl="0">
+      <w:start w:val="1"/>
+      <w:numFmt w:val="decimal"/>
+      <w:lvlText w:val="%1."/>
+      <w:lvlJc w:val="left"/>
+      <w:pPr>
+        <w:tabs>
+          <w:tab w:val="num" w:pos="720"/>
+        </w:tabs>
+        <w:ind w:left="720" w:hanging="360"/>
+      </w:pPr>
+    </w:lvl>
+    <w:lvl w:ilvl="1" w:tentative="1">
+      <w:start w:val="1"/>
+      <w:numFmt w:val="decimal"/>
+      <w:lvlText w:val="%2."/>
+      <w:lvlJc w:val="left"/>
+      <w:pPr>
+        <w:tabs>
+          <w:tab w:val="num" w:pos="1440"/>
+        </w:tabs>
+        <w:ind w:left="1440" w:hanging="360"/>
+      </w:pPr>
+    </w:lvl>
+    <w:lvl w:ilvl="2" w:tentative="1">
+      <w:start w:val="1"/>
+      <w:numFmt w:val="decimal"/>
+      <w:lvlText w:val="%3."/>
+      <w:lvlJc w:val="left"/>
+      <w:pPr>
+        <w:tabs>
+          <w:tab w:val="num" w:pos="2160"/>
+        </w:tabs>
+        <w:ind w:left="2160" w:hanging="360"/>
+      </w:pPr>
+    </w:lvl>
+    <w:lvl w:ilvl="3" w:tentative="1">
+      <w:start w:val="1"/>
+      <w:numFmt w:val="decimal"/>
+      <w:lvlText w:val="%4."/>
+      <w:lvlJc w:val="left"/>
+      <w:pPr>
+        <w:tabs>
+          <w:tab w:val="num" w:pos="2880"/>
+        </w:tabs>
+        <w:ind w:left="2880" w:hanging="360"/>
+      </w:pPr>
+    </w:lvl>
+    <w:lvl w:ilvl="4" w:tentative="1">
+      <w:start w:val="1"/>
+      <w:numFmt w:val="decimal"/>
+      <w:lvlText w:val="%5."/>
+      <w:lvlJc w:val="left"/>
+      <w:pPr>
+        <w:tabs>
+          <w:tab w:val="num" w:pos="3600"/>
+        </w:tabs>
+        <w:ind w:left="3600" w:hanging="360"/>
+      </w:pPr>
+    </w:lvl>
+    <w:lvl w:ilvl="5" w:tentative="1">
+      <w:start w:val="1"/>
+      <w:numFmt w:val="decimal"/>
+      <w:lvlText w:val="%6."/>
+      <w:lvlJc w:val="left"/>
+      <w:pPr>
+        <w:tabs>
+          <w:tab w:val="num" w:pos="4320"/>
+        </w:tabs>
+        <w:ind w:left="4320" w:hanging="360"/>
+      </w:pPr>
+    </w:lvl>
+    <w:lvl w:ilvl="6" w:tentative="1">
+      <w:start w:val="1"/>
+      <w:numFmt w:val="decimal"/>
+      <w:lvlText w:val="%7."/>
+      <w:lvlJc w:val="left"/>
+      <w:pPr>
+        <w:tabs>
+          <w:tab w:val="num" w:pos="5040"/>
+        </w:tabs>
+        <w:ind w:left="5040" w:hanging="360"/>
+      </w:pPr>
+    </w:lvl>
+    <w:lvl w:ilvl="7" w:tentative="1">
+      <w:start w:val="1"/>
+      <w:numFmt w:val="decimal"/>
+      <w:lvlText w:val="%8."/>
+      <w:lvlJc w:val="left"/>
+      <w:pPr>
+        <w:tabs>
+          <w:tab w:val="num" w:pos="5760"/>
+        </w:tabs>
+        <w:ind w:left="5760" w:hanging="360"/>
+      </w:pPr>
+    </w:lvl>
+    <w:lvl w:ilvl="8" w:tentative="1">
+      <w:start w:val="1"/>
+      <w:numFmt w:val="decimal"/>
+      <w:lvlText w:val="%9."/>
+      <w:lvlJc w:val="left"/>
+      <w:pPr>
+        <w:tabs>
+          <w:tab w:val="num" w:pos="6480"/>
+        </w:tabs>
+        <w:ind w:left="6480" w:hanging="360"/>
+      </w:pPr>
+    </w:lvl>
+  </w:abstractNum>
+  <w:abstractNum w:abstractNumId="5" w15:restartNumberingAfterBreak="0">
+    <w:nsid w:val="56245CB4"/>
+    <w:multiLevelType w:val="multilevel"/>
+    <w:tmpl w:val="7C8A43EA"/>
+    <w:lvl w:ilvl="0">
+      <w:start w:val="1"/>
+      <w:numFmt w:val="bullet"/>
+      <w:lvlText w:val=""/>
+      <w:lvlJc w:val="left"/>
+      <w:pPr>
+        <w:tabs>
+          <w:tab w:val="num" w:pos="720"/>
+        </w:tabs>
+        <w:ind w:left="720" w:hanging="360"/>
+      </w:pPr>
+      <w:rPr>
+        <w:rFonts w:ascii="Symbol" w:hAnsi="Symbol" w:hint="default"/>
+        <w:sz w:val="20"/>
+      </w:rPr>
+    </w:lvl>
+    <w:lvl w:ilvl="1" w:tentative="1">
+      <w:start w:val="1"/>
+      <w:numFmt w:val="bullet"/>
+      <w:lvlText w:val="o"/>
+      <w:lvlJc w:val="left"/>
+      <w:pPr>
+        <w:tabs>
+          <w:tab w:val="num" w:pos="1440"/>
+        </w:tabs>
+        <w:ind w:left="1440" w:hanging="360"/>
+      </w:pPr>
+      <w:rPr>
+        <w:rFonts w:ascii="Courier New" w:hAnsi="Courier New" w:hint="default"/>
+        <w:sz w:val="20"/>
+      </w:rPr>
+    </w:lvl>
+    <w:lvl w:ilvl="2" w:tentative="1">
+      <w:start w:val="1"/>
+      <w:numFmt w:val="bullet"/>
+      <w:lvlText w:val=""/>
+      <w:lvlJc w:val="left"/>
+      <w:pPr>
+        <w:tabs>
+          <w:tab w:val="num" w:pos="2160"/>
+        </w:tabs>
+        <w:ind w:left="2160" w:hanging="360"/>
+      </w:pPr>
+      <w:rPr>
+        <w:rFonts w:ascii="Wingdings" w:hAnsi="Wingdings" w:hint="default"/>
+        <w:sz w:val="20"/>
+      </w:rPr>
+    </w:lvl>
+    <w:lvl w:ilvl="3" w:tentative="1">
+      <w:start w:val="1"/>
+      <w:numFmt w:val="bullet"/>
+      <w:lvlText w:val=""/>
+      <w:lvlJc w:val="left"/>
+      <w:pPr>
+        <w:tabs>
+          <w:tab w:val="num" w:pos="2880"/>
+        </w:tabs>
+        <w:ind w:left="2880" w:hanging="360"/>
+      </w:pPr>
+      <w:rPr>
+        <w:rFonts w:ascii="Wingdings" w:hAnsi="Wingdings" w:hint="default"/>
+        <w:sz w:val="20"/>
+      </w:rPr>
+    </w:lvl>
+    <w:lvl w:ilvl="4" w:tentative="1">
+      <w:start w:val="1"/>
+      <w:numFmt w:val="bullet"/>
+      <w:lvlText w:val=""/>
+      <w:lvlJc w:val="left"/>
+      <w:pPr>
+        <w:tabs>
+          <w:tab w:val="num" w:pos="3600"/>
+        </w:tabs>
+        <w:ind w:left="3600" w:hanging="360"/>
+      </w:pPr>
+      <w:rPr>
+        <w:rFonts w:ascii="Wingdings" w:hAnsi="Wingdings" w:hint="default"/>
+        <w:sz w:val="20"/>
+      </w:rPr>
+    </w:lvl>
+    <w:lvl w:ilvl="5" w:tentative="1">
+      <w:start w:val="1"/>
+      <w:numFmt w:val="bullet"/>
+      <w:lvlText w:val=""/>
+      <w:lvlJc w:val="left"/>
+      <w:pPr>
+        <w:tabs>
+          <w:tab w:val="num" w:pos="4320"/>
+        </w:tabs>
+        <w:ind w:left="4320" w:hanging="360"/>
+      </w:pPr>
+      <w:rPr>
+        <w:rFonts w:ascii="Wingdings" w:hAnsi="Wingdings" w:hint="default"/>
+        <w:sz w:val="20"/>
+      </w:rPr>
+    </w:lvl>
+    <w:lvl w:ilvl="6" w:tentative="1">
+      <w:start w:val="1"/>
+      <w:numFmt w:val="bullet"/>
+      <w:lvlText w:val=""/>
+      <w:lvlJc w:val="left"/>
+      <w:pPr>
+        <w:tabs>
+          <w:tab w:val="num" w:pos="5040"/>
+        </w:tabs>
+        <w:ind w:left="5040" w:hanging="360"/>
+      </w:pPr>
+      <w:rPr>
+        <w:rFonts w:ascii="Wingdings" w:hAnsi="Wingdings" w:hint="default"/>
+        <w:sz w:val="20"/>
+      </w:rPr>
+    </w:lvl>
+    <w:lvl w:ilvl="7" w:tentative="1">
+      <w:start w:val="1"/>
+      <w:numFmt w:val="bullet"/>
+      <w:lvlText w:val=""/>
+      <w:lvlJc w:val="left"/>
+      <w:pPr>
+        <w:tabs>
+          <w:tab w:val="num" w:pos="5760"/>
+        </w:tabs>
+        <w:ind w:left="5760" w:hanging="360"/>
+      </w:pPr>
+      <w:rPr>
+        <w:rFonts w:ascii="Wingdings" w:hAnsi="Wingdings" w:hint="default"/>
+        <w:sz w:val="20"/>
+      </w:rPr>
+    </w:lvl>
+    <w:lvl w:ilvl="8" w:tentative="1">
+      <w:start w:val="1"/>
+      <w:numFmt w:val="bullet"/>
+      <w:lvlText w:val=""/>
+      <w:lvlJc w:val="left"/>
+      <w:pPr>
+        <w:tabs>
+          <w:tab w:val="num" w:pos="6480"/>
+        </w:tabs>
+        <w:ind w:left="6480" w:hanging="360"/>
+      </w:pPr>
+      <w:rPr>
+        <w:rFonts w:ascii="Wingdings" w:hAnsi="Wingdings" w:hint="default"/>
+        <w:sz w:val="20"/>
+      </w:rPr>
+    </w:lvl>
+  </w:abstractNum>
+  <w:abstractNum w:abstractNumId="6" w15:restartNumberingAfterBreak="0">
+    <w:nsid w:val="603108A5"/>
+    <w:multiLevelType w:val="multilevel"/>
+    <w:tmpl w:val="BFAA7B7C"/>
+    <w:lvl w:ilvl="0">
+      <w:start w:val="1"/>
+      <w:numFmt w:val="bullet"/>
+      <w:lvlText w:val=""/>
+      <w:lvlJc w:val="left"/>
+      <w:pPr>
+        <w:tabs>
+          <w:tab w:val="num" w:pos="720"/>
+        </w:tabs>
+        <w:ind w:left="720" w:hanging="360"/>
+      </w:pPr>
+      <w:rPr>
+        <w:rFonts w:ascii="Symbol" w:hAnsi="Symbol" w:hint="default"/>
+        <w:sz w:val="20"/>
+      </w:rPr>
+    </w:lvl>
+    <w:lvl w:ilvl="1" w:tentative="1">
+      <w:start w:val="1"/>
+      <w:numFmt w:val="bullet"/>
+      <w:lvlText w:val="o"/>
+      <w:lvlJc w:val="left"/>
+      <w:pPr>
+        <w:tabs>
+          <w:tab w:val="num" w:pos="1440"/>
+        </w:tabs>
+        <w:ind w:left="1440" w:hanging="360"/>
+      </w:pPr>
+      <w:rPr>
+        <w:rFonts w:ascii="Courier New" w:hAnsi="Courier New" w:hint="default"/>
+        <w:sz w:val="20"/>
+      </w:rPr>
+    </w:lvl>
+    <w:lvl w:ilvl="2" w:tentative="1">
+      <w:start w:val="1"/>
+      <w:numFmt w:val="bullet"/>
+      <w:lvlText w:val=""/>
+      <w:lvlJc w:val="left"/>
+      <w:pPr>
+        <w:tabs>
+          <w:tab w:val="num" w:pos="2160"/>
+        </w:tabs>
+        <w:ind w:left="2160" w:hanging="360"/>
+      </w:pPr>
+      <w:rPr>
+        <w:rFonts w:ascii="Wingdings" w:hAnsi="Wingdings" w:hint="default"/>
+        <w:sz w:val="20"/>
+      </w:rPr>
+    </w:lvl>
+    <w:lvl w:ilvl="3" w:tentative="1">
+      <w:start w:val="1"/>
+      <w:numFmt w:val="bullet"/>
+      <w:lvlText w:val=""/>
+      <w:lvlJc w:val="left"/>
+      <w:pPr>
+        <w:tabs>
+          <w:tab w:val="num" w:pos="2880"/>
+        </w:tabs>
+        <w:ind w:left="2880" w:hanging="360"/>
+      </w:pPr>
+      <w:rPr>
+        <w:rFonts w:ascii="Wingdings" w:hAnsi="Wingdings" w:hint="default"/>
+        <w:sz w:val="20"/>
+      </w:rPr>
+    </w:lvl>
+    <w:lvl w:ilvl="4" w:tentative="1">
+      <w:start w:val="1"/>
+      <w:numFmt w:val="bullet"/>
+      <w:lvlText w:val=""/>
+      <w:lvlJc w:val="left"/>
+      <w:pPr>
+        <w:tabs>
+          <w:tab w:val="num" w:pos="3600"/>
+        </w:tabs>
+        <w:ind w:left="3600" w:hanging="360"/>
+      </w:pPr>
+      <w:rPr>
+        <w:rFonts w:ascii="Wingdings" w:hAnsi="Wingdings" w:hint="default"/>
+        <w:sz w:val="20"/>
+      </w:rPr>
+    </w:lvl>
+    <w:lvl w:ilvl="5" w:tentative="1">
+      <w:start w:val="1"/>
+      <w:numFmt w:val="bullet"/>
+      <w:lvlText w:val=""/>
+      <w:lvlJc w:val="left"/>
+      <w:pPr>
+        <w:tabs>
+          <w:tab w:val="num" w:pos="4320"/>
+        </w:tabs>
+        <w:ind w:left="4320" w:hanging="360"/>
+      </w:pPr>
+      <w:rPr>
+        <w:rFonts w:ascii="Wingdings" w:hAnsi="Wingdings" w:hint="default"/>
+        <w:sz w:val="20"/>
+      </w:rPr>
+    </w:lvl>
+    <w:lvl w:ilvl="6" w:tentative="1">
+      <w:start w:val="1"/>
+      <w:numFmt w:val="bullet"/>
+      <w:lvlText w:val=""/>
+      <w:lvlJc w:val="left"/>
+      <w:pPr>
+        <w:tabs>
+          <w:tab w:val="num" w:pos="5040"/>
+        </w:tabs>
+        <w:ind w:left="5040" w:hanging="360"/>
+      </w:pPr>
+      <w:rPr>
+        <w:rFonts w:ascii="Wingdings" w:hAnsi="Wingdings" w:hint="default"/>
+        <w:sz w:val="20"/>
+      </w:rPr>
+    </w:lvl>
+    <w:lvl w:ilvl="7" w:tentative="1">
+      <w:start w:val="1"/>
+      <w:numFmt w:val="bullet"/>
+      <w:lvlText w:val=""/>
+      <w:lvlJc w:val="left"/>
+      <w:pPr>
+        <w:tabs>
+          <w:tab w:val="num" w:pos="5760"/>
+        </w:tabs>
+        <w:ind w:left="5760" w:hanging="360"/>
+      </w:pPr>
+      <w:rPr>
+        <w:rFonts w:ascii="Wingdings" w:hAnsi="Wingdings" w:hint="default"/>
+        <w:sz w:val="20"/>
+      </w:rPr>
+    </w:lvl>
+    <w:lvl w:ilvl="8" w:tentative="1">
+      <w:start w:val="1"/>
+      <w:numFmt w:val="bullet"/>
+      <w:lvlText w:val=""/>
+      <w:lvlJc w:val="left"/>
+      <w:pPr>
+        <w:tabs>
+          <w:tab w:val="num" w:pos="6480"/>
+        </w:tabs>
+        <w:ind w:left="6480" w:hanging="360"/>
+      </w:pPr>
+      <w:rPr>
+        <w:rFonts w:ascii="Wingdings" w:hAnsi="Wingdings" w:hint="default"/>
+        <w:sz w:val="20"/>
+      </w:rPr>
+    </w:lvl>
+  </w:abstractNum>
+  <w:abstractNum w:abstractNumId="7" w15:restartNumberingAfterBreak="0">
+    <w:nsid w:val="6ED65FD3"/>
+    <w:multiLevelType w:val="multilevel"/>
+    <w:tmpl w:val="FBC0C2C0"/>
+    <w:lvl w:ilvl="0">
+      <w:start w:val="1"/>
+      <w:numFmt w:val="bullet"/>
+      <w:lvlText w:val=""/>
+      <w:lvlJc w:val="left"/>
+      <w:pPr>
+        <w:tabs>
+          <w:tab w:val="num" w:pos="720"/>
+        </w:tabs>
+        <w:ind w:left="720" w:hanging="360"/>
+      </w:pPr>
+      <w:rPr>
+        <w:rFonts w:ascii="Symbol" w:hAnsi="Symbol" w:hint="default"/>
+        <w:sz w:val="20"/>
+      </w:rPr>
+    </w:lvl>
+    <w:lvl w:ilvl="1" w:tentative="1">
+      <w:start w:val="1"/>
+      <w:numFmt w:val="bullet"/>
+      <w:lvlText w:val="o"/>
+      <w:lvlJc w:val="left"/>
+      <w:pPr>
+        <w:tabs>
+          <w:tab w:val="num" w:pos="1440"/>
+        </w:tabs>
+        <w:ind w:left="1440" w:hanging="360"/>
+      </w:pPr>
+      <w:rPr>
+        <w:rFonts w:ascii="Courier New" w:hAnsi="Courier New" w:hint="default"/>
+        <w:sz w:val="20"/>
+      </w:rPr>
+    </w:lvl>
+    <w:lvl w:ilvl="2" w:tentative="1">
+      <w:start w:val="1"/>
+      <w:numFmt w:val="bullet"/>
+      <w:lvlText w:val=""/>
+      <w:lvlJc w:val="left"/>
+      <w:pPr>
+        <w:tabs>
+          <w:tab w:val="num" w:pos="2160"/>
+        </w:tabs>
+        <w:ind w:left="2160" w:hanging="360"/>
+      </w:pPr>
+      <w:rPr>
+        <w:rFonts w:ascii="Wingdings" w:hAnsi="Wingdings" w:hint="default"/>
+        <w:sz w:val="20"/>
+      </w:rPr>
+    </w:lvl>
+    <w:lvl w:ilvl="3" w:tentative="1">
+      <w:start w:val="1"/>
+      <w:numFmt w:val="bullet"/>
+      <w:lvlText w:val=""/>
+      <w:lvlJc w:val="left"/>
+      <w:pPr>
+        <w:tabs>
+          <w:tab w:val="num" w:pos="2880"/>
+        </w:tabs>
+        <w:ind w:left="2880" w:hanging="360"/>
+      </w:pPr>
+      <w:rPr>
+        <w:rFonts w:ascii="Wingdings" w:hAnsi="Wingdings" w:hint="default"/>
+        <w:sz w:val="20"/>
+      </w:rPr>
+    </w:lvl>
+    <w:lvl w:ilvl="4" w:tentative="1">
+      <w:start w:val="1"/>
+      <w:numFmt w:val="bullet"/>
+      <w:lvlText w:val=""/>
+      <w:lvlJc w:val="left"/>
+      <w:pPr>
+        <w:tabs>
+          <w:tab w:val="num" w:pos="3600"/>
+        </w:tabs>
+        <w:ind w:left="3600" w:hanging="360"/>
+      </w:pPr>
+      <w:rPr>
+        <w:rFonts w:ascii="Wingdings" w:hAnsi="Wingdings" w:hint="default"/>
+        <w:sz w:val="20"/>
+      </w:rPr>
+    </w:lvl>
+    <w:lvl w:ilvl="5" w:tentative="1">
+      <w:start w:val="1"/>
+      <w:numFmt w:val="bullet"/>
+      <w:lvlText w:val=""/>
+      <w:lvlJc w:val="left"/>
+      <w:pPr>
+        <w:tabs>
+          <w:tab w:val="num" w:pos="4320"/>
+        </w:tabs>
+        <w:ind w:left="4320" w:hanging="360"/>
+      </w:pPr>
+      <w:rPr>
+        <w:rFonts w:ascii="Wingdings" w:hAnsi="Wingdings" w:hint="default"/>
+        <w:sz w:val="20"/>
+      </w:rPr>
+    </w:lvl>
+    <w:lvl w:ilvl="6" w:tentative="1">
+      <w:start w:val="1"/>
+      <w:numFmt w:val="bullet"/>
+      <w:lvlText w:val=""/>
+      <w:lvlJc w:val="left"/>
+      <w:pPr>
+        <w:tabs>
+          <w:tab w:val="num" w:pos="5040"/>
+        </w:tabs>
+        <w:ind w:left="5040" w:hanging="360"/>
+      </w:pPr>
+      <w:rPr>
+        <w:rFonts w:ascii="Wingdings" w:hAnsi="Wingdings" w:hint="default"/>
+        <w:sz w:val="20"/>
+      </w:rPr>
+    </w:lvl>
+    <w:lvl w:ilvl="7" w:tentative="1">
+      <w:start w:val="1"/>
+      <w:numFmt w:val="bullet"/>
+      <w:lvlText w:val=""/>
+      <w:lvlJc w:val="left"/>
+      <w:pPr>
+        <w:tabs>
+          <w:tab w:val="num" w:pos="5760"/>
+        </w:tabs>
+        <w:ind w:left="5760" w:hanging="360"/>
+      </w:pPr>
+      <w:rPr>
+        <w:rFonts w:ascii="Wingdings" w:hAnsi="Wingdings" w:hint="default"/>
+        <w:sz w:val="20"/>
+      </w:rPr>
+    </w:lvl>
+    <w:lvl w:ilvl="8" w:tentative="1">
+      <w:start w:val="1"/>
+      <w:numFmt w:val="bullet"/>
+      <w:lvlText w:val=""/>
+      <w:lvlJc w:val="left"/>
+      <w:pPr>
+        <w:tabs>
+          <w:tab w:val="num" w:pos="6480"/>
+        </w:tabs>
+        <w:ind w:left="6480" w:hanging="360"/>
+      </w:pPr>
+      <w:rPr>
+        <w:rFonts w:ascii="Wingdings" w:hAnsi="Wingdings" w:hint="default"/>
+        <w:sz w:val="20"/>
+      </w:rPr>
+    </w:lvl>
+  </w:abstractNum>
   <w:num w:numId="1" w16cid:durableId="1546062189">
     <w:abstractNumId w:val="0"/>
   </w:num>
@@ -2783,6 +7433,27 @@
   </w:num>
   <w:num w:numId="3" w16cid:durableId="1997220860">
     <w:abstractNumId w:val="0"/>
+  </w:num>
+  <w:num w:numId="4" w16cid:durableId="1495686679">
+    <w:abstractNumId w:val="6"/>
+  </w:num>
+  <w:num w:numId="5" w16cid:durableId="1915234565">
+    <w:abstractNumId w:val="7"/>
+  </w:num>
+  <w:num w:numId="6" w16cid:durableId="1600793437">
+    <w:abstractNumId w:val="5"/>
+  </w:num>
+  <w:num w:numId="7" w16cid:durableId="1860704275">
+    <w:abstractNumId w:val="3"/>
+  </w:num>
+  <w:num w:numId="8" w16cid:durableId="1388839198">
+    <w:abstractNumId w:val="4"/>
+  </w:num>
+  <w:num w:numId="9" w16cid:durableId="1276134485">
+    <w:abstractNumId w:val="2"/>
+  </w:num>
+  <w:num w:numId="10" w16cid:durableId="1994943134">
+    <w:abstractNumId w:val="1"/>
   </w:num>
 </w:numbering>
 </file>
@@ -3905,6 +8576,56 @@
       <w:szCs w:val="20"/>
     </w:rPr>
   </w:style>
+  <w:style w:type="paragraph" w:styleId="Header">
+    <w:name w:val="header"/>
+    <w:basedOn w:val="Normal"/>
+    <w:link w:val="HeaderChar"/>
+    <w:uiPriority w:val="99"/>
+    <w:unhideWhenUsed/>
+    <w:rsid w:val="007F2CD1"/>
+    <w:pPr>
+      <w:tabs>
+        <w:tab w:val="center" w:pos="4680"/>
+        <w:tab w:val="right" w:pos="9360"/>
+      </w:tabs>
+      <w:spacing w:after="0" w:line="240" w:lineRule="auto"/>
+    </w:pPr>
+  </w:style>
+  <w:style w:type="character" w:customStyle="1" w:styleId="HeaderChar">
+    <w:name w:val="Header Char"/>
+    <w:basedOn w:val="DefaultParagraphFont"/>
+    <w:link w:val="Header"/>
+    <w:uiPriority w:val="99"/>
+    <w:rsid w:val="007F2CD1"/>
+    <w:rPr>
+      <w:noProof/>
+    </w:rPr>
+  </w:style>
+  <w:style w:type="paragraph" w:styleId="Footer">
+    <w:name w:val="footer"/>
+    <w:basedOn w:val="Normal"/>
+    <w:link w:val="FooterChar"/>
+    <w:uiPriority w:val="99"/>
+    <w:unhideWhenUsed/>
+    <w:rsid w:val="007F2CD1"/>
+    <w:pPr>
+      <w:tabs>
+        <w:tab w:val="center" w:pos="4680"/>
+        <w:tab w:val="right" w:pos="9360"/>
+      </w:tabs>
+      <w:spacing w:after="0" w:line="240" w:lineRule="auto"/>
+    </w:pPr>
+  </w:style>
+  <w:style w:type="character" w:customStyle="1" w:styleId="FooterChar">
+    <w:name w:val="Footer Char"/>
+    <w:basedOn w:val="DefaultParagraphFont"/>
+    <w:link w:val="Footer"/>
+    <w:uiPriority w:val="99"/>
+    <w:rsid w:val="007F2CD1"/>
+    <w:rPr>
+      <w:noProof/>
+    </w:rPr>
+  </w:style>
 </w:styles>
 </file>
 
@@ -4006,6 +8727,202 @@
   <inkml:trace contextRef="#ctx0" brushRef="#br0" timeOffset="13472.18">2088 1131 24575,'1'-2'0,"1"0"0,-1 0 0,0 0 0,1 0 0,-1-1 0,0 1 0,0 0 0,0-1 0,0 1 0,-1-1 0,1 1 0,-1-1 0,0 1 0,1-1 0,-1 1 0,0-4 0,2-14 0,0 16 0,-1 1 0,1-1 0,-1 1 0,1 0 0,0 0 0,0 0 0,1 0 0,-1 0 0,1 0 0,-1 0 0,1 1 0,0-1 0,0 1 0,0 0 0,0 0 0,0 0 0,0 0 0,1 0 0,-1 1 0,1 0 0,-1 0 0,1 0 0,0 0 0,-1 0 0,1 1 0,0-1 0,0 1 0,-1 0 0,1 0 0,0 0 0,0 1 0,-1-1 0,1 1 0,0 0 0,4 2 0,-4-2 0,0 0 0,-1 1 0,0-1 0,1 1 0,-1-1 0,0 1 0,0 0 0,1 0 0,-2 1 0,1-1 0,0 0 0,0 1 0,-1 0 0,1 0 0,-1 0 0,0 0 0,0 0 0,0 0 0,-1 0 0,1 1 0,-1-1 0,1 1 0,-1-1 0,0 1 0,0-1 0,-1 1 0,1 0 0,-1-1 0,0 1 0,0 0 0,0 0 0,0-1 0,-1 1 0,0 0 0,1-1 0,-3 7 0,0-4 0,1-1 0,-1 1 0,0 0 0,0-1 0,-1 0 0,0 1 0,0-1 0,0-1 0,0 1 0,-1-1 0,0 1 0,0-1 0,0-1 0,0 1 0,-1-1 0,1 0 0,-1 0 0,0 0 0,0-1 0,0 0 0,0 0 0,0-1 0,0 1 0,-1-2 0,1 1 0,0 0 0,-1-1 0,1 0 0,0-1 0,-1 0 0,1 0 0,0 0 0,0 0 0,-1-1 0,1 0 0,0 0 0,1-1 0,-1 0 0,-9-6 0,13 8-45,0 0-1,0-1 1,1 0-1,-1 0 1,0 1-1,1-1 1,-1 0-1,1 0 1,-1 0-1,1-1 1,0 1-1,0 0 1,0 0-1,0-1 1,0 1-1,1 0 1,-1-1-1,1 1 1,-1-1-1,1 1 1,0-1-1,0 1 1,0-1-1,0 1 0,1-1 1,-1 1-1,1-1 1,-1 1-1,3-5 1,3-13-6781</inkml:trace>
   <inkml:trace contextRef="#ctx0" brushRef="#br0" timeOffset="14205.75">2358 971 24575,'1'9'0,"1"0"0,0-1 0,0 1 0,1-1 0,0 0 0,1 0 0,5 11 0,6 13 0,-12-30 0,-1-9 0,1-24 0,2-10 0,-4 37-76,0 0 1,0 0-1,1 0 0,0 0 0,0 1 0,0-1 0,0 1 0,0-1 1,1 1-1,-1 0 0,1 0 0,0 0 0,0 0 0,0 1 1,0-1-1,1 1 0,3-3 0,1 3-6750</inkml:trace>
   <inkml:trace contextRef="#ctx0" brushRef="#br0" timeOffset="14832.66">2563 958 24575,'3'1'0,"0"-1"0,0 0 0,0 0 0,0 0 0,0-1 0,0 1 0,0-1 0,0 0 0,0 0 0,0 0 0,0 0 0,0 0 0,0-1 0,0 1 0,-1-1 0,1 0 0,-1 1 0,1-1 0,-1 0 0,0-1 0,0 1 0,0 0 0,0-1 0,0 1 0,0-1 0,-1 0 0,1 1 0,-1-1 0,0 0 0,1-3 0,0 2 0,0 0 0,0-1 0,-1 1 0,0 0 0,0-1 0,0 1 0,0 0 0,-1-1 0,0 1 0,0-1 0,0 1 0,0-1 0,-1-4 0,0 8 0,1 0 0,-1-1 0,1 1 0,-1 0 0,1 0 0,-1 0 0,0 0 0,1 0 0,-1 0 0,0 0 0,0 0 0,0 0 0,0 0 0,0 1 0,0-1 0,0 0 0,0 1 0,0-1 0,-2 0 0,1 0 0,-1 0 0,1 1 0,-1 0 0,1-1 0,-1 1 0,0 0 0,1 0 0,-1 1 0,1-1 0,-1 0 0,1 1 0,-5 1 0,0 1 0,1 0 0,0 0 0,0 0 0,1 1 0,-1 0 0,1 0 0,-1 0 0,1 1 0,1 0 0,-1 0 0,1 0 0,0 1 0,0-1 0,0 1 0,-3 7 0,4-8 0,0 0 0,1 1 0,-1-1 0,1 1 0,0 0 0,1 0 0,-1 0 0,1 0 0,0 0 0,1 0 0,0 0 0,-1 0 0,2 0 0,-1 1 0,1-1 0,0 0 0,2 6 0,-2-10 0,0 1 0,0-1 0,0 0 0,0 0 0,0 0 0,0 0 0,1 0 0,-1 0 0,1-1 0,-1 1 0,1 0 0,0-1 0,0 1 0,0-1 0,0 0 0,0 0 0,0 0 0,0 0 0,0 0 0,0 0 0,0 0 0,1 0 0,-1-1 0,0 1 0,1-1 0,-1 0 0,0 0 0,1 0 0,-1 0 0,0 0 0,1 0 0,-1-1 0,0 1 0,0-1 0,4 0 0,0-1 0,0-1 0,-1 1 0,1-1 0,0 0 0,-1 0 0,1 0 0,-1-1 0,0 0 0,0 0 0,-1 0 0,9-10 0,6-17-1365,-12 19-5461</inkml:trace>
+</inkml:ink>
+</file>
+
+<file path=word/ink/ink12.xml><?xml version="1.0" encoding="utf-8"?>
+<inkml:ink xmlns:inkml="http://www.w3.org/2003/InkML">
+  <inkml:definitions>
+    <inkml:context xml:id="ctx0">
+      <inkml:inkSource xml:id="inkSrc0">
+        <inkml:traceFormat>
+          <inkml:channel name="X" type="integer" min="-2.14748E9" max="2.14748E9" units="cm"/>
+          <inkml:channel name="Y" type="integer" min="-2.14748E9" max="2.14748E9" units="cm"/>
+          <inkml:channel name="F" type="integer" max="32767" units="dev"/>
+        </inkml:traceFormat>
+        <inkml:channelProperties>
+          <inkml:channelProperty channel="X" name="resolution" value="1000" units="1/cm"/>
+          <inkml:channelProperty channel="Y" name="resolution" value="1000" units="1/cm"/>
+          <inkml:channelProperty channel="F" name="resolution" value="0" units="1/dev"/>
+        </inkml:channelProperties>
+      </inkml:inkSource>
+      <inkml:timestamp xml:id="ts0" timeString="2026-08-11T17:49:27.329"/>
+    </inkml:context>
+    <inkml:brush xml:id="br0">
+      <inkml:brushProperty name="width" value="0.025" units="cm"/>
+      <inkml:brushProperty name="height" value="0.025" units="cm"/>
+      <inkml:brushProperty name="color" value="#FFC114"/>
+    </inkml:brush>
+  </inkml:definitions>
+  <inkml:trace contextRef="#ctx0" brushRef="#br0">148 1 24575,'-2'3'0,"0"1"0,0 0 0,0-1 0,1 1 0,-1 0 0,1 0 0,0 0 0,0 0 0,1 0 0,-1 1 0,1 7 0,-3 13 0,-36 123 0,24-95 0,1 0 0,3 0 0,-7 89 0,18 200 0,1-53 0,-2-300 0,-1 0 0,0 0 0,-1 0 0,-1 0 0,1 0 0,-11-19 0,9 19 0,80 167 0,-70-145 0,-4-8 0,0 1 0,1 0 0,0 0 0,0-1 0,0 1 0,4 5 0,-5-9 0,-1 0 0,0-1 0,1 1 0,-1 0 0,0 0 0,1 0 0,-1 0 0,0 0 0,1 0 0,-1-1 0,0 1 0,0 0 0,1 0 0,-1-1 0,0 1 0,0 0 0,1 0 0,-1-1 0,0 1 0,0 0 0,0 0 0,1-1 0,-1 1 0,0 0 0,0-1 0,0 1 0,0 0 0,0-1 0,0 1 0,0 0 0,0-1 0,0 1 0,0 0 0,0-1 0,0 1 0,0 0 0,0-1 0,0 1 0,0 0 0,0-1 0,0 1 0,-1-1 0,2-19 0,-4-5 67,-11-46-1,-3-10-1564,15 59-5328</inkml:trace>
+</inkml:ink>
+</file>
+
+<file path=word/ink/ink13.xml><?xml version="1.0" encoding="utf-8"?>
+<inkml:ink xmlns:inkml="http://www.w3.org/2003/InkML">
+  <inkml:definitions>
+    <inkml:context xml:id="ctx0">
+      <inkml:inkSource xml:id="inkSrc0">
+        <inkml:traceFormat>
+          <inkml:channel name="X" type="integer" min="-2.14748E9" max="2.14748E9" units="cm"/>
+          <inkml:channel name="Y" type="integer" min="-2.14748E9" max="2.14748E9" units="cm"/>
+          <inkml:channel name="F" type="integer" max="32767" units="dev"/>
+        </inkml:traceFormat>
+        <inkml:channelProperties>
+          <inkml:channelProperty channel="X" name="resolution" value="1000" units="1/cm"/>
+          <inkml:channelProperty channel="Y" name="resolution" value="1000" units="1/cm"/>
+          <inkml:channelProperty channel="F" name="resolution" value="0" units="1/dev"/>
+        </inkml:channelProperties>
+      </inkml:inkSource>
+      <inkml:timestamp xml:id="ts0" timeString="2026-08-11T17:49:23.744"/>
+    </inkml:context>
+    <inkml:brush xml:id="br0">
+      <inkml:brushProperty name="width" value="0.025" units="cm"/>
+      <inkml:brushProperty name="height" value="0.025" units="cm"/>
+      <inkml:brushProperty name="color" value="#FFC114"/>
+    </inkml:brush>
+  </inkml:definitions>
+  <inkml:trace contextRef="#ctx0" brushRef="#br0">898 3504 24575,'-7'-9'0,"0"0"0,0 0 0,-1 1 0,0 0 0,0 1 0,-1 0 0,0 0 0,0 1 0,-13-7 0,-1-2 0,-11-9 0,1-2 0,1-1 0,1-2 0,1 0 0,2-3 0,1 0 0,2-1 0,1-2 0,-27-52 0,-200-367 0,222 389 0,1 0 0,-19-77 0,0 1 0,34 101 0,1-1 0,3 0 0,-9-82 0,8-127 0,10 229 0,-1-70 0,6-265 0,4 280 0,4 0 0,3 1 0,3 1 0,29-73 0,-40 128 0,0 1 0,1 0 0,1 0 0,20-26 0,58-61 0,-8 9 0,-68 81 0,1 1 0,0 0 0,1 1 0,0 0 0,1 2 0,1-1 0,0 2 0,0 0 0,1 1 0,18-7 0,-2 3 0,1 2 0,0 1 0,1 2 0,52-6 0,431-82 0,-141 20 0,-254 55 0,35-7 0,248-13 0,472 41 0,-377 3 0,12247-3 0,-12699 1 0,1 3 0,61 13 0,92 31 0,-107-24 0,103 30 0,-163-42 0,0 2 0,-2 1 0,48 29 0,-50-26 0,-1 3 0,-1 0 0,-1 2 0,-1 1 0,44 49 0,100 157 0,-97-132 0,-52-70 0,-2 0 0,0 2 0,-2 0 0,22 47 0,-28-46 0,96 250 0,-82-165 0,-9-30 0,50 222 0,-57-236 0,-3 0 0,-2 99 0,-6-160 0,-1 31 0,-1-1 0,-15 83 0,6-74 0,-3-1 0,-2-1 0,-1 0 0,-3-1 0,-2-1 0,-28 44 0,23-51 0,-2-2 0,-2 0 0,-1-2 0,-2-1 0,-2-2 0,0-1 0,-57 35 0,36-29 0,-1-3 0,-1-3 0,-2-2 0,-95 31 0,-16-1 0,-141 41 0,-190 1 0,56-13 0,-901 188 0,857-181 0,210-37 0,-189 35 0,-5-35 0,-514-48 0,591-14 0,-5340 2 0,2925 4 0,2740-7 0,0-2 0,0-4 0,-91-26 0,94 21 0,-53-6 0,79 15 0,0-1 0,-79-26 0,52 8 0,0 4 0,-99-19 0,124 30 0,-1-2 0,1-3 0,-49-23 0,45 18 0,20 9 0,0-1 0,-38-23 0,38 17 0,-1 2 0,-55-22 0,52 24 0,0-2 0,-35-24 0,-29-16 0,32 22-682,-90-64-1,127 78-6143</inkml:trace>
+</inkml:ink>
+</file>
+
+<file path=word/ink/ink14.xml><?xml version="1.0" encoding="utf-8"?>
+<inkml:ink xmlns:inkml="http://www.w3.org/2003/InkML">
+  <inkml:definitions>
+    <inkml:context xml:id="ctx0">
+      <inkml:inkSource xml:id="inkSrc0">
+        <inkml:traceFormat>
+          <inkml:channel name="X" type="integer" min="-2.14748E9" max="2.14748E9" units="cm"/>
+          <inkml:channel name="Y" type="integer" min="-2.14748E9" max="2.14748E9" units="cm"/>
+          <inkml:channel name="F" type="integer" max="32767" units="dev"/>
+        </inkml:traceFormat>
+        <inkml:channelProperties>
+          <inkml:channelProperty channel="X" name="resolution" value="1000" units="1/cm"/>
+          <inkml:channelProperty channel="Y" name="resolution" value="1000" units="1/cm"/>
+          <inkml:channelProperty channel="F" name="resolution" value="0" units="1/dev"/>
+        </inkml:channelProperties>
+      </inkml:inkSource>
+      <inkml:timestamp xml:id="ts0" timeString="2026-08-11T17:48:15.779"/>
+    </inkml:context>
+    <inkml:brush xml:id="br0">
+      <inkml:brushProperty name="width" value="0.025" units="cm"/>
+      <inkml:brushProperty name="height" value="0.025" units="cm"/>
+      <inkml:brushProperty name="color" value="#FFC114"/>
+    </inkml:brush>
+  </inkml:definitions>
+  <inkml:trace contextRef="#ctx0" brushRef="#br0">455 1295 24575,'-3'0'0,"1"-1"0,-1 1 0,0-1 0,1 0 0,-1 0 0,1 0 0,0 0 0,-1 0 0,1-1 0,0 1 0,-1-1 0,1 1 0,-3-4 0,-27-28 0,26 26 0,-42-47 0,2-2 0,-71-114 0,100 142 0,2-2 0,1 0 0,2-1 0,1 0 0,1-1 0,1 0 0,2-1 0,-4-52 0,9-300 0,5 185 0,-3 184 0,-2-7 0,1 24 0,0 0 0,0 0 0,-1 0 0,1 0 0,0 0 0,0 0 0,0 1 0,0-1 0,1 0 0,-1 1 0,0-1 0,1 0 0,-1 1 0,0-1 0,1 3 0,-9 13 0,-21 49 0,28-62 0,1 0 0,0 1 0,0-1 0,0 1 0,0-1 0,0 1 0,1-1 0,0 1 0,0-1 0,0 1 0,1 0 0,1 5 0,-2-9 0,0-1 0,0 1 0,0 0 0,0-1 0,1 1 0,-1-1 0,0 1 0,1-1 0,-1 1 0,0-1 0,1 0 0,-1 1 0,0-1 0,1 1 0,-1-1 0,1 0 0,-1 1 0,1-1 0,-1 0 0,1 1 0,-1-1 0,1 0 0,-1 0 0,1 0 0,-1 0 0,1 1 0,0-1 0,-1 0 0,1 0 0,-1 0 0,1 0 0,-1 0 0,1 0 0,0 0 0,-1 0 0,1-1 0,-1 1 0,1 0 0,-1 0 0,1 0 0,-1-1 0,1 1 0,-1 0 0,1 0 0,-1-1 0,1 1 0,-1-1 0,1 1 0,0-1 0,21-21 0,-2-17 0,-19 34 0,1 0 0,-1 1 0,1-1 0,0 1 0,1-1 0,-1 1 0,1 0 0,0 0 0,0 0 0,0 0 0,0 1 0,1-1 0,4-2 0,-7 5 0,-1 1 0,1 0 0,-1 0 0,1-1 0,0 1 0,-1 0 0,1 0 0,-1 0 0,1 0 0,0 0 0,-1 0 0,1 0 0,0 0 0,-1 0 0,1 0 0,0 1 0,-1-1 0,1 0 0,-1 0 0,1 0 0,0 1 0,-1-1 0,1 0 0,-1 1 0,1-1 0,-1 1 0,1-1 0,0 1 0,10 20 0,-3 25 0,-7 29-1365,-1-53-5461</inkml:trace>
+</inkml:ink>
+</file>
+
+<file path=word/ink/ink15.xml><?xml version="1.0" encoding="utf-8"?>
+<inkml:ink xmlns:inkml="http://www.w3.org/2003/InkML">
+  <inkml:definitions>
+    <inkml:context xml:id="ctx0">
+      <inkml:inkSource xml:id="inkSrc0">
+        <inkml:traceFormat>
+          <inkml:channel name="X" type="integer" min="-2.14748E9" max="2.14748E9" units="cm"/>
+          <inkml:channel name="Y" type="integer" min="-2.14748E9" max="2.14748E9" units="cm"/>
+          <inkml:channel name="F" type="integer" max="32767" units="dev"/>
+        </inkml:traceFormat>
+        <inkml:channelProperties>
+          <inkml:channelProperty channel="X" name="resolution" value="1000" units="1/cm"/>
+          <inkml:channelProperty channel="Y" name="resolution" value="1000" units="1/cm"/>
+          <inkml:channelProperty channel="F" name="resolution" value="0" units="1/dev"/>
+        </inkml:channelProperties>
+      </inkml:inkSource>
+      <inkml:timestamp xml:id="ts0" timeString="2026-08-11T17:48:11.659"/>
+    </inkml:context>
+    <inkml:brush xml:id="br0">
+      <inkml:brushProperty name="width" value="0.025" units="cm"/>
+      <inkml:brushProperty name="height" value="0.025" units="cm"/>
+      <inkml:brushProperty name="color" value="#FFC114"/>
+    </inkml:brush>
+  </inkml:definitions>
+  <inkml:trace contextRef="#ctx0" brushRef="#br0">898 1358 24575,'-9'-1'0,"0"-1"0,0 0 0,-1 0 0,1-1 0,1 0 0,-1-1 0,0 0 0,-9-6 0,-18-7 0,-35-8 0,-94-20 0,14 6 0,109 26 0,-95-32 0,117 37 0,1-1 0,1-1 0,-1 0 0,-30-24 0,41 26 0,1 1 0,0-1 0,1 0 0,-1-1 0,1 1 0,1-1 0,0-1 0,0 1 0,1-1 0,0 0 0,1 1 0,0-2 0,0 1 0,1 0 0,0-1 0,0-12 0,1-8 0,0 0 0,2 0 0,2 0 0,7-37 0,-7 51 0,1 0 0,1 0 0,0 0 0,1 1 0,1-1 0,1 2 0,0-1 0,1 1 0,1 0 0,0 1 0,1 0 0,0 1 0,1 0 0,0 1 0,1 0 0,1 1 0,0 0 0,0 2 0,1-1 0,1 2 0,-1 0 0,1 0 0,28-7 0,23-7 0,-9 2 0,1 2 0,76-11 0,614-114 0,-169 27 0,-441 97 0,177-3 0,142 24 0,-185 1 0,18-4 0,240 3 0,-519-2 0,-1 1 0,1 0 0,0 1 0,-1 0 0,0 1 0,1 0 0,-1 1 0,-1 0 0,1 1 0,0 0 0,-1 0 0,0 1 0,0 1 0,-1 0 0,0 0 0,0 1 0,-1 0 0,0 0 0,0 1 0,-1 0 0,0 0 0,10 18 0,-3-4 0,10 14 0,24 52 0,-42-76 0,-1 1 0,0-1 0,-1 1 0,0-1 0,-1 1 0,-1 0 0,0 1 0,-1 17 0,-1 55 0,-6 88 0,5-164 0,-1 1 0,-1-1 0,0 0 0,-1 0 0,0 0 0,0 0 0,-1-1 0,-1 0 0,0 0 0,0 0 0,-1-1 0,0 0 0,-1 0 0,0 0 0,0-1 0,-11 8 0,-17 11 0,-1-1 0,-73 38 0,81-47 0,14-9 0,-31 18 0,0-2 0,-63 22 0,43-22 0,22-8 0,1-2 0,-83 16 0,-209 16 0,273-36 0,-99 30 0,4 0 0,90-29 0,-121 4 0,-69-16 0,107-2 0,-556 3 0,563-8 0,-5-1 0,52 11 0,-108-4 0,182 0-1365,2-2-5461</inkml:trace>
+</inkml:ink>
+</file>
+
+<file path=word/ink/ink16.xml><?xml version="1.0" encoding="utf-8"?>
+<inkml:ink xmlns:inkml="http://www.w3.org/2003/InkML">
+  <inkml:definitions>
+    <inkml:context xml:id="ctx0">
+      <inkml:inkSource xml:id="inkSrc0">
+        <inkml:traceFormat>
+          <inkml:channel name="X" type="integer" min="-2.14748E9" max="2.14748E9" units="cm"/>
+          <inkml:channel name="Y" type="integer" min="-2.14748E9" max="2.14748E9" units="cm"/>
+          <inkml:channel name="F" type="integer" max="32767" units="dev"/>
+        </inkml:traceFormat>
+        <inkml:channelProperties>
+          <inkml:channelProperty channel="X" name="resolution" value="1000" units="1/cm"/>
+          <inkml:channelProperty channel="Y" name="resolution" value="1000" units="1/cm"/>
+          <inkml:channelProperty channel="F" name="resolution" value="0" units="1/dev"/>
+        </inkml:channelProperties>
+      </inkml:inkSource>
+      <inkml:timestamp xml:id="ts0" timeString="2026-08-11T17:53:43.950"/>
+    </inkml:context>
+    <inkml:brush xml:id="br0">
+      <inkml:brushProperty name="width" value="0.025" units="cm"/>
+      <inkml:brushProperty name="height" value="0.025" units="cm"/>
+      <inkml:brushProperty name="color" value="#FFC114"/>
+    </inkml:brush>
+  </inkml:definitions>
+  <inkml:trace contextRef="#ctx0" brushRef="#br0">754 0 24575,'-7'1'0,"-1"0"0,0 1 0,0 0 0,1 0 0,-1 1 0,-8 3 0,-6 3 0,-2-1 0,1 1 0,0 2 0,0 0 0,1 1 0,1 2 0,0 0 0,0 1 0,2 1 0,0 1 0,1 0 0,0 2 0,2 0 0,-23 34 0,-31 55 0,5 3 0,-94 223 0,144-295 0,2 1 0,2 0 0,2 1 0,1 0 0,-3 60 0,10 210 0,4-189 0,-2-70 0,11 74 0,-9-107 0,1-1 0,1 0 0,0 0 0,2 0 0,0-1 0,1 0 0,14 24 0,0-7 0,2 0 0,1-2 0,1 0 0,2-2 0,1-2 0,1 0 0,2-2 0,0-1 0,2-2 0,1-1 0,0-1 0,45 17 0,1352 548 0,-1392-570 0,1 0 0,0 1 0,43 27 0,-73-38 0,-1 1 0,1 1 0,-1 0 0,-1 0 0,1 1 0,-1 0 0,-1 0 0,0 1 0,0 1 0,-1-1 0,0 1 0,5 12 0,4 22 0,-1 0 0,14 82 0,0 4 0,-13-76 0,11 83 0,-24-119 0,-2 0 0,0 1 0,-1-1 0,-1 1 0,0-1 0,-2 1 0,-9 35 0,12-54 0,0 1 0,-1-1 0,1 0 0,0 0 0,-1 0 0,1 0 0,-1 0 0,1 1 0,-1-1 0,0 0 0,1 0 0,-1 0 0,0-1 0,0 1 0,-1 1 0,2-2 0,0 0 0,-1 0 0,1 0 0,-1 0 0,1-1 0,0 1 0,-1 0 0,1 0 0,0 0 0,0-1 0,-1 1 0,1 0 0,0 0 0,0-1 0,-1 1 0,1 0 0,0-1 0,0 1 0,-1 0 0,1-1 0,0 1 0,0 0 0,0-1 0,0 1 0,0 0 0,0-1 0,0 1 0,-1 0 0,1-1 0,-5-38 0,5 4 0,-3-32 0,2 62 0,0 0 0,0 0 0,0 0 0,-1 0 0,0 0 0,0 0 0,0 0 0,0 0 0,-6-8 0,7 13 0,1-1 0,0 1 0,-1-1 0,1 1 0,0-1 0,-1 1 0,1-1 0,-1 1 0,1-1 0,-1 1 0,1 0 0,-1-1 0,1 1 0,-1 0 0,1-1 0,-1 1 0,1 0 0,-1 0 0,0-1 0,1 1 0,-1 0 0,1 0 0,-1 0 0,0 0 0,1 0 0,-2 0 0,1 0 0,1 1 0,0-1 0,-1 1 0,1-1 0,0 1 0,0-1 0,-1 1 0,1-1 0,0 1 0,0 0 0,0-1 0,0 1 0,0-1 0,0 1 0,0-1 0,0 1 0,0 0 0,0-1 0,0 1 0,0-1 0,0 1 0,0-1 0,0 1 0,1-1 0,-1 1 0,0-1 0,0 1 0,1 0 0,11 25 0,21 34 0,7 15 0,-21-31 0,-18-44 0,-1 0 0,0 1 0,0-1 0,1 0 0,-1 0 0,0 0 0,0 0 0,1 0 0,-1 0 0,0 0 0,0 0 0,1 0 0,-1 0 0,0 0 0,0 0 0,1 0 0,-1 0 0,0 0 0,1 0 0,-1 0 0,0 0 0,0 0 0,1 0 0,-1 0 0,0 0 0,0 0 0,1 0 0,-1-1 0,0 1 0,0 0 0,0 0 0,1 0 0,-1 0 0,0-1 0,0 1 0,0 0 0,1 0 0,-1 0 0,0-1 0,0 1 0,0 0 0,0 0 0,0-1 0,0 1 0,0 0 0,0 0 0,1-1 0,-1 1 0,0 0 0,0 0 0,0-1 0,10-20 0,-8 16 0,53-106-1365,-34 74-5461</inkml:trace>
+</inkml:ink>
+</file>
+
+<file path=word/ink/ink17.xml><?xml version="1.0" encoding="utf-8"?>
+<inkml:ink xmlns:inkml="http://www.w3.org/2003/InkML">
+  <inkml:definitions>
+    <inkml:context xml:id="ctx0">
+      <inkml:inkSource xml:id="inkSrc0">
+        <inkml:traceFormat>
+          <inkml:channel name="X" type="integer" min="-2.14748E9" max="2.14748E9" units="cm"/>
+          <inkml:channel name="Y" type="integer" min="-2.14748E9" max="2.14748E9" units="cm"/>
+          <inkml:channel name="F" type="integer" max="32767" units="dev"/>
+        </inkml:traceFormat>
+        <inkml:channelProperties>
+          <inkml:channelProperty channel="X" name="resolution" value="1000" units="1/cm"/>
+          <inkml:channelProperty channel="Y" name="resolution" value="1000" units="1/cm"/>
+          <inkml:channelProperty channel="F" name="resolution" value="0" units="1/dev"/>
+        </inkml:channelProperties>
+      </inkml:inkSource>
+      <inkml:timestamp xml:id="ts0" timeString="2026-08-11T17:53:39.153"/>
+    </inkml:context>
+    <inkml:brush xml:id="br0">
+      <inkml:brushProperty name="width" value="0.025" units="cm"/>
+      <inkml:brushProperty name="height" value="0.025" units="cm"/>
+      <inkml:brushProperty name="color" value="#FFC114"/>
+    </inkml:brush>
+  </inkml:definitions>
+  <inkml:trace contextRef="#ctx0" brushRef="#br0">2936 1208 24575,'-306'2'0,"-385"-7"0,565-5 0,0-5 0,-184-47 0,-251-56 0,519 110 0,-1-2 0,-59-22 0,-79-43 0,120 49 0,22 9 0,1-1 0,0-1 0,1-3 0,1 0 0,-39-34 0,64 46 0,0 0 0,1 0 0,0-1 0,1 0 0,0-1 0,0 0 0,2 0 0,-1-1 0,2 0 0,0 0 0,0 0 0,1-1 0,1 0 0,0 0 0,1 0 0,1-1 0,0 1 0,0-26 0,3 24 0,0 0 0,0 1 0,2-1 0,0 0 0,1 1 0,0-1 0,10-20 0,-10 27 0,1 1 0,-1 0 0,1 0 0,1 0 0,0 1 0,0 0 0,0 0 0,1 0 0,0 1 0,0 0 0,1 0 0,0 1 0,0 0 0,10-5 0,59-22 0,0 2 0,2 5 0,2 2 0,-1 5 0,166-17 0,424 21 0,-443 17 0,2085-2 0,-1223-2 0,-992 4 0,117 18 0,94 33 0,-147-24 0,203 45 0,-294-56 0,-1 2 0,-2 4 0,76 38 0,-121-51 0,-1 2 0,1 0 0,-2 1 0,0 1 0,-1 1 0,-1 0 0,-1 2 0,26 33 0,-38-44 0,0 1 0,-1-1 0,-1 1 0,1 0 0,-1 0 0,0 0 0,-1 0 0,0 0 0,-1 1 0,0-1 0,0 10 0,-1 7 0,-1-1 0,-9 48 0,7-59 0,-2 0 0,1-1 0,-2 0 0,1 1 0,-2-2 0,0 1 0,0-1 0,-1 0 0,-1-1 0,0 1 0,0-2 0,-1 1 0,-13 9 0,-4 3 0,-2-2 0,0-1 0,-2-1 0,-35 17 0,20-15 0,0-2 0,-77 20 0,-101 10 0,203-45 0,-31 7 0,-42 8 0,-176 14 0,-301-32 0,258-4 0,-1746 3-1365,2037 0-5461</inkml:trace>
+</inkml:ink>
+</file>
+
+<file path=word/ink/ink18.xml><?xml version="1.0" encoding="utf-8"?>
+<inkml:ink xmlns:inkml="http://www.w3.org/2003/InkML">
+  <inkml:definitions>
+    <inkml:context xml:id="ctx0">
+      <inkml:inkSource xml:id="inkSrc0">
+        <inkml:traceFormat>
+          <inkml:channel name="X" type="integer" min="-2.14748E9" max="2.14748E9" units="cm"/>
+          <inkml:channel name="Y" type="integer" min="-2.14748E9" max="2.14748E9" units="cm"/>
+          <inkml:channel name="F" type="integer" max="32767" units="dev"/>
+        </inkml:traceFormat>
+        <inkml:channelProperties>
+          <inkml:channelProperty channel="X" name="resolution" value="1000" units="1/cm"/>
+          <inkml:channelProperty channel="Y" name="resolution" value="1000" units="1/cm"/>
+          <inkml:channelProperty channel="F" name="resolution" value="0" units="1/dev"/>
+        </inkml:channelProperties>
+      </inkml:inkSource>
+      <inkml:timestamp xml:id="ts0" timeString="2026-08-11T17:53:36.336"/>
+    </inkml:context>
+    <inkml:brush xml:id="br0">
+      <inkml:brushProperty name="width" value="0.025" units="cm"/>
+      <inkml:brushProperty name="height" value="0.025" units="cm"/>
+      <inkml:brushProperty name="color" value="#FFC114"/>
+    </inkml:brush>
+  </inkml:definitions>
+  <inkml:trace contextRef="#ctx0" brushRef="#br0">3782 964 24575,'-18'2'0,"0"0"0,0 1 0,1 1 0,-1 1 0,1 1 0,-19 8 0,-48 13 0,-449 95 0,388-93 0,-1-7 0,-236 6 0,-529-28 0,374-3 0,425 5 0,31 0 0,-154-15 0,201 6 0,1-2 0,0 0 0,0-3 0,1-1 0,1-1 0,0-1 0,-46-32 0,66 40 0,0-1 0,1 0 0,0 0 0,0-1 0,1 0 0,0-1 0,0 0 0,2-1 0,-1 0 0,1 0 0,1 0 0,0-1 0,0 0 0,1 0 0,1 0 0,-6-23 0,5 7 0,-18-109 0,21 118 0,1-1 0,1 0 0,0 0 0,7-39 0,-3 44 0,1 1 0,1-1 0,0 1 0,1 0 0,0 0 0,1 1 0,0 0 0,1 1 0,15-17 0,-5 13 0,0 0 0,1 2 0,1 0 0,0 1 0,1 1 0,33-13 0,26-16 0,-76 39 0,24-16 0,1 2 0,1 2 0,0 0 0,42-11 0,185-27 0,-69 16 0,-14-2 0,1 8 0,219-10 0,375 38 0,-374 6 0,-163-6 0,304 7 0,-412 2 0,1 6 0,150 36 0,-206-28 0,-2 3 0,117 58 0,-91-38 0,-63-31 0,-1 3 0,52 34 0,-71-42 0,-1 0 0,0 0 0,-1 1 0,0 1 0,-1 0 0,0 0 0,0 0 0,-1 1 0,0 0 0,8 20 0,-9-16 0,0 1 0,-1 0 0,-1 0 0,0 0 0,-1 1 0,-1-1 0,-1 1 0,0-1 0,-1 1 0,-1 0 0,0-1 0,-2 1 0,-4 18 0,4-21 0,-1 0 0,0 0 0,-1 0 0,-1 0 0,-9 16 0,10-22 0,-1 0 0,0 0 0,0-1 0,0 1 0,-1-2 0,0 1 0,-1-1 0,1 0 0,-10 5 0,-11 4 0,0-1 0,0-2 0,-40 12 0,-16 6 0,31-10 0,0-2 0,-2-2 0,1-3 0,-78 8 0,15-13 0,-132-9 0,96-1 0,-178 2-1365,311 0-5461</inkml:trace>
 </inkml:ink>
 </file>
 
@@ -4119,7 +9036,7 @@
   </inkml:definitions>
   <inkml:trace contextRef="#ctx0" brushRef="#br0">0 289 24575,'0'2'0,"0"6"0,1 9 0,1 3 0,-1 1 0,0 1 0,2 2 0,2 2 0,2 1 0,0-2 0,0 1 0,-1-1 0,0 0 0,-1-4-8191</inkml:trace>
   <inkml:trace contextRef="#ctx0" brushRef="#br0" timeOffset="351.15">206 432 24575,'0'2'0,"2"6"0,3 4 0,0 2 0,-1-1 0,0 2 0,-1 0 0,0 1 0,1 1 0,0-1-8191</inkml:trace>
-  <inkml:trace contextRef="#ctx0" brushRef="#br0" timeOffset="599.8">170 347 24575,'0'0'-8191</inkml:trace>
+  <inkml:trace contextRef="#ctx0" brushRef="#br0" timeOffset="599.79">170 347 24575,'0'0'-8191</inkml:trace>
   <inkml:trace contextRef="#ctx0" brushRef="#br0" timeOffset="1561.11">393 347 24575,'8'-2'0,"-1"-1"0,0 0 0,0-1 0,10-6 0,27-13 0,-42 22 0,1 1 0,-1-1 0,1 0 0,-1 1 0,1-1 0,0 1 0,-1 0 0,1 0 0,0 0 0,-1 0 0,1 1 0,0-1 0,-1 1 0,1 0 0,3 0 0,-5 0 0,0 0 0,0 0 0,0 0 0,0 0 0,0 1 0,0-1 0,0 0 0,0 0 0,0 1 0,0-1 0,-1 0 0,1 1 0,0-1 0,-1 1 0,1-1 0,-1 1 0,0-1 0,0 1 0,1-1 0,-1 1 0,0-1 0,0 1 0,0-1 0,0 1 0,-1 2 0,-7 43 0,6-41 0,-6 23 0,-24 55 0,-4 15 0,35-99 0,1 1 0,0-1 0,-1 1 0,1 0 0,0-1 0,0 1 0,0-1 0,-1 1 0,1 0 0,0-1 0,0 1 0,0-1 0,0 1 0,0 0 0,0-1 0,0 1 0,0-1 0,0 1 0,0 0 0,0-1 0,0 1 0,1-1 0,-1 1 0,0 0 0,0-1 0,1 1 0,-1-1 0,0 1 0,1-1 0,0 2 0,16-8 0,2-2 0,24 0-20,-27 6-316,0-1 0,0 0-1,24-10 1,-27 7-6490</inkml:trace>
   <inkml:trace contextRef="#ctx0" brushRef="#br0" timeOffset="2570.31">876 288 24575,'-1'-1'0,"0"1"0,-1-1 0,1 0 0,-1 1 0,1-1 0,-1 1 0,1-1 0,-1 1 0,1 0 0,-1 0 0,1-1 0,-1 1 0,1 0 0,-1 1 0,1-1 0,-1 0 0,0 0 0,1 1 0,-1-1 0,1 0 0,0 1 0,-1 0 0,1-1 0,-1 1 0,1 0 0,0 0 0,-2 1 0,-34 26 0,29-21 0,1 2 0,0-1 0,1 1 0,0 0 0,0 0 0,1 0 0,0 1 0,0 0 0,1 0 0,-4 18 0,6-22 0,1 0 0,0-1 0,1 1 0,-1 0 0,1 0 0,0 0 0,1 0 0,-1 0 0,1 0 0,0-1 0,1 1 0,-1 0 0,1 0 0,0-1 0,1 0 0,-1 1 0,1-1 0,0 0 0,1 0 0,-1 0 0,6 5 0,-8-9 0,0 0 0,0 1 0,0-1 0,0 0 0,0 0 0,0-1 0,0 1 0,0 0 0,1 0 0,-1 0 0,0-1 0,1 1 0,-1-1 0,0 1 0,1-1 0,-1 0 0,1 1 0,-1-1 0,1 0 0,-1 0 0,0 0 0,1 0 0,-1 0 0,1 0 0,1-1 0,0 0 0,-1 0 0,0-1 0,0 1 0,1-1 0,-1 1 0,0-1 0,0 0 0,-1 0 0,1 0 0,0 0 0,-1 0 0,1 0 0,1-3 0,4-8 0,0-1 0,-1-1 0,6-24 0,-11 37 0,3-13 0,-1 1 0,0-1 0,-2 0 0,1 0 0,-3-26 0,27 122 0,-23-71 0,17 51 0,-19-57 0,1-1 0,-1 0 0,1 1 0,0-1 0,0 0 0,0 0 0,0 0 0,1-1 0,-1 1 0,1 0 0,0-1 0,0 0 0,0 1 0,5 2 0,-6-5-52,-1 1-1,1-1 1,0 0-1,-1 0 1,1 0-1,0 0 1,-1 0-1,1 0 1,0-1-1,-1 1 1,1 0-1,0-1 1,-1 1-1,1-1 1,-1 0-1,1 1 1,-1-1-1,1 0 1,-1 0-1,0 0 1,1 0-1,-1 0 0,0 0 1,0-1-1,2-1 1,10-12-6774</inkml:trace>
   <inkml:trace contextRef="#ctx0" brushRef="#br0" timeOffset="2857.55">1111 206 24575,'0'2'0,"0"6"0,0 6 0,0 5 0,0 4 0,0 2 0,0 1 0,0 1 0,0-4 0,0-3 0,1-1 0,1-2 0,0-4 0,1-3 0,3-5 0,0-7 0,0-4-8191</inkml:trace>
@@ -4155,7 +9072,7 @@
   </inkml:definitions>
   <inkml:trace contextRef="#ctx0" brushRef="#br0">279 550 24575,'4'5'0,"2"8"0,3 7 0,4 5 0,2 4 0,-3 0 0,-3-1 0,-2-1 0,-1 2 0,0-2 0,-1-4 0,-2-2 0,-1-4 0,-1-4-8191</inkml:trace>
   <inkml:trace contextRef="#ctx0" brushRef="#br0" timeOffset="661.11">1 548 24575,'3'0'0,"6"0"0,7 0 0,5 0 0,7 0 0,9-3 0,3-1 0,4-4 0,-3 1 0,-4 0 0,5-1 0,0-1 0,-4 1 0,-6 2 0,-10 1-8191</inkml:trace>
-  <inkml:trace contextRef="#ctx0" brushRef="#br0" timeOffset="1807.67">483 338 24575,'2'27'0,"1"0"0,1 0 0,2 0 0,0-1 0,15 37 0,12 46 0,-32-104 0,8 39 0,2 0 0,29 72 0,-39-115 0,-1 0 0,0 0 0,1-1 0,-1 1 0,0 0 0,1 0 0,-1 0 0,1 0 0,-1 0 0,1-1 0,0 1 0,-1 0 0,1-1 0,0 1 0,-1 0 0,1-1 0,0 1 0,1 0 0,-1-1 0,-1 0 0,1-1 0,-1 1 0,1 0 0,-1-1 0,0 1 0,1-1 0,-1 1 0,0 0 0,1-1 0,-1 1 0,0-1 0,0 1 0,1-1 0,-1 1 0,0-1 0,0 1 0,0-1 0,0 0 0,0 1 0,0-1 0,0 1 0,0-1 0,2-47 0,-2 43 0,0-21 0,3-84 0,-1 96 0,0 1 0,0 0 0,1 1 0,1-1 0,0 0 0,7-14 0,-10 25 0,-1 1 0,1 0 0,-1 0 0,1 0 0,-1 0 0,1 0 0,0 0 0,-1 0 0,1 0 0,0 0 0,0 1 0,0-1 0,-1 0 0,1 0 0,0 1 0,0-1 0,0 0 0,0 1 0,1-1 0,0 0 0,-1 2 0,0-1 0,0 0 0,0 0 0,-1 0 0,1 0 0,0 1 0,0-1 0,0 0 0,-1 1 0,1-1 0,0 1 0,-1-1 0,1 1 0,0-1 0,-1 1 0,1 0 0,0-1 0,-1 1 0,1 0 0,-1-1 0,1 2 0,4 6 0,-1 0 0,0 1 0,5 17 0,-7-20 0,11 33 0,-10-24 0,2 0 0,0 0 0,0-1 0,1 0 0,1 0 0,1 0 0,13 18 0,-20-31 0,0 1 0,0-1 0,0 0 0,0 0 0,0 0 0,0 0 0,0 0 0,0 0 0,0 0 0,0 0 0,1-1 0,-1 1 0,0 0 0,1-1 0,-1 1 0,0-1 0,1 1 0,-1-1 0,1 0 0,-1 0 0,1 1 0,-1-1 0,1 0 0,-1 0 0,1-1 0,-1 1 0,1 0 0,-1 0 0,0-1 0,1 1 0,-1-1 0,1 1 0,-1-1 0,0 1 0,1-1 0,-1 0 0,0 0 0,0 0 0,0 0 0,0 0 0,0 0 0,0 0 0,2-2 0,0-1 0,1-1 0,-1 0 0,0 0 0,-1 0 0,1-1 0,-1 1 0,0-1 0,0 1 0,2-12 0,-2-5 0,0-1 0,-1 1 0,-4-34 0,4 55 0,-1 0 0,0 0 0,0 0 0,-1 0 0,1 0 0,0 0 0,0 0 0,0 0 0,-1 0 0,1 0 0,0 0 0,-1 0 0,1 0 0,-1 0 0,1 1 0,-1-1 0,-1-1 0,2 2 0,0 0 0,-1 0 0,1 0 0,-1 0 0,1 0 0,0 0 0,-1 0 0,1 0 0,-1 0 0,1 1 0,0-1 0,-1 0 0,1 0 0,0 0 0,-1 1 0,1-1 0,0 0 0,-1 0 0,1 1 0,0-1 0,0 0 0,-1 1 0,1-1 0,0 0 0,0 1 0,0-1 0,-1 1 0,-1 3 0,0 0 0,0 0 0,0 0 0,0 1 0,1-1 0,-1 6 0,1 0 0,0 0 0,1-1 0,1 1 0,-1 0 0,2-1 0,-1 1 0,1-1 0,1 0 0,0 1 0,0-1 0,1 0 0,0-1 0,0 1 0,8 10 0,-9-15 0,-1-1 0,1 1 0,0-1 0,0 0 0,0 0 0,0 0 0,0 0 0,1-1 0,-1 1 0,1-1 0,-1 0 0,1 0 0,0 0 0,0-1 0,0 1 0,0-1 0,0 0 0,1 0 0,-1 0 0,0-1 0,0 0 0,1 0 0,-1 0 0,0 0 0,0 0 0,1-1 0,-1 0 0,0 0 0,0 0 0,0 0 0,0-1 0,0 1 0,0-1 0,5-3 0,5-5-170,1 0-1,-2-1 0,0-1 1,0 1-1,-1-2 0,-1 0 1,11-15-1,14-19-6655</inkml:trace>
+  <inkml:trace contextRef="#ctx0" brushRef="#br0" timeOffset="1807.66">483 338 24575,'2'27'0,"1"0"0,1 0 0,2 0 0,0-1 0,15 37 0,12 46 0,-32-104 0,8 39 0,2 0 0,29 72 0,-39-115 0,-1 0 0,0 0 0,1-1 0,-1 1 0,0 0 0,1 0 0,-1 0 0,1 0 0,-1 0 0,1-1 0,0 1 0,-1 0 0,1-1 0,0 1 0,-1 0 0,1-1 0,0 1 0,1 0 0,-1-1 0,-1 0 0,1-1 0,-1 1 0,1 0 0,-1-1 0,0 1 0,1-1 0,-1 1 0,0 0 0,1-1 0,-1 1 0,0-1 0,0 1 0,1-1 0,-1 1 0,0-1 0,0 1 0,0-1 0,0 0 0,0 1 0,0-1 0,0 1 0,0-1 0,2-47 0,-2 43 0,0-21 0,3-84 0,-1 96 0,0 1 0,0 0 0,1 1 0,1-1 0,0 0 0,7-14 0,-10 25 0,-1 1 0,1 0 0,-1 0 0,1 0 0,-1 0 0,1 0 0,0 0 0,-1 0 0,1 0 0,0 0 0,0 1 0,0-1 0,-1 0 0,1 0 0,0 1 0,0-1 0,0 0 0,0 1 0,1-1 0,0 0 0,-1 2 0,0-1 0,0 0 0,0 0 0,-1 0 0,1 0 0,0 1 0,0-1 0,0 0 0,-1 1 0,1-1 0,0 1 0,-1-1 0,1 1 0,0-1 0,-1 1 0,1 0 0,0-1 0,-1 1 0,1 0 0,-1-1 0,1 2 0,4 6 0,-1 0 0,0 1 0,5 17 0,-7-20 0,11 33 0,-10-24 0,2 0 0,0 0 0,0-1 0,1 0 0,1 0 0,1 0 0,13 18 0,-20-31 0,0 1 0,0-1 0,0 0 0,0 0 0,0 0 0,0 0 0,0 0 0,0 0 0,0 0 0,0 0 0,1-1 0,-1 1 0,0 0 0,1-1 0,-1 1 0,0-1 0,1 1 0,-1-1 0,1 0 0,-1 0 0,1 1 0,-1-1 0,1 0 0,-1 0 0,1-1 0,-1 1 0,1 0 0,-1 0 0,0-1 0,1 1 0,-1-1 0,1 1 0,-1-1 0,0 1 0,1-1 0,-1 0 0,0 0 0,0 0 0,0 0 0,0 0 0,0 0 0,0 0 0,2-2 0,0-1 0,1-1 0,-1 0 0,0 0 0,-1 0 0,1-1 0,-1 1 0,0-1 0,0 1 0,2-12 0,-2-5 0,0-1 0,-1 1 0,-4-34 0,4 55 0,-1 0 0,0 0 0,0 0 0,-1 0 0,1 0 0,0 0 0,0 0 0,0 0 0,-1 0 0,1 0 0,0 0 0,-1 0 0,1 0 0,-1 0 0,1 1 0,-1-1 0,-1-1 0,2 2 0,0 0 0,-1 0 0,1 0 0,-1 0 0,1 0 0,0 0 0,-1 0 0,1 0 0,-1 0 0,1 1 0,0-1 0,-1 0 0,1 0 0,0 0 0,-1 1 0,1-1 0,0 0 0,-1 0 0,1 1 0,0-1 0,0 0 0,-1 1 0,1-1 0,0 0 0,0 1 0,0-1 0,-1 1 0,-1 3 0,0 0 0,0 0 0,0 0 0,0 1 0,1-1 0,-1 6 0,1 0 0,0 0 0,1-1 0,1 1 0,-1 0 0,2-1 0,-1 1 0,1-1 0,1 0 0,0 1 0,0-1 0,1 0 0,0-1 0,0 1 0,8 10 0,-9-15 0,-1-1 0,1 1 0,0-1 0,0 0 0,0 0 0,0 0 0,0 0 0,1-1 0,-1 1 0,1-1 0,-1 0 0,1 0 0,0 0 0,0-1 0,0 1 0,0-1 0,0 0 0,1 0 0,-1 0 0,0-1 0,0 0 0,1 0 0,-1 0 0,0 0 0,0 0 0,1-1 0,-1 0 0,0 0 0,0 0 0,0 0 0,0-1 0,0 1 0,0-1 0,5-3 0,5-5-170,1 0-1,-2-1 0,0-1 1,0 1-1,-1-2 0,-1 0 1,11-15-1,14-19-6655</inkml:trace>
   <inkml:trace contextRef="#ctx0" brushRef="#br0" timeOffset="2855.57">1531 664 24575,'0'-18'0,"1"0"0,1 0 0,1 1 0,0-1 0,1 1 0,1-1 0,0 1 0,1 1 0,1-1 0,1 1 0,1 0 0,0 1 0,0 0 0,2 0 0,0 1 0,18-18 0,-25 28 0,-1 1 0,1 0 0,0 0 0,0 0 0,0 1 0,0-1 0,1 1 0,-1 0 0,1 0 0,-1 1 0,1-1 0,0 1 0,-1 0 0,1 1 0,0-1 0,0 1 0,0-1 0,-1 2 0,1-1 0,0 0 0,0 1 0,0 0 0,-1 0 0,1 0 0,0 1 0,-1 0 0,1-1 0,5 5 0,-4-2 0,0-1 0,0 1 0,-1 1 0,0-1 0,0 1 0,0 0 0,0 0 0,-1 0 0,0 1 0,0 0 0,0 0 0,-1 0 0,1 0 0,-2 0 0,1 1 0,-1-1 0,0 1 0,0-1 0,1 12 0,-2-7 0,0 1 0,-1-1 0,0 0 0,-1 1 0,0-1 0,-1 1 0,0-1 0,-1 0 0,0 0 0,-1 0 0,-5 10 0,6-15 0,0-2 0,0 1 0,0 0 0,0-1 0,-1 1 0,0-1 0,0 0 0,0 0 0,0 0 0,-1-1 0,0 0 0,1 0 0,-1 0 0,0 0 0,-1-1 0,1 0 0,0 0 0,-1 0 0,1 0 0,-1-1 0,1 0 0,-1-1 0,-11 1 0,9 0-151,1-1-1,-1-1 0,0 1 0,0-1 1,0 0-1,0-1 0,1 0 1,-12-5-1,6 1-6674</inkml:trace>
   <inkml:trace contextRef="#ctx0" brushRef="#br0" timeOffset="3629.69">2041 356 24575,'2'80'0,"-3"57"0,4-151 0,0 1 0,1-1 0,1 1 0,0 0 0,0 0 0,2 1 0,-1-1 0,2 2 0,0-1 0,0 1 0,1 0 0,0 0 0,1 1 0,18-14 0,-27 22 0,1 1 0,-1 0 0,0 0 0,1 0 0,-1 0 0,0 0 0,1 1 0,0-1 0,-1 0 0,1 1 0,-1-1 0,1 1 0,0-1 0,-1 1 0,1 0 0,0 0 0,-1 0 0,1 0 0,0 0 0,-1 0 0,1 0 0,0 0 0,2 1 0,-2 1 0,-1-1 0,1 0 0,0 1 0,-1-1 0,0 1 0,1-1 0,-1 1 0,0-1 0,0 1 0,0 0 0,0 0 0,0 0 0,0 0 0,-1-1 0,1 1 0,0 3 0,2 9 0,-1 0 0,0 1 0,-1-1 0,-2 17 0,0-10 0,0-15 0,0-1 0,1 1 0,-1-1 0,1 0 0,1 1 0,-1-1 0,1 1 0,0-1 0,0 0 0,0 1 0,3 5 0,-4-11-23,1 0 0,-1 0-1,1 1 1,-1-1 0,0 0-1,1 0 1,-1 1 0,1-1-1,-1 0 1,1 0 0,-1 0 0,1 0-1,-1 0 1,1 0 0,-1 0-1,1 0 1,-1 0 0,1 0-1,-1 0 1,1 0 0,-1 0-1,1 0 1,-1-1 0,0 1 0,1 0-1,-1 0 1,1 0 0,-1-1-1,1 1 1,-1 0 0,0-1-1,1 1 1,-1 0 0,1-1-1,0 0-525,12-8-6277</inkml:trace>
   <inkml:trace contextRef="#ctx0" brushRef="#br0" timeOffset="3970.62">2483 231 24575,'0'3'0,"2"10"0,0 5 0,0 5 0,-1 3 0,4 3 0,3-1 0,1-4 0,0 0 0,-1-2 0,-2-2 0,-2-5-8191</inkml:trace>
@@ -4197,8 +9114,8 @@
     </inkml:brush>
   </inkml:definitions>
   <inkml:trace contextRef="#ctx0" brushRef="#br0">91 257 24575,'-1'12'0,"9"-14"0,12-17 0,-9 3 0,-1-1 0,-1 0 0,-1 0 0,9-24 0,-15 35 0,0 1 0,-1-1 0,1 0 0,-1 1 0,0-1 0,-1 0 0,1 0 0,-1 0 0,-1 0 0,1 0 0,-1 1 0,0-1 0,0 0 0,0 0 0,-1 1 0,0-1 0,0 1 0,-5-8 0,7 11 0,-1 1 0,-1-1 0,1 0 0,0 1 0,0 0 0,0-1 0,-1 1 0,1 0 0,-1-1 0,1 1 0,-1 0 0,0 0 0,1 0 0,-1 0 0,0 1 0,1-1 0,-1 0 0,0 1 0,0-1 0,0 1 0,-3-1 0,2 1 0,0 1 0,0-1 0,0 1 0,0 0 0,0 0 0,0 0 0,0 0 0,0 0 0,1 0 0,-1 1 0,1 0 0,-5 2 0,-1 3 0,1 0 0,0 0 0,0 0 0,0 1 0,1 0 0,0 0 0,-5 11 0,6-9 0,1 0 0,0 0 0,0 0 0,1 0 0,1 0 0,-1 0 0,2 1 0,0-1 0,0 1 0,0 0 0,2-1 0,-1 1 0,1-1 0,1 1 0,4 17 0,5 2 0,1 1 0,1-1 0,30 48 0,-27-51 0,-1 1 0,-1 0 0,19 59 0,-31-76-1365,0-2-5461</inkml:trace>
-  <inkml:trace contextRef="#ctx0" brushRef="#br0" timeOffset="288.97">214 419 24575,'-3'0'0,"-4"0"0,-6 1 0,-5 1 0,-2 3 0,-1 4 0,-1 1 0,0 2 0,3 0 0,3-2 0,4-2-8191</inkml:trace>
-  <inkml:trace contextRef="#ctx0" brushRef="#br0" timeOffset="1018.35">320 389 24575,'0'28'0,"-1"-14"0,0-1 0,2 0 0,-1 0 0,1 1 0,1-1 0,1 0 0,0 0 0,7 19 0,-10-31 0,1 0 0,-1 0 0,1 1 0,-1-1 0,1 0 0,-1 0 0,1 0 0,0 0 0,0 0 0,0-1 0,-1 1 0,1 0 0,0 0 0,0 0 0,0-1 0,0 1 0,0-1 0,0 1 0,1 0 0,-1-1 0,0 0 0,0 1 0,0-1 0,0 0 0,3 1 0,-2-2 0,-1 1 0,1-1 0,0 1 0,0-1 0,0 0 0,0 1 0,0-1 0,-1 0 0,1 0 0,0-1 0,-1 1 0,1 0 0,-1 0 0,2-2 0,4-5 0,0 0 0,-1 0 0,0-1 0,9-16 0,-10 14 0,-1 0 0,0 0 0,0 0 0,-1 0 0,-1-1 0,0 1 0,0-1 0,-1-23 0,-2 54 0,-2 29 0,2-45 0,1-1 0,0 0 0,1 1 0,-1-1 0,0 1 0,1-1 0,-1 0 0,1 1 0,0-1 0,0 0 0,0 1 0,0-1 0,0 0 0,1 0 0,1 3 0,-2-4 5,0-1-1,0 1 1,0-1 0,0 1-1,0-1 1,0 0-1,0 1 1,-1-1 0,1 0-1,0 0 1,0 0 0,0 0-1,0 1 1,0-1-1,0-1 1,0 1 0,0 0-1,0 0 1,0 0-1,0 0 1,0-1 0,0 1-1,0 0 1,0-1-1,1 0 1,20-15-1490,-14 7-5341</inkml:trace>
+  <inkml:trace contextRef="#ctx0" brushRef="#br0" timeOffset="288.96">214 419 24575,'-3'0'0,"-4"0"0,-6 1 0,-5 1 0,-2 3 0,-1 4 0,-1 1 0,0 2 0,3 0 0,3-2 0,4-2-8191</inkml:trace>
+  <inkml:trace contextRef="#ctx0" brushRef="#br0" timeOffset="1018.34">320 389 24575,'0'28'0,"-1"-14"0,0-1 0,2 0 0,-1 0 0,1 1 0,1-1 0,1 0 0,0 0 0,7 19 0,-10-31 0,1 0 0,-1 0 0,1 1 0,-1-1 0,1 0 0,-1 0 0,1 0 0,0 0 0,0 0 0,0-1 0,-1 1 0,1 0 0,0 0 0,0 0 0,0-1 0,0 1 0,0-1 0,0 1 0,1 0 0,-1-1 0,0 0 0,0 1 0,0-1 0,0 0 0,3 1 0,-2-2 0,-1 1 0,1-1 0,0 1 0,0-1 0,0 0 0,0 1 0,0-1 0,-1 0 0,1 0 0,0-1 0,-1 1 0,1 0 0,-1 0 0,2-2 0,4-5 0,0 0 0,-1 0 0,0-1 0,9-16 0,-10 14 0,-1 0 0,0 0 0,0 0 0,-1 0 0,-1-1 0,0 1 0,0-1 0,-1-23 0,-2 54 0,-2 29 0,2-45 0,1-1 0,0 0 0,1 1 0,-1-1 0,0 1 0,1-1 0,-1 0 0,1 1 0,0-1 0,0 0 0,0 1 0,0-1 0,0 0 0,1 0 0,1 3 0,-2-4 5,0-1-1,0 1 1,0-1 0,0 1-1,0-1 1,0 0-1,0 1 1,-1-1 0,1 0-1,0 0 1,0 0 0,0 0-1,0 1 1,0-1-1,0-1 1,0 1 0,0 0-1,0 0 1,0 0-1,0 0 1,0-1 0,0 1-1,0 0 1,0-1-1,1 0 1,20-15-1490,-14 7-5341</inkml:trace>
   <inkml:trace contextRef="#ctx0" brushRef="#br0" timeOffset="1371.86">531 148 24575,'0'2'0,"2"6"0,1 4 0,1 8 0,1 4 0,-1 4 0,1 2 0,-1-1 0,2 0 0,0-1 0,0-4 0,-2-4 0,-1-5 0,0-3 0,1-4-8191</inkml:trace>
   <inkml:trace contextRef="#ctx0" brushRef="#br0" timeOffset="1761.45">619 95 24575,'0'2'0,"0"4"0,0 4 0,0 2 0,0 6 0,1 4 0,3 5 0,0-1 0,1 1 0,0-2 0,0-4 0,-2-4 0,-1-4 0,-1-1 0,1-3 0,-1-2-8191</inkml:trace>
   <inkml:trace contextRef="#ctx0" brushRef="#br0" timeOffset="2694.95">813 208 24575,'-1'25'0,"0"-17"0,1-1 0,0 1 0,0 0 0,0-1 0,1 1 0,2 10 0,-3-18 0,0 0 0,0 1 0,1-1 0,-1 0 0,0 1 0,0-1 0,0 0 0,0 0 0,0 1 0,0-1 0,0 0 0,0 1 0,1-1 0,-1 0 0,0 0 0,0 1 0,0-1 0,1 0 0,-1 0 0,0 1 0,0-1 0,1 0 0,-1 0 0,0 0 0,0 1 0,1-1 0,-1 0 0,0 0 0,1 0 0,-1 0 0,0 0 0,0 0 0,1 0 0,-1 0 0,0 0 0,1 0 0,-1 0 0,0 0 0,1 0 0,9-11 0,1-21 0,-9 19 0,-1-1 0,-1-21 0,1-10 0,3 35 0,2 17 0,4 20 0,1 23 0,-1 0 0,-3 0 0,-2 1 0,-2-1 0,-8 95 0,5-140 12,-1 0 0,1-1 0,-1 1 0,-1-1 0,1 0 0,-1 1 0,1-1 0,-1 0 0,-3 5 0,4-8-69,0 1 0,0-1 0,-1 1 0,1-1-1,0 0 1,-1 0 0,1 0 0,-1 1 0,1-2 0,-1 1 0,1 0 0,-1 0-1,0 0 1,1-1 0,-1 1 0,0-1 0,0 1 0,0-1 0,1 0 0,-1 1 0,0-1-1,0 0 1,0 0 0,0-1 0,-2 1 0,-10-3-6769</inkml:trace>
